--- a/files/original_student_files/family_report.docx
+++ b/files/original_student_files/family_report.docx
@@ -4587,7 +4587,10 @@
   <w:rsids>
     <w:rsidRoot w:val="000566E7"/>
     <w:rsid w:val="000566E7"/>
+    <w:rsid w:val="00143731"/>
+    <w:rsid w:val="00342BC6"/>
     <w:rsid w:val="003A4458"/>
+    <w:rsid w:val="003C20CE"/>
     <w:rsid w:val="00F467F5"/>
   </w:rsids>
   <m:mathPr>

--- a/files/original_student_files/family_report.docx
+++ b/files/original_student_files/family_report.docx
@@ -189,9 +189,40 @@
           <w:p>
             <w:pPr>
               <w:rPr>
-                <w:rFonts w:ascii="Arial Narrow" w:eastAsia="Arial Narrow" w:hAnsi="Arial Narrow" w:cs="Arial Narrow"/>
-              </w:rPr>
-            </w:pPr>
+                <w:rFonts w:ascii="Arial" w:eastAsia="Arial Narrow" w:hAnsi="Arial" w:cs="Arial"/>
+                <w:sz w:val="20"/>
+                <w:szCs w:val="20"/>
+              </w:rPr>
+            </w:pPr>
+            <w:r>
+              <w:rPr>
+                <w:rFonts w:ascii="Arial" w:hAnsi="Arial" w:cs="Arial"/>
+                <w:color w:val="000000" w:themeColor="text1"/>
+                <w:sz w:val="20"/>
+                <w:szCs w:val="20"/>
+              </w:rPr>
+              <w:t>{{</w:t>
+            </w:r>
+            <w:proofErr w:type="spellStart"/>
+            <w:r>
+              <w:rPr>
+                <w:rFonts w:ascii="Arial" w:hAnsi="Arial" w:cs="Arial"/>
+                <w:color w:val="000000" w:themeColor="text1"/>
+                <w:sz w:val="20"/>
+                <w:szCs w:val="20"/>
+              </w:rPr>
+              <w:t>student_full_name</w:t>
+            </w:r>
+            <w:proofErr w:type="spellEnd"/>
+            <w:r>
+              <w:rPr>
+                <w:rFonts w:ascii="Arial" w:hAnsi="Arial" w:cs="Arial"/>
+                <w:color w:val="000000" w:themeColor="text1"/>
+                <w:sz w:val="20"/>
+                <w:szCs w:val="20"/>
+              </w:rPr>
+              <w:t>}}</w:t>
+            </w:r>
           </w:p>
         </w:tc>
         <w:tc>
@@ -210,6 +241,35 @@
                 <w:rFonts w:ascii="Arial Narrow" w:eastAsia="Arial Narrow" w:hAnsi="Arial Narrow" w:cs="Arial Narrow"/>
               </w:rPr>
             </w:pPr>
+            <w:r>
+              <w:rPr>
+                <w:rFonts w:ascii="Arial" w:hAnsi="Arial" w:cs="Arial"/>
+                <w:color w:val="000000" w:themeColor="text1"/>
+                <w:sz w:val="20"/>
+                <w:szCs w:val="20"/>
+              </w:rPr>
+              <w:t>{{</w:t>
+            </w:r>
+            <w:proofErr w:type="spellStart"/>
+            <w:r>
+              <w:rPr>
+                <w:rFonts w:ascii="Arial" w:hAnsi="Arial" w:cs="Arial"/>
+                <w:color w:val="000000" w:themeColor="text1"/>
+                <w:sz w:val="20"/>
+                <w:szCs w:val="20"/>
+              </w:rPr>
+              <w:t>student_identification_number</w:t>
+            </w:r>
+            <w:proofErr w:type="spellEnd"/>
+            <w:r>
+              <w:rPr>
+                <w:rFonts w:ascii="Arial" w:hAnsi="Arial" w:cs="Arial"/>
+                <w:color w:val="000000" w:themeColor="text1"/>
+                <w:sz w:val="20"/>
+                <w:szCs w:val="20"/>
+              </w:rPr>
+              <w:t>}}</w:t>
+            </w:r>
           </w:p>
         </w:tc>
       </w:tr>
@@ -298,6 +358,35 @@
                 <w:rFonts w:ascii="Arial Narrow" w:eastAsia="Arial Narrow" w:hAnsi="Arial Narrow" w:cs="Arial Narrow"/>
               </w:rPr>
             </w:pPr>
+            <w:r>
+              <w:rPr>
+                <w:rFonts w:ascii="Arial" w:hAnsi="Arial" w:cs="Arial"/>
+                <w:color w:val="000000" w:themeColor="text1"/>
+                <w:sz w:val="20"/>
+                <w:szCs w:val="20"/>
+              </w:rPr>
+              <w:t>{{</w:t>
+            </w:r>
+            <w:proofErr w:type="spellStart"/>
+            <w:r>
+              <w:rPr>
+                <w:rFonts w:ascii="Arial" w:hAnsi="Arial" w:cs="Arial"/>
+                <w:color w:val="000000" w:themeColor="text1"/>
+                <w:sz w:val="20"/>
+                <w:szCs w:val="20"/>
+              </w:rPr>
+              <w:t>student_social_name</w:t>
+            </w:r>
+            <w:proofErr w:type="spellEnd"/>
+            <w:r>
+              <w:rPr>
+                <w:rFonts w:ascii="Arial" w:hAnsi="Arial" w:cs="Arial"/>
+                <w:color w:val="000000" w:themeColor="text1"/>
+                <w:sz w:val="20"/>
+                <w:szCs w:val="20"/>
+              </w:rPr>
+              <w:t>}}</w:t>
+            </w:r>
           </w:p>
         </w:tc>
         <w:tc>
@@ -316,6 +405,15 @@
                 <w:rFonts w:ascii="Arial Narrow" w:eastAsia="Arial Narrow" w:hAnsi="Arial Narrow" w:cs="Arial Narrow"/>
               </w:rPr>
             </w:pPr>
+            <w:r>
+              <w:rPr>
+                <w:rFonts w:ascii="Arial" w:hAnsi="Arial" w:cs="Arial"/>
+                <w:color w:val="000000" w:themeColor="text1"/>
+                <w:sz w:val="20"/>
+                <w:szCs w:val="20"/>
+              </w:rPr>
+              <w:t>{{student_birth_date}}</w:t>
+            </w:r>
           </w:p>
         </w:tc>
       </w:tr>
@@ -1800,17 +1898,7 @@
                 <w:sz w:val="18"/>
                 <w:szCs w:val="18"/>
               </w:rPr>
-              <w:t xml:space="preserve"> Evaluación</w:t>
-            </w:r>
-            <w:r>
-              <w:rPr>
-                <w:rFonts w:ascii="Arial Narrow" w:eastAsia="Arial Narrow" w:hAnsi="Arial Narrow" w:cs="Arial Narrow"/>
-                <w:b/>
-                <w:bCs/>
-                <w:sz w:val="18"/>
-                <w:szCs w:val="18"/>
-              </w:rPr>
-              <w:t xml:space="preserve"> de Ingreso            </w:t>
+              <w:t xml:space="preserve"> Evaluación de Ingreso            </w:t>
             </w:r>
           </w:p>
         </w:tc>
@@ -2044,6 +2132,7 @@
                 <w:sz w:val="18"/>
                 <w:szCs w:val="18"/>
               </w:rPr>
+              <w:lastRenderedPageBreak/>
               <w:t xml:space="preserve"> FORTALEZAS Y NECESIDADES DE APOYO IDENTIFICADAS EN CADA ÁMBITO</w:t>
             </w:r>
           </w:p>
@@ -2076,7 +2165,6 @@
                 <w:sz w:val="18"/>
                 <w:szCs w:val="18"/>
               </w:rPr>
-              <w:lastRenderedPageBreak/>
               <w:t>ÁMBITO PEDAGÓGICO</w:t>
             </w:r>
           </w:p>
@@ -2343,6 +2431,7 @@
                 <w:sz w:val="18"/>
                 <w:szCs w:val="18"/>
               </w:rPr>
+              <w:lastRenderedPageBreak/>
               <w:t xml:space="preserve">DESCRIPCIÓN DE LOS APOYOS QUE EL/LA ESTUDIANTE REQUIERE RECIBIR EN EL HOGAR </w:t>
             </w:r>
             <w:r>

--- a/files/original_student_files/family_report.docx
+++ b/files/original_student_files/family_report.docx
@@ -412,7 +412,27 @@
                 <w:sz w:val="20"/>
                 <w:szCs w:val="20"/>
               </w:rPr>
-              <w:t>{{student_birth_date}}</w:t>
+              <w:t>{{</w:t>
+            </w:r>
+            <w:proofErr w:type="spellStart"/>
+            <w:r>
+              <w:rPr>
+                <w:rFonts w:ascii="Arial" w:hAnsi="Arial" w:cs="Arial"/>
+                <w:color w:val="000000" w:themeColor="text1"/>
+                <w:sz w:val="20"/>
+                <w:szCs w:val="20"/>
+              </w:rPr>
+              <w:t>student_birth_date</w:t>
+            </w:r>
+            <w:proofErr w:type="spellEnd"/>
+            <w:r>
+              <w:rPr>
+                <w:rFonts w:ascii="Arial" w:hAnsi="Arial" w:cs="Arial"/>
+                <w:color w:val="000000" w:themeColor="text1"/>
+                <w:sz w:val="20"/>
+                <w:szCs w:val="20"/>
+              </w:rPr>
+              <w:t>}}</w:t>
             </w:r>
           </w:p>
         </w:tc>
@@ -501,6 +521,35 @@
                 <w:rFonts w:ascii="Arial Narrow" w:eastAsia="Arial Narrow" w:hAnsi="Arial Narrow" w:cs="Arial Narrow"/>
               </w:rPr>
             </w:pPr>
+            <w:r>
+              <w:rPr>
+                <w:rFonts w:ascii="Arial" w:hAnsi="Arial" w:cs="Arial"/>
+                <w:color w:val="000000" w:themeColor="text1"/>
+                <w:sz w:val="20"/>
+                <w:szCs w:val="20"/>
+              </w:rPr>
+              <w:t>{{</w:t>
+            </w:r>
+            <w:proofErr w:type="spellStart"/>
+            <w:r>
+              <w:rPr>
+                <w:rFonts w:ascii="Arial" w:hAnsi="Arial" w:cs="Arial"/>
+                <w:color w:val="000000" w:themeColor="text1"/>
+                <w:sz w:val="20"/>
+                <w:szCs w:val="20"/>
+              </w:rPr>
+              <w:t>student_age</w:t>
+            </w:r>
+            <w:proofErr w:type="spellEnd"/>
+            <w:r>
+              <w:rPr>
+                <w:rFonts w:ascii="Arial" w:hAnsi="Arial" w:cs="Arial"/>
+                <w:color w:val="000000" w:themeColor="text1"/>
+                <w:sz w:val="20"/>
+                <w:szCs w:val="20"/>
+              </w:rPr>
+              <w:t>}}</w:t>
+            </w:r>
           </w:p>
         </w:tc>
         <w:tc>
@@ -519,6 +568,35 @@
                 <w:rFonts w:ascii="Arial Narrow" w:eastAsia="Arial Narrow" w:hAnsi="Arial Narrow" w:cs="Arial Narrow"/>
               </w:rPr>
             </w:pPr>
+            <w:r>
+              <w:rPr>
+                <w:rFonts w:ascii="Arial" w:hAnsi="Arial" w:cs="Arial"/>
+                <w:color w:val="000000" w:themeColor="text1"/>
+                <w:sz w:val="20"/>
+                <w:szCs w:val="20"/>
+              </w:rPr>
+              <w:t>{{</w:t>
+            </w:r>
+            <w:proofErr w:type="spellStart"/>
+            <w:r>
+              <w:rPr>
+                <w:rFonts w:ascii="Arial" w:hAnsi="Arial" w:cs="Arial"/>
+                <w:color w:val="000000" w:themeColor="text1"/>
+                <w:sz w:val="20"/>
+                <w:szCs w:val="20"/>
+              </w:rPr>
+              <w:t>student_course</w:t>
+            </w:r>
+            <w:proofErr w:type="spellEnd"/>
+            <w:r>
+              <w:rPr>
+                <w:rFonts w:ascii="Arial" w:hAnsi="Arial" w:cs="Arial"/>
+                <w:color w:val="000000" w:themeColor="text1"/>
+                <w:sz w:val="20"/>
+                <w:szCs w:val="20"/>
+              </w:rPr>
+              <w:t>}}</w:t>
+            </w:r>
           </w:p>
         </w:tc>
         <w:tc>
@@ -538,6 +616,35 @@
                 <w:rFonts w:ascii="Arial Narrow" w:eastAsia="Arial Narrow" w:hAnsi="Arial Narrow" w:cs="Arial Narrow"/>
               </w:rPr>
             </w:pPr>
+            <w:r>
+              <w:rPr>
+                <w:rFonts w:ascii="Arial" w:hAnsi="Arial" w:cs="Arial"/>
+                <w:color w:val="000000" w:themeColor="text1"/>
+                <w:sz w:val="20"/>
+                <w:szCs w:val="20"/>
+              </w:rPr>
+              <w:t>{{</w:t>
+            </w:r>
+            <w:proofErr w:type="spellStart"/>
+            <w:r>
+              <w:rPr>
+                <w:rFonts w:ascii="Arial" w:hAnsi="Arial" w:cs="Arial"/>
+                <w:color w:val="000000" w:themeColor="text1"/>
+                <w:sz w:val="20"/>
+                <w:szCs w:val="20"/>
+              </w:rPr>
+              <w:t>student_school</w:t>
+            </w:r>
+            <w:proofErr w:type="spellEnd"/>
+            <w:r>
+              <w:rPr>
+                <w:rFonts w:ascii="Arial" w:hAnsi="Arial" w:cs="Arial"/>
+                <w:color w:val="000000" w:themeColor="text1"/>
+                <w:sz w:val="20"/>
+                <w:szCs w:val="20"/>
+              </w:rPr>
+              <w:t>}}</w:t>
+            </w:r>
           </w:p>
         </w:tc>
       </w:tr>
@@ -739,6 +846,35 @@
                 <w:rFonts w:ascii="Arial Narrow" w:eastAsia="Arial Narrow" w:hAnsi="Arial Narrow" w:cs="Arial Narrow"/>
               </w:rPr>
             </w:pPr>
+            <w:r>
+              <w:rPr>
+                <w:rFonts w:ascii="Arial" w:hAnsi="Arial" w:cs="Arial"/>
+                <w:color w:val="000000" w:themeColor="text1"/>
+                <w:sz w:val="20"/>
+                <w:szCs w:val="20"/>
+              </w:rPr>
+              <w:t>{{</w:t>
+            </w:r>
+            <w:proofErr w:type="spellStart"/>
+            <w:r>
+              <w:rPr>
+                <w:rFonts w:ascii="Arial" w:hAnsi="Arial" w:cs="Arial"/>
+                <w:color w:val="000000" w:themeColor="text1"/>
+                <w:sz w:val="20"/>
+                <w:szCs w:val="20"/>
+              </w:rPr>
+              <w:t>professional_full_name</w:t>
+            </w:r>
+            <w:proofErr w:type="spellEnd"/>
+            <w:r>
+              <w:rPr>
+                <w:rFonts w:ascii="Arial" w:hAnsi="Arial" w:cs="Arial"/>
+                <w:color w:val="000000" w:themeColor="text1"/>
+                <w:sz w:val="20"/>
+                <w:szCs w:val="20"/>
+              </w:rPr>
+              <w:t>}}</w:t>
+            </w:r>
           </w:p>
         </w:tc>
         <w:tc>
@@ -758,6 +894,35 @@
                 <w:rFonts w:ascii="Arial Narrow" w:eastAsia="Arial Narrow" w:hAnsi="Arial Narrow" w:cs="Arial Narrow"/>
               </w:rPr>
             </w:pPr>
+            <w:r>
+              <w:rPr>
+                <w:rFonts w:ascii="Arial" w:hAnsi="Arial" w:cs="Arial"/>
+                <w:color w:val="000000" w:themeColor="text1"/>
+                <w:sz w:val="20"/>
+                <w:szCs w:val="20"/>
+              </w:rPr>
+              <w:t>{{</w:t>
+            </w:r>
+            <w:proofErr w:type="spellStart"/>
+            <w:r>
+              <w:rPr>
+                <w:rFonts w:ascii="Arial" w:hAnsi="Arial" w:cs="Arial"/>
+                <w:color w:val="000000" w:themeColor="text1"/>
+                <w:sz w:val="20"/>
+                <w:szCs w:val="20"/>
+              </w:rPr>
+              <w:t>professional_identification_number</w:t>
+            </w:r>
+            <w:proofErr w:type="spellEnd"/>
+            <w:r>
+              <w:rPr>
+                <w:rFonts w:ascii="Arial" w:hAnsi="Arial" w:cs="Arial"/>
+                <w:color w:val="000000" w:themeColor="text1"/>
+                <w:sz w:val="20"/>
+                <w:szCs w:val="20"/>
+              </w:rPr>
+              <w:t>}}</w:t>
+            </w:r>
           </w:p>
         </w:tc>
       </w:tr>
@@ -867,6 +1032,35 @@
                 <w:rFonts w:ascii="Arial Narrow" w:eastAsia="Arial Narrow" w:hAnsi="Arial Narrow" w:cs="Arial Narrow"/>
               </w:rPr>
             </w:pPr>
+            <w:r>
+              <w:rPr>
+                <w:rFonts w:ascii="Arial" w:hAnsi="Arial" w:cs="Arial"/>
+                <w:color w:val="000000" w:themeColor="text1"/>
+                <w:sz w:val="20"/>
+                <w:szCs w:val="20"/>
+              </w:rPr>
+              <w:t>{{</w:t>
+            </w:r>
+            <w:proofErr w:type="spellStart"/>
+            <w:r>
+              <w:rPr>
+                <w:rFonts w:ascii="Arial" w:hAnsi="Arial" w:cs="Arial"/>
+                <w:color w:val="000000" w:themeColor="text1"/>
+                <w:sz w:val="20"/>
+                <w:szCs w:val="20"/>
+              </w:rPr>
+              <w:t>professional_job_position</w:t>
+            </w:r>
+            <w:proofErr w:type="spellEnd"/>
+            <w:r>
+              <w:rPr>
+                <w:rFonts w:ascii="Arial" w:hAnsi="Arial" w:cs="Arial"/>
+                <w:color w:val="000000" w:themeColor="text1"/>
+                <w:sz w:val="20"/>
+                <w:szCs w:val="20"/>
+              </w:rPr>
+              <w:t>}}</w:t>
+            </w:r>
           </w:p>
         </w:tc>
       </w:tr>
@@ -956,6 +1150,35 @@
                 <w:rFonts w:ascii="Arial Narrow" w:eastAsia="Arial Narrow" w:hAnsi="Arial Narrow" w:cs="Arial Narrow"/>
               </w:rPr>
             </w:pPr>
+            <w:r>
+              <w:rPr>
+                <w:rFonts w:ascii="Arial" w:hAnsi="Arial" w:cs="Arial"/>
+                <w:color w:val="000000" w:themeColor="text1"/>
+                <w:sz w:val="20"/>
+                <w:szCs w:val="20"/>
+              </w:rPr>
+              <w:t>{{</w:t>
+            </w:r>
+            <w:proofErr w:type="spellStart"/>
+            <w:r>
+              <w:rPr>
+                <w:rFonts w:ascii="Arial" w:hAnsi="Arial" w:cs="Arial"/>
+                <w:color w:val="000000" w:themeColor="text1"/>
+                <w:sz w:val="20"/>
+                <w:szCs w:val="20"/>
+              </w:rPr>
+              <w:t>professional_phone</w:t>
+            </w:r>
+            <w:proofErr w:type="spellEnd"/>
+            <w:r>
+              <w:rPr>
+                <w:rFonts w:ascii="Arial" w:hAnsi="Arial" w:cs="Arial"/>
+                <w:color w:val="000000" w:themeColor="text1"/>
+                <w:sz w:val="20"/>
+                <w:szCs w:val="20"/>
+              </w:rPr>
+              <w:t>}}</w:t>
+            </w:r>
           </w:p>
         </w:tc>
         <w:tc>
@@ -976,6 +1199,35 @@
                 <w:rFonts w:ascii="Arial Narrow" w:eastAsia="Arial Narrow" w:hAnsi="Arial Narrow" w:cs="Arial Narrow"/>
               </w:rPr>
             </w:pPr>
+            <w:r>
+              <w:rPr>
+                <w:rFonts w:ascii="Arial" w:hAnsi="Arial" w:cs="Arial"/>
+                <w:color w:val="000000" w:themeColor="text1"/>
+                <w:sz w:val="20"/>
+                <w:szCs w:val="20"/>
+              </w:rPr>
+              <w:t>{{</w:t>
+            </w:r>
+            <w:proofErr w:type="spellStart"/>
+            <w:r>
+              <w:rPr>
+                <w:rFonts w:ascii="Arial" w:hAnsi="Arial" w:cs="Arial"/>
+                <w:color w:val="000000" w:themeColor="text1"/>
+                <w:sz w:val="20"/>
+                <w:szCs w:val="20"/>
+              </w:rPr>
+              <w:t>professional_email</w:t>
+            </w:r>
+            <w:proofErr w:type="spellEnd"/>
+            <w:r>
+              <w:rPr>
+                <w:rFonts w:ascii="Arial" w:hAnsi="Arial" w:cs="Arial"/>
+                <w:color w:val="000000" w:themeColor="text1"/>
+                <w:sz w:val="20"/>
+                <w:szCs w:val="20"/>
+              </w:rPr>
+              <w:t>}}</w:t>
+            </w:r>
           </w:p>
         </w:tc>
         <w:tc>
@@ -996,6 +1248,15 @@
                 <w:rFonts w:ascii="Arial Narrow" w:eastAsia="Arial Narrow" w:hAnsi="Arial Narrow" w:cs="Arial Narrow"/>
               </w:rPr>
             </w:pPr>
+            <w:r>
+              <w:rPr>
+                <w:rFonts w:ascii="Arial" w:hAnsi="Arial" w:cs="Arial"/>
+                <w:color w:val="000000" w:themeColor="text1"/>
+                <w:sz w:val="20"/>
+                <w:szCs w:val="20"/>
+              </w:rPr>
+              <w:t>{{professional_delivered_date_inform}}</w:t>
+            </w:r>
           </w:p>
         </w:tc>
       </w:tr>
@@ -1152,6 +1413,35 @@
                 <w:rFonts w:ascii="Arial Narrow" w:eastAsia="Arial Narrow" w:hAnsi="Arial Narrow" w:cs="Arial Narrow"/>
               </w:rPr>
             </w:pPr>
+            <w:r>
+              <w:rPr>
+                <w:rFonts w:ascii="Arial" w:hAnsi="Arial" w:cs="Arial"/>
+                <w:color w:val="000000" w:themeColor="text1"/>
+                <w:sz w:val="20"/>
+                <w:szCs w:val="20"/>
+              </w:rPr>
+              <w:t>{{</w:t>
+            </w:r>
+            <w:proofErr w:type="spellStart"/>
+            <w:r>
+              <w:rPr>
+                <w:rFonts w:ascii="Arial" w:hAnsi="Arial" w:cs="Arial"/>
+                <w:color w:val="000000" w:themeColor="text1"/>
+                <w:sz w:val="20"/>
+                <w:szCs w:val="20"/>
+              </w:rPr>
+              <w:t>person_full_name</w:t>
+            </w:r>
+            <w:proofErr w:type="spellEnd"/>
+            <w:r>
+              <w:rPr>
+                <w:rFonts w:ascii="Arial" w:hAnsi="Arial" w:cs="Arial"/>
+                <w:color w:val="000000" w:themeColor="text1"/>
+                <w:sz w:val="20"/>
+                <w:szCs w:val="20"/>
+              </w:rPr>
+              <w:t>}}</w:t>
+            </w:r>
           </w:p>
         </w:tc>
         <w:tc>
@@ -2132,7 +2422,6 @@
                 <w:sz w:val="18"/>
                 <w:szCs w:val="18"/>
               </w:rPr>
-              <w:lastRenderedPageBreak/>
               <w:t xml:space="preserve"> FORTALEZAS Y NECESIDADES DE APOYO IDENTIFICADAS EN CADA ÁMBITO</w:t>
             </w:r>
           </w:p>
@@ -2431,7 +2720,6 @@
                 <w:sz w:val="18"/>
                 <w:szCs w:val="18"/>
               </w:rPr>
-              <w:lastRenderedPageBreak/>
               <w:t xml:space="preserve">DESCRIPCIÓN DE LOS APOYOS QUE EL/LA ESTUDIANTE REQUIERE RECIBIR EN EL HOGAR </w:t>
             </w:r>
             <w:r>

--- a/files/original_student_files/family_report.docx
+++ b/files/original_student_files/family_report.docx
@@ -1255,7 +1255,27 @@
                 <w:sz w:val="20"/>
                 <w:szCs w:val="20"/>
               </w:rPr>
-              <w:t>{{professional_delivered_date_inform}}</w:t>
+              <w:t>{{</w:t>
+            </w:r>
+            <w:proofErr w:type="spellStart"/>
+            <w:r>
+              <w:rPr>
+                <w:rFonts w:ascii="Arial" w:hAnsi="Arial" w:cs="Arial"/>
+                <w:color w:val="000000" w:themeColor="text1"/>
+                <w:sz w:val="20"/>
+                <w:szCs w:val="20"/>
+              </w:rPr>
+              <w:t>professional_delivered_date_inform</w:t>
+            </w:r>
+            <w:proofErr w:type="spellEnd"/>
+            <w:r>
+              <w:rPr>
+                <w:rFonts w:ascii="Arial" w:hAnsi="Arial" w:cs="Arial"/>
+                <w:color w:val="000000" w:themeColor="text1"/>
+                <w:sz w:val="20"/>
+                <w:szCs w:val="20"/>
+              </w:rPr>
+              <w:t>}}</w:t>
             </w:r>
           </w:p>
         </w:tc>
@@ -1462,6 +1482,15 @@
                 <w:rFonts w:ascii="Arial Narrow" w:eastAsia="Arial Narrow" w:hAnsi="Arial Narrow" w:cs="Arial Narrow"/>
               </w:rPr>
             </w:pPr>
+            <w:r>
+              <w:rPr>
+                <w:rFonts w:ascii="Arial" w:hAnsi="Arial" w:cs="Arial"/>
+                <w:color w:val="000000" w:themeColor="text1"/>
+                <w:sz w:val="20"/>
+                <w:szCs w:val="20"/>
+              </w:rPr>
+              <w:t>{{person_identification_number}}</w:t>
+            </w:r>
           </w:p>
         </w:tc>
       </w:tr>

--- a/files/original_student_files/family_report.docx
+++ b/files/original_student_files/family_report.docx
@@ -175,103 +175,97 @@
           <w:trHeight w:val="60"/>
           <w:jc w:val="center"/>
         </w:trPr>
-        <w:tc>
-          <w:tcPr>
-            <w:tcW w:w="7253" w:type="dxa"/>
-            <w:gridSpan w:val="3"/>
-            <w:tcBorders>
-              <w:top w:val="single" w:sz="4" w:space="0" w:color="000000"/>
-              <w:left w:val="single" w:sz="4" w:space="0" w:color="000000"/>
-              <w:bottom w:val="nil"/>
-              <w:right w:val="single" w:sz="4" w:space="0" w:color="000000"/>
-            </w:tcBorders>
-          </w:tcPr>
-          <w:p>
-            <w:pPr>
-              <w:rPr>
-                <w:rFonts w:ascii="Arial" w:eastAsia="Arial Narrow" w:hAnsi="Arial" w:cs="Arial"/>
-                <w:sz w:val="20"/>
-                <w:szCs w:val="20"/>
-              </w:rPr>
-            </w:pPr>
-            <w:r>
-              <w:rPr>
-                <w:rFonts w:ascii="Arial" w:hAnsi="Arial" w:cs="Arial"/>
-                <w:color w:val="000000" w:themeColor="text1"/>
-                <w:sz w:val="20"/>
-                <w:szCs w:val="20"/>
-              </w:rPr>
-              <w:t>{{</w:t>
-            </w:r>
-            <w:proofErr w:type="spellStart"/>
-            <w:r>
-              <w:rPr>
-                <w:rFonts w:ascii="Arial" w:hAnsi="Arial" w:cs="Arial"/>
-                <w:color w:val="000000" w:themeColor="text1"/>
-                <w:sz w:val="20"/>
-                <w:szCs w:val="20"/>
-              </w:rPr>
-              <w:t>student_full_name</w:t>
-            </w:r>
-            <w:proofErr w:type="spellEnd"/>
-            <w:r>
-              <w:rPr>
-                <w:rFonts w:ascii="Arial" w:hAnsi="Arial" w:cs="Arial"/>
-                <w:color w:val="000000" w:themeColor="text1"/>
-                <w:sz w:val="20"/>
-                <w:szCs w:val="20"/>
-              </w:rPr>
-              <w:t>}}</w:t>
-            </w:r>
-          </w:p>
-        </w:tc>
-        <w:tc>
-          <w:tcPr>
-            <w:tcW w:w="2321" w:type="dxa"/>
-            <w:tcBorders>
-              <w:top w:val="single" w:sz="4" w:space="0" w:color="000000"/>
-              <w:left w:val="single" w:sz="4" w:space="0" w:color="000000"/>
-              <w:bottom w:val="nil"/>
-              <w:right w:val="single" w:sz="4" w:space="0" w:color="000000"/>
-            </w:tcBorders>
-          </w:tcPr>
-          <w:p>
-            <w:pPr>
-              <w:rPr>
-                <w:rFonts w:ascii="Arial Narrow" w:eastAsia="Arial Narrow" w:hAnsi="Arial Narrow" w:cs="Arial Narrow"/>
-              </w:rPr>
-            </w:pPr>
-            <w:r>
-              <w:rPr>
-                <w:rFonts w:ascii="Arial" w:hAnsi="Arial" w:cs="Arial"/>
-                <w:color w:val="000000" w:themeColor="text1"/>
-                <w:sz w:val="20"/>
-                <w:szCs w:val="20"/>
-              </w:rPr>
-              <w:t>{{</w:t>
-            </w:r>
-            <w:proofErr w:type="spellStart"/>
-            <w:r>
-              <w:rPr>
-                <w:rFonts w:ascii="Arial" w:hAnsi="Arial" w:cs="Arial"/>
-                <w:color w:val="000000" w:themeColor="text1"/>
-                <w:sz w:val="20"/>
-                <w:szCs w:val="20"/>
-              </w:rPr>
-              <w:t>student_identification_number</w:t>
-            </w:r>
-            <w:proofErr w:type="spellEnd"/>
-            <w:r>
-              <w:rPr>
-                <w:rFonts w:ascii="Arial" w:hAnsi="Arial" w:cs="Arial"/>
-                <w:color w:val="000000" w:themeColor="text1"/>
-                <w:sz w:val="20"/>
-                <w:szCs w:val="20"/>
-              </w:rPr>
-              <w:t>}}</w:t>
-            </w:r>
-          </w:p>
-        </w:tc>
+        <w:sdt>
+          <w:sdtPr>
+            <w:rPr>
+              <w:rFonts w:ascii="Arial" w:eastAsia="Arial Narrow" w:hAnsi="Arial" w:cs="Arial"/>
+              <w:sz w:val="20"/>
+              <w:szCs w:val="20"/>
+            </w:rPr>
+            <w:alias w:val="full_name"/>
+            <w:tag w:val="full_name"/>
+            <w:id w:val="1205132526"/>
+            <w:placeholder>
+              <w:docPart w:val="F50FD50E6AEC4F61913FAC624C93839F"/>
+            </w:placeholder>
+            <w:showingPlcHdr/>
+          </w:sdtPr>
+          <w:sdtContent>
+            <w:tc>
+              <w:tcPr>
+                <w:tcW w:w="7253" w:type="dxa"/>
+                <w:gridSpan w:val="3"/>
+                <w:tcBorders>
+                  <w:top w:val="single" w:sz="4" w:space="0" w:color="000000"/>
+                  <w:left w:val="single" w:sz="4" w:space="0" w:color="000000"/>
+                  <w:bottom w:val="nil"/>
+                  <w:right w:val="single" w:sz="4" w:space="0" w:color="000000"/>
+                </w:tcBorders>
+              </w:tcPr>
+              <w:p>
+                <w:pPr>
+                  <w:rPr>
+                    <w:rFonts w:ascii="Arial" w:eastAsia="Arial Narrow" w:hAnsi="Arial" w:cs="Arial"/>
+                    <w:sz w:val="20"/>
+                    <w:szCs w:val="20"/>
+                  </w:rPr>
+                </w:pPr>
+                <w:r>
+                  <w:rPr>
+                    <w:rStyle w:val="Textodelmarcadordeposicin"/>
+                    <w:rFonts w:ascii="Arial Narrow" w:hAnsi="Arial Narrow"/>
+                    <w:color w:val="auto"/>
+                  </w:rPr>
+                  <w:t>Haz clic o pulse aquí para escribir texto.</w:t>
+                </w:r>
+              </w:p>
+            </w:tc>
+          </w:sdtContent>
+        </w:sdt>
+        <w:sdt>
+          <w:sdtPr>
+            <w:rPr>
+              <w:rFonts w:ascii="Arial" w:eastAsia="Arial Narrow" w:hAnsi="Arial" w:cs="Arial"/>
+              <w:sz w:val="20"/>
+              <w:szCs w:val="20"/>
+            </w:rPr>
+            <w:alias w:val="identification_number"/>
+            <w:tag w:val="identification_number"/>
+            <w:id w:val="-546457846"/>
+            <w:placeholder>
+              <w:docPart w:val="FEFB846F6CBC4B7981422AF44B4FA0F2"/>
+            </w:placeholder>
+            <w:showingPlcHdr/>
+          </w:sdtPr>
+          <w:sdtContent>
+            <w:tc>
+              <w:tcPr>
+                <w:tcW w:w="2321" w:type="dxa"/>
+                <w:tcBorders>
+                  <w:top w:val="single" w:sz="4" w:space="0" w:color="000000"/>
+                  <w:left w:val="single" w:sz="4" w:space="0" w:color="000000"/>
+                  <w:bottom w:val="nil"/>
+                  <w:right w:val="single" w:sz="4" w:space="0" w:color="000000"/>
+                </w:tcBorders>
+              </w:tcPr>
+              <w:p>
+                <w:pPr>
+                  <w:rPr>
+                    <w:rFonts w:ascii="Arial Narrow" w:eastAsia="Arial Narrow" w:hAnsi="Arial Narrow" w:cs="Arial Narrow"/>
+                  </w:rPr>
+                </w:pPr>
+                <w:r>
+                  <w:rPr>
+                    <w:rStyle w:val="Textodelmarcadordeposicin"/>
+                    <w:rFonts w:ascii="Arial Narrow" w:hAnsi="Arial Narrow"/>
+                    <w:color w:val="auto"/>
+                  </w:rPr>
+                  <w:t>Haz clic o pulse aquí para escribir texto.</w:t>
+                </w:r>
+              </w:p>
+            </w:tc>
+          </w:sdtContent>
+        </w:sdt>
       </w:tr>
       <w:tr>
         <w:trPr>
@@ -341,101 +335,95 @@
           <w:trHeight w:val="332"/>
           <w:jc w:val="center"/>
         </w:trPr>
-        <w:tc>
-          <w:tcPr>
-            <w:tcW w:w="7253" w:type="dxa"/>
-            <w:gridSpan w:val="3"/>
-            <w:tcBorders>
-              <w:top w:val="single" w:sz="4" w:space="0" w:color="000000"/>
-              <w:left w:val="single" w:sz="4" w:space="0" w:color="000000"/>
-              <w:bottom w:val="nil"/>
-              <w:right w:val="single" w:sz="4" w:space="0" w:color="000000"/>
-            </w:tcBorders>
-          </w:tcPr>
-          <w:p>
-            <w:pPr>
-              <w:rPr>
-                <w:rFonts w:ascii="Arial Narrow" w:eastAsia="Arial Narrow" w:hAnsi="Arial Narrow" w:cs="Arial Narrow"/>
-              </w:rPr>
-            </w:pPr>
-            <w:r>
-              <w:rPr>
-                <w:rFonts w:ascii="Arial" w:hAnsi="Arial" w:cs="Arial"/>
-                <w:color w:val="000000" w:themeColor="text1"/>
-                <w:sz w:val="20"/>
-                <w:szCs w:val="20"/>
-              </w:rPr>
-              <w:t>{{</w:t>
-            </w:r>
-            <w:proofErr w:type="spellStart"/>
-            <w:r>
-              <w:rPr>
-                <w:rFonts w:ascii="Arial" w:hAnsi="Arial" w:cs="Arial"/>
-                <w:color w:val="000000" w:themeColor="text1"/>
-                <w:sz w:val="20"/>
-                <w:szCs w:val="20"/>
-              </w:rPr>
-              <w:t>student_social_name</w:t>
-            </w:r>
-            <w:proofErr w:type="spellEnd"/>
-            <w:r>
-              <w:rPr>
-                <w:rFonts w:ascii="Arial" w:hAnsi="Arial" w:cs="Arial"/>
-                <w:color w:val="000000" w:themeColor="text1"/>
-                <w:sz w:val="20"/>
-                <w:szCs w:val="20"/>
-              </w:rPr>
-              <w:t>}}</w:t>
-            </w:r>
-          </w:p>
-        </w:tc>
-        <w:tc>
-          <w:tcPr>
-            <w:tcW w:w="2321" w:type="dxa"/>
-            <w:tcBorders>
-              <w:top w:val="single" w:sz="4" w:space="0" w:color="000000"/>
-              <w:left w:val="single" w:sz="4" w:space="0" w:color="000000"/>
-              <w:bottom w:val="nil"/>
-              <w:right w:val="single" w:sz="4" w:space="0" w:color="000000"/>
-            </w:tcBorders>
-          </w:tcPr>
-          <w:p>
-            <w:pPr>
-              <w:rPr>
-                <w:rFonts w:ascii="Arial Narrow" w:eastAsia="Arial Narrow" w:hAnsi="Arial Narrow" w:cs="Arial Narrow"/>
-              </w:rPr>
-            </w:pPr>
-            <w:r>
-              <w:rPr>
-                <w:rFonts w:ascii="Arial" w:hAnsi="Arial" w:cs="Arial"/>
-                <w:color w:val="000000" w:themeColor="text1"/>
-                <w:sz w:val="20"/>
-                <w:szCs w:val="20"/>
-              </w:rPr>
-              <w:t>{{</w:t>
-            </w:r>
-            <w:proofErr w:type="spellStart"/>
-            <w:r>
-              <w:rPr>
-                <w:rFonts w:ascii="Arial" w:hAnsi="Arial" w:cs="Arial"/>
-                <w:color w:val="000000" w:themeColor="text1"/>
-                <w:sz w:val="20"/>
-                <w:szCs w:val="20"/>
-              </w:rPr>
-              <w:t>student_birth_date</w:t>
-            </w:r>
-            <w:proofErr w:type="spellEnd"/>
-            <w:r>
-              <w:rPr>
-                <w:rFonts w:ascii="Arial" w:hAnsi="Arial" w:cs="Arial"/>
-                <w:color w:val="000000" w:themeColor="text1"/>
-                <w:sz w:val="20"/>
-                <w:szCs w:val="20"/>
-              </w:rPr>
-              <w:t>}}</w:t>
-            </w:r>
-          </w:p>
-        </w:tc>
+        <w:sdt>
+          <w:sdtPr>
+            <w:rPr>
+              <w:rFonts w:ascii="Arial" w:eastAsia="Arial Narrow" w:hAnsi="Arial" w:cs="Arial"/>
+              <w:sz w:val="20"/>
+              <w:szCs w:val="20"/>
+            </w:rPr>
+            <w:alias w:val="social_name"/>
+            <w:tag w:val="social_name"/>
+            <w:id w:val="1421669455"/>
+            <w:placeholder>
+              <w:docPart w:val="F3D54CA46F314914947DF77E2E4831BE"/>
+            </w:placeholder>
+            <w:showingPlcHdr/>
+          </w:sdtPr>
+          <w:sdtContent>
+            <w:tc>
+              <w:tcPr>
+                <w:tcW w:w="7253" w:type="dxa"/>
+                <w:gridSpan w:val="3"/>
+                <w:tcBorders>
+                  <w:top w:val="single" w:sz="4" w:space="0" w:color="000000"/>
+                  <w:left w:val="single" w:sz="4" w:space="0" w:color="000000"/>
+                  <w:bottom w:val="nil"/>
+                  <w:right w:val="single" w:sz="4" w:space="0" w:color="000000"/>
+                </w:tcBorders>
+              </w:tcPr>
+              <w:p>
+                <w:pPr>
+                  <w:rPr>
+                    <w:rFonts w:ascii="Arial Narrow" w:eastAsia="Arial Narrow" w:hAnsi="Arial Narrow" w:cs="Arial Narrow"/>
+                  </w:rPr>
+                </w:pPr>
+                <w:r>
+                  <w:rPr>
+                    <w:rStyle w:val="Textodelmarcadordeposicin"/>
+                    <w:rFonts w:ascii="Arial Narrow" w:hAnsi="Arial Narrow"/>
+                    <w:color w:val="auto"/>
+                  </w:rPr>
+                  <w:t>Haz clic o pulse aquí para escribir texto.</w:t>
+                </w:r>
+              </w:p>
+            </w:tc>
+          </w:sdtContent>
+        </w:sdt>
+        <w:sdt>
+          <w:sdtPr>
+            <w:rPr>
+              <w:rFonts w:ascii="Arial" w:eastAsia="Arial Narrow" w:hAnsi="Arial" w:cs="Arial"/>
+              <w:sz w:val="20"/>
+              <w:szCs w:val="20"/>
+            </w:rPr>
+            <w:alias w:val="born_date"/>
+            <w:tag w:val="born_date"/>
+            <w:id w:val="-24260373"/>
+            <w:placeholder>
+              <w:docPart w:val="860CFA0E63C94C9EB0C97CF548AA4D2C"/>
+            </w:placeholder>
+            <w:showingPlcHdr/>
+          </w:sdtPr>
+          <w:sdtContent>
+            <w:tc>
+              <w:tcPr>
+                <w:tcW w:w="2321" w:type="dxa"/>
+                <w:tcBorders>
+                  <w:top w:val="single" w:sz="4" w:space="0" w:color="000000"/>
+                  <w:left w:val="single" w:sz="4" w:space="0" w:color="000000"/>
+                  <w:bottom w:val="nil"/>
+                  <w:right w:val="single" w:sz="4" w:space="0" w:color="000000"/>
+                </w:tcBorders>
+              </w:tcPr>
+              <w:p>
+                <w:pPr>
+                  <w:rPr>
+                    <w:rFonts w:ascii="Arial Narrow" w:eastAsia="Arial Narrow" w:hAnsi="Arial Narrow" w:cs="Arial Narrow"/>
+                  </w:rPr>
+                </w:pPr>
+                <w:r>
+                  <w:rPr>
+                    <w:rStyle w:val="Textodelmarcadordeposicin"/>
+                    <w:rFonts w:ascii="Arial Narrow" w:hAnsi="Arial Narrow"/>
+                    <w:color w:val="auto"/>
+                  </w:rPr>
+                  <w:t>Haz clic o pulse aquí para escribir texto.</w:t>
+                </w:r>
+              </w:p>
+            </w:tc>
+          </w:sdtContent>
+        </w:sdt>
       </w:tr>
       <w:tr>
         <w:trPr>
@@ -505,148 +493,139 @@
           <w:trHeight w:val="284"/>
           <w:jc w:val="center"/>
         </w:trPr>
-        <w:tc>
-          <w:tcPr>
-            <w:tcW w:w="1928" w:type="dxa"/>
-            <w:tcBorders>
-              <w:top w:val="single" w:sz="4" w:space="0" w:color="000000"/>
-              <w:left w:val="single" w:sz="4" w:space="0" w:color="000000"/>
-              <w:bottom w:val="nil"/>
-              <w:right w:val="single" w:sz="4" w:space="0" w:color="000000"/>
-            </w:tcBorders>
-          </w:tcPr>
-          <w:p>
-            <w:pPr>
-              <w:rPr>
-                <w:rFonts w:ascii="Arial Narrow" w:eastAsia="Arial Narrow" w:hAnsi="Arial Narrow" w:cs="Arial Narrow"/>
-              </w:rPr>
-            </w:pPr>
-            <w:r>
-              <w:rPr>
-                <w:rFonts w:ascii="Arial" w:hAnsi="Arial" w:cs="Arial"/>
-                <w:color w:val="000000" w:themeColor="text1"/>
-                <w:sz w:val="20"/>
-                <w:szCs w:val="20"/>
-              </w:rPr>
-              <w:t>{{</w:t>
-            </w:r>
-            <w:proofErr w:type="spellStart"/>
-            <w:r>
-              <w:rPr>
-                <w:rFonts w:ascii="Arial" w:hAnsi="Arial" w:cs="Arial"/>
-                <w:color w:val="000000" w:themeColor="text1"/>
-                <w:sz w:val="20"/>
-                <w:szCs w:val="20"/>
-              </w:rPr>
-              <w:t>student_age</w:t>
-            </w:r>
-            <w:proofErr w:type="spellEnd"/>
-            <w:r>
-              <w:rPr>
-                <w:rFonts w:ascii="Arial" w:hAnsi="Arial" w:cs="Arial"/>
-                <w:color w:val="000000" w:themeColor="text1"/>
-                <w:sz w:val="20"/>
-                <w:szCs w:val="20"/>
-              </w:rPr>
-              <w:t>}}</w:t>
-            </w:r>
-          </w:p>
-        </w:tc>
-        <w:tc>
-          <w:tcPr>
-            <w:tcW w:w="1984" w:type="dxa"/>
-            <w:tcBorders>
-              <w:top w:val="single" w:sz="4" w:space="0" w:color="000000"/>
-              <w:left w:val="single" w:sz="4" w:space="0" w:color="000000"/>
-              <w:bottom w:val="nil"/>
-              <w:right w:val="single" w:sz="4" w:space="0" w:color="000000"/>
-            </w:tcBorders>
-          </w:tcPr>
-          <w:p>
-            <w:pPr>
-              <w:rPr>
-                <w:rFonts w:ascii="Arial Narrow" w:eastAsia="Arial Narrow" w:hAnsi="Arial Narrow" w:cs="Arial Narrow"/>
-              </w:rPr>
-            </w:pPr>
-            <w:r>
-              <w:rPr>
-                <w:rFonts w:ascii="Arial" w:hAnsi="Arial" w:cs="Arial"/>
-                <w:color w:val="000000" w:themeColor="text1"/>
-                <w:sz w:val="20"/>
-                <w:szCs w:val="20"/>
-              </w:rPr>
-              <w:t>{{</w:t>
-            </w:r>
-            <w:proofErr w:type="spellStart"/>
-            <w:r>
-              <w:rPr>
-                <w:rFonts w:ascii="Arial" w:hAnsi="Arial" w:cs="Arial"/>
-                <w:color w:val="000000" w:themeColor="text1"/>
-                <w:sz w:val="20"/>
-                <w:szCs w:val="20"/>
-              </w:rPr>
-              <w:t>student_course</w:t>
-            </w:r>
-            <w:proofErr w:type="spellEnd"/>
-            <w:r>
-              <w:rPr>
-                <w:rFonts w:ascii="Arial" w:hAnsi="Arial" w:cs="Arial"/>
-                <w:color w:val="000000" w:themeColor="text1"/>
-                <w:sz w:val="20"/>
-                <w:szCs w:val="20"/>
-              </w:rPr>
-              <w:t>}}</w:t>
-            </w:r>
-          </w:p>
-        </w:tc>
-        <w:tc>
-          <w:tcPr>
-            <w:tcW w:w="5662" w:type="dxa"/>
-            <w:gridSpan w:val="2"/>
-            <w:tcBorders>
-              <w:top w:val="single" w:sz="4" w:space="0" w:color="000000"/>
-              <w:left w:val="single" w:sz="4" w:space="0" w:color="000000"/>
-              <w:bottom w:val="nil"/>
-              <w:right w:val="single" w:sz="4" w:space="0" w:color="000000"/>
-            </w:tcBorders>
-          </w:tcPr>
-          <w:p>
-            <w:pPr>
-              <w:rPr>
-                <w:rFonts w:ascii="Arial Narrow" w:eastAsia="Arial Narrow" w:hAnsi="Arial Narrow" w:cs="Arial Narrow"/>
-              </w:rPr>
-            </w:pPr>
-            <w:r>
-              <w:rPr>
-                <w:rFonts w:ascii="Arial" w:hAnsi="Arial" w:cs="Arial"/>
-                <w:color w:val="000000" w:themeColor="text1"/>
-                <w:sz w:val="20"/>
-                <w:szCs w:val="20"/>
-              </w:rPr>
-              <w:t>{{</w:t>
-            </w:r>
-            <w:proofErr w:type="spellStart"/>
-            <w:r>
-              <w:rPr>
-                <w:rFonts w:ascii="Arial" w:hAnsi="Arial" w:cs="Arial"/>
-                <w:color w:val="000000" w:themeColor="text1"/>
-                <w:sz w:val="20"/>
-                <w:szCs w:val="20"/>
-              </w:rPr>
-              <w:t>student_school</w:t>
-            </w:r>
-            <w:proofErr w:type="spellEnd"/>
-            <w:r>
-              <w:rPr>
-                <w:rFonts w:ascii="Arial" w:hAnsi="Arial" w:cs="Arial"/>
-                <w:color w:val="000000" w:themeColor="text1"/>
-                <w:sz w:val="20"/>
-                <w:szCs w:val="20"/>
-              </w:rPr>
-              <w:t>}}</w:t>
-            </w:r>
-          </w:p>
-        </w:tc>
+        <w:sdt>
+          <w:sdtPr>
+            <w:rPr>
+              <w:rFonts w:ascii="Arial" w:eastAsia="Arial Narrow" w:hAnsi="Arial" w:cs="Arial"/>
+              <w:sz w:val="20"/>
+              <w:szCs w:val="20"/>
+            </w:rPr>
+            <w:alias w:val="age"/>
+            <w:tag w:val="age"/>
+            <w:id w:val="1164360232"/>
+            <w:placeholder>
+              <w:docPart w:val="550BB82333784842A6DBEFC4339A7096"/>
+            </w:placeholder>
+            <w:showingPlcHdr/>
+          </w:sdtPr>
+          <w:sdtContent>
+            <w:tc>
+              <w:tcPr>
+                <w:tcW w:w="1928" w:type="dxa"/>
+                <w:tcBorders>
+                  <w:top w:val="single" w:sz="4" w:space="0" w:color="000000"/>
+                  <w:left w:val="single" w:sz="4" w:space="0" w:color="000000"/>
+                  <w:bottom w:val="nil"/>
+                  <w:right w:val="single" w:sz="4" w:space="0" w:color="000000"/>
+                </w:tcBorders>
+              </w:tcPr>
+              <w:p>
+                <w:pPr>
+                  <w:rPr>
+                    <w:rFonts w:ascii="Arial Narrow" w:eastAsia="Arial Narrow" w:hAnsi="Arial Narrow" w:cs="Arial Narrow"/>
+                  </w:rPr>
+                </w:pPr>
+                <w:r>
+                  <w:rPr>
+                    <w:rStyle w:val="Textodelmarcadordeposicin"/>
+                    <w:rFonts w:ascii="Arial Narrow" w:hAnsi="Arial Narrow"/>
+                    <w:color w:val="auto"/>
+                  </w:rPr>
+                  <w:t>Haz clic o pulse aquí para escribir texto.</w:t>
+                </w:r>
+              </w:p>
+            </w:tc>
+          </w:sdtContent>
+        </w:sdt>
+        <w:sdt>
+          <w:sdtPr>
+            <w:rPr>
+              <w:rFonts w:ascii="Arial" w:eastAsia="Arial Narrow" w:hAnsi="Arial" w:cs="Arial"/>
+              <w:sz w:val="20"/>
+              <w:szCs w:val="20"/>
+            </w:rPr>
+            <w:alias w:val="course"/>
+            <w:tag w:val="course"/>
+            <w:id w:val="488603741"/>
+            <w:placeholder>
+              <w:docPart w:val="18D015F4FC1F4045869187912DBCAA8B"/>
+            </w:placeholder>
+            <w:showingPlcHdr/>
+          </w:sdtPr>
+          <w:sdtContent>
+            <w:tc>
+              <w:tcPr>
+                <w:tcW w:w="1984" w:type="dxa"/>
+                <w:tcBorders>
+                  <w:top w:val="single" w:sz="4" w:space="0" w:color="000000"/>
+                  <w:left w:val="single" w:sz="4" w:space="0" w:color="000000"/>
+                  <w:bottom w:val="nil"/>
+                  <w:right w:val="single" w:sz="4" w:space="0" w:color="000000"/>
+                </w:tcBorders>
+              </w:tcPr>
+              <w:p>
+                <w:pPr>
+                  <w:rPr>
+                    <w:rFonts w:ascii="Arial Narrow" w:eastAsia="Arial Narrow" w:hAnsi="Arial Narrow" w:cs="Arial Narrow"/>
+                  </w:rPr>
+                </w:pPr>
+                <w:r>
+                  <w:rPr>
+                    <w:rStyle w:val="Textodelmarcadordeposicin"/>
+                    <w:rFonts w:ascii="Arial Narrow" w:hAnsi="Arial Narrow"/>
+                    <w:color w:val="auto"/>
+                  </w:rPr>
+                  <w:t>Haz clic o pulse aquí para escribir texto.</w:t>
+                </w:r>
+              </w:p>
+            </w:tc>
+          </w:sdtContent>
+        </w:sdt>
+        <w:sdt>
+          <w:sdtPr>
+            <w:rPr>
+              <w:rFonts w:ascii="Arial" w:eastAsia="Arial Narrow" w:hAnsi="Arial" w:cs="Arial"/>
+              <w:sz w:val="20"/>
+              <w:szCs w:val="20"/>
+            </w:rPr>
+            <w:alias w:val="school"/>
+            <w:tag w:val="school"/>
+            <w:id w:val="-1332367704"/>
+            <w:placeholder>
+              <w:docPart w:val="54308B3C27894818992238DBE68E9048"/>
+            </w:placeholder>
+            <w:showingPlcHdr/>
+          </w:sdtPr>
+          <w:sdtContent>
+            <w:tc>
+              <w:tcPr>
+                <w:tcW w:w="5662" w:type="dxa"/>
+                <w:gridSpan w:val="2"/>
+                <w:tcBorders>
+                  <w:top w:val="single" w:sz="4" w:space="0" w:color="000000"/>
+                  <w:left w:val="single" w:sz="4" w:space="0" w:color="000000"/>
+                  <w:bottom w:val="nil"/>
+                  <w:right w:val="single" w:sz="4" w:space="0" w:color="000000"/>
+                </w:tcBorders>
+              </w:tcPr>
+              <w:p>
+                <w:pPr>
+                  <w:rPr>
+                    <w:rFonts w:ascii="Arial Narrow" w:eastAsia="Arial Narrow" w:hAnsi="Arial Narrow" w:cs="Arial Narrow"/>
+                  </w:rPr>
+                </w:pPr>
+                <w:r>
+                  <w:rPr>
+                    <w:rStyle w:val="Textodelmarcadordeposicin"/>
+                    <w:rFonts w:ascii="Arial Narrow" w:hAnsi="Arial Narrow"/>
+                    <w:color w:val="auto"/>
+                  </w:rPr>
+                  <w:t>Haz clic o pulse aquí para escribir texto.</w:t>
+                </w:r>
+              </w:p>
+            </w:tc>
+          </w:sdtContent>
+        </w:sdt>
       </w:tr>
       <w:tr>
         <w:trPr>
@@ -846,35 +825,6 @@
                 <w:rFonts w:ascii="Arial Narrow" w:eastAsia="Arial Narrow" w:hAnsi="Arial Narrow" w:cs="Arial Narrow"/>
               </w:rPr>
             </w:pPr>
-            <w:r>
-              <w:rPr>
-                <w:rFonts w:ascii="Arial" w:hAnsi="Arial" w:cs="Arial"/>
-                <w:color w:val="000000" w:themeColor="text1"/>
-                <w:sz w:val="20"/>
-                <w:szCs w:val="20"/>
-              </w:rPr>
-              <w:t>{{</w:t>
-            </w:r>
-            <w:proofErr w:type="spellStart"/>
-            <w:r>
-              <w:rPr>
-                <w:rFonts w:ascii="Arial" w:hAnsi="Arial" w:cs="Arial"/>
-                <w:color w:val="000000" w:themeColor="text1"/>
-                <w:sz w:val="20"/>
-                <w:szCs w:val="20"/>
-              </w:rPr>
-              <w:t>professional_full_name</w:t>
-            </w:r>
-            <w:proofErr w:type="spellEnd"/>
-            <w:r>
-              <w:rPr>
-                <w:rFonts w:ascii="Arial" w:hAnsi="Arial" w:cs="Arial"/>
-                <w:color w:val="000000" w:themeColor="text1"/>
-                <w:sz w:val="20"/>
-                <w:szCs w:val="20"/>
-              </w:rPr>
-              <w:t>}}</w:t>
-            </w:r>
           </w:p>
         </w:tc>
         <w:tc>
@@ -894,35 +844,6 @@
                 <w:rFonts w:ascii="Arial Narrow" w:eastAsia="Arial Narrow" w:hAnsi="Arial Narrow" w:cs="Arial Narrow"/>
               </w:rPr>
             </w:pPr>
-            <w:r>
-              <w:rPr>
-                <w:rFonts w:ascii="Arial" w:hAnsi="Arial" w:cs="Arial"/>
-                <w:color w:val="000000" w:themeColor="text1"/>
-                <w:sz w:val="20"/>
-                <w:szCs w:val="20"/>
-              </w:rPr>
-              <w:t>{{</w:t>
-            </w:r>
-            <w:proofErr w:type="spellStart"/>
-            <w:r>
-              <w:rPr>
-                <w:rFonts w:ascii="Arial" w:hAnsi="Arial" w:cs="Arial"/>
-                <w:color w:val="000000" w:themeColor="text1"/>
-                <w:sz w:val="20"/>
-                <w:szCs w:val="20"/>
-              </w:rPr>
-              <w:t>professional_identification_number</w:t>
-            </w:r>
-            <w:proofErr w:type="spellEnd"/>
-            <w:r>
-              <w:rPr>
-                <w:rFonts w:ascii="Arial" w:hAnsi="Arial" w:cs="Arial"/>
-                <w:color w:val="000000" w:themeColor="text1"/>
-                <w:sz w:val="20"/>
-                <w:szCs w:val="20"/>
-              </w:rPr>
-              <w:t>}}</w:t>
-            </w:r>
           </w:p>
         </w:tc>
       </w:tr>
@@ -1032,35 +953,6 @@
                 <w:rFonts w:ascii="Arial Narrow" w:eastAsia="Arial Narrow" w:hAnsi="Arial Narrow" w:cs="Arial Narrow"/>
               </w:rPr>
             </w:pPr>
-            <w:r>
-              <w:rPr>
-                <w:rFonts w:ascii="Arial" w:hAnsi="Arial" w:cs="Arial"/>
-                <w:color w:val="000000" w:themeColor="text1"/>
-                <w:sz w:val="20"/>
-                <w:szCs w:val="20"/>
-              </w:rPr>
-              <w:t>{{</w:t>
-            </w:r>
-            <w:proofErr w:type="spellStart"/>
-            <w:r>
-              <w:rPr>
-                <w:rFonts w:ascii="Arial" w:hAnsi="Arial" w:cs="Arial"/>
-                <w:color w:val="000000" w:themeColor="text1"/>
-                <w:sz w:val="20"/>
-                <w:szCs w:val="20"/>
-              </w:rPr>
-              <w:t>professional_job_position</w:t>
-            </w:r>
-            <w:proofErr w:type="spellEnd"/>
-            <w:r>
-              <w:rPr>
-                <w:rFonts w:ascii="Arial" w:hAnsi="Arial" w:cs="Arial"/>
-                <w:color w:val="000000" w:themeColor="text1"/>
-                <w:sz w:val="20"/>
-                <w:szCs w:val="20"/>
-              </w:rPr>
-              <w:t>}}</w:t>
-            </w:r>
           </w:p>
         </w:tc>
       </w:tr>
@@ -1150,35 +1042,6 @@
                 <w:rFonts w:ascii="Arial Narrow" w:eastAsia="Arial Narrow" w:hAnsi="Arial Narrow" w:cs="Arial Narrow"/>
               </w:rPr>
             </w:pPr>
-            <w:r>
-              <w:rPr>
-                <w:rFonts w:ascii="Arial" w:hAnsi="Arial" w:cs="Arial"/>
-                <w:color w:val="000000" w:themeColor="text1"/>
-                <w:sz w:val="20"/>
-                <w:szCs w:val="20"/>
-              </w:rPr>
-              <w:t>{{</w:t>
-            </w:r>
-            <w:proofErr w:type="spellStart"/>
-            <w:r>
-              <w:rPr>
-                <w:rFonts w:ascii="Arial" w:hAnsi="Arial" w:cs="Arial"/>
-                <w:color w:val="000000" w:themeColor="text1"/>
-                <w:sz w:val="20"/>
-                <w:szCs w:val="20"/>
-              </w:rPr>
-              <w:t>professional_phone</w:t>
-            </w:r>
-            <w:proofErr w:type="spellEnd"/>
-            <w:r>
-              <w:rPr>
-                <w:rFonts w:ascii="Arial" w:hAnsi="Arial" w:cs="Arial"/>
-                <w:color w:val="000000" w:themeColor="text1"/>
-                <w:sz w:val="20"/>
-                <w:szCs w:val="20"/>
-              </w:rPr>
-              <w:t>}}</w:t>
-            </w:r>
           </w:p>
         </w:tc>
         <w:tc>
@@ -1199,35 +1062,6 @@
                 <w:rFonts w:ascii="Arial Narrow" w:eastAsia="Arial Narrow" w:hAnsi="Arial Narrow" w:cs="Arial Narrow"/>
               </w:rPr>
             </w:pPr>
-            <w:r>
-              <w:rPr>
-                <w:rFonts w:ascii="Arial" w:hAnsi="Arial" w:cs="Arial"/>
-                <w:color w:val="000000" w:themeColor="text1"/>
-                <w:sz w:val="20"/>
-                <w:szCs w:val="20"/>
-              </w:rPr>
-              <w:t>{{</w:t>
-            </w:r>
-            <w:proofErr w:type="spellStart"/>
-            <w:r>
-              <w:rPr>
-                <w:rFonts w:ascii="Arial" w:hAnsi="Arial" w:cs="Arial"/>
-                <w:color w:val="000000" w:themeColor="text1"/>
-                <w:sz w:val="20"/>
-                <w:szCs w:val="20"/>
-              </w:rPr>
-              <w:t>professional_email</w:t>
-            </w:r>
-            <w:proofErr w:type="spellEnd"/>
-            <w:r>
-              <w:rPr>
-                <w:rFonts w:ascii="Arial" w:hAnsi="Arial" w:cs="Arial"/>
-                <w:color w:val="000000" w:themeColor="text1"/>
-                <w:sz w:val="20"/>
-                <w:szCs w:val="20"/>
-              </w:rPr>
-              <w:t>}}</w:t>
-            </w:r>
           </w:p>
         </w:tc>
         <w:tc>
@@ -1248,35 +1082,6 @@
                 <w:rFonts w:ascii="Arial Narrow" w:eastAsia="Arial Narrow" w:hAnsi="Arial Narrow" w:cs="Arial Narrow"/>
               </w:rPr>
             </w:pPr>
-            <w:r>
-              <w:rPr>
-                <w:rFonts w:ascii="Arial" w:hAnsi="Arial" w:cs="Arial"/>
-                <w:color w:val="000000" w:themeColor="text1"/>
-                <w:sz w:val="20"/>
-                <w:szCs w:val="20"/>
-              </w:rPr>
-              <w:t>{{</w:t>
-            </w:r>
-            <w:proofErr w:type="spellStart"/>
-            <w:r>
-              <w:rPr>
-                <w:rFonts w:ascii="Arial" w:hAnsi="Arial" w:cs="Arial"/>
-                <w:color w:val="000000" w:themeColor="text1"/>
-                <w:sz w:val="20"/>
-                <w:szCs w:val="20"/>
-              </w:rPr>
-              <w:t>professional_delivered_date_inform</w:t>
-            </w:r>
-            <w:proofErr w:type="spellEnd"/>
-            <w:r>
-              <w:rPr>
-                <w:rFonts w:ascii="Arial" w:hAnsi="Arial" w:cs="Arial"/>
-                <w:color w:val="000000" w:themeColor="text1"/>
-                <w:sz w:val="20"/>
-                <w:szCs w:val="20"/>
-              </w:rPr>
-              <w:t>}}</w:t>
-            </w:r>
           </w:p>
         </w:tc>
       </w:tr>
@@ -1433,35 +1238,6 @@
                 <w:rFonts w:ascii="Arial Narrow" w:eastAsia="Arial Narrow" w:hAnsi="Arial Narrow" w:cs="Arial Narrow"/>
               </w:rPr>
             </w:pPr>
-            <w:r>
-              <w:rPr>
-                <w:rFonts w:ascii="Arial" w:hAnsi="Arial" w:cs="Arial"/>
-                <w:color w:val="000000" w:themeColor="text1"/>
-                <w:sz w:val="20"/>
-                <w:szCs w:val="20"/>
-              </w:rPr>
-              <w:t>{{</w:t>
-            </w:r>
-            <w:proofErr w:type="spellStart"/>
-            <w:r>
-              <w:rPr>
-                <w:rFonts w:ascii="Arial" w:hAnsi="Arial" w:cs="Arial"/>
-                <w:color w:val="000000" w:themeColor="text1"/>
-                <w:sz w:val="20"/>
-                <w:szCs w:val="20"/>
-              </w:rPr>
-              <w:t>person_full_name</w:t>
-            </w:r>
-            <w:proofErr w:type="spellEnd"/>
-            <w:r>
-              <w:rPr>
-                <w:rFonts w:ascii="Arial" w:hAnsi="Arial" w:cs="Arial"/>
-                <w:color w:val="000000" w:themeColor="text1"/>
-                <w:sz w:val="20"/>
-                <w:szCs w:val="20"/>
-              </w:rPr>
-              <w:t>}}</w:t>
-            </w:r>
           </w:p>
         </w:tc>
         <w:tc>
@@ -1482,15 +1258,6 @@
                 <w:rFonts w:ascii="Arial Narrow" w:eastAsia="Arial Narrow" w:hAnsi="Arial Narrow" w:cs="Arial Narrow"/>
               </w:rPr>
             </w:pPr>
-            <w:r>
-              <w:rPr>
-                <w:rFonts w:ascii="Arial" w:hAnsi="Arial" w:cs="Arial"/>
-                <w:color w:val="000000" w:themeColor="text1"/>
-                <w:sz w:val="20"/>
-                <w:szCs w:val="20"/>
-              </w:rPr>
-              <w:t>{{person_identification_number}}</w:t>
-            </w:r>
           </w:p>
         </w:tc>
       </w:tr>
@@ -2346,21 +2113,47 @@
           <w:trHeight w:val="2865"/>
           <w:jc w:val="center"/>
         </w:trPr>
-        <w:tc>
-          <w:tcPr>
-            <w:tcW w:w="9690" w:type="dxa"/>
-            <w:gridSpan w:val="10"/>
-          </w:tcPr>
-          <w:p>
-            <w:pPr>
-              <w:spacing w:line="276" w:lineRule="auto"/>
-              <w:jc w:val="both"/>
-              <w:rPr>
-                <w:rFonts w:ascii="Arial Narrow" w:eastAsia="Arial Narrow" w:hAnsi="Arial Narrow" w:cs="Arial Narrow"/>
-              </w:rPr>
-            </w:pPr>
-          </w:p>
-        </w:tc>
+        <w:sdt>
+          <w:sdtPr>
+            <w:rPr>
+              <w:rFonts w:ascii="Arial" w:eastAsia="Arial Narrow" w:hAnsi="Arial" w:cs="Arial"/>
+              <w:sz w:val="20"/>
+              <w:szCs w:val="20"/>
+            </w:rPr>
+            <w:alias w:val="applied_instruments"/>
+            <w:tag w:val="applied_instruments"/>
+            <w:id w:val="-549686735"/>
+            <w:placeholder>
+              <w:docPart w:val="6E7A44EE595B4789911B4D5B0CB32A5A"/>
+            </w:placeholder>
+            <w:showingPlcHdr/>
+          </w:sdtPr>
+          <w:sdtContent>
+            <w:tc>
+              <w:tcPr>
+                <w:tcW w:w="9690" w:type="dxa"/>
+                <w:gridSpan w:val="10"/>
+              </w:tcPr>
+              <w:p>
+                <w:pPr>
+                  <w:spacing w:line="276" w:lineRule="auto"/>
+                  <w:jc w:val="both"/>
+                  <w:rPr>
+                    <w:rFonts w:ascii="Arial Narrow" w:eastAsia="Arial Narrow" w:hAnsi="Arial Narrow" w:cs="Arial Narrow"/>
+                  </w:rPr>
+                </w:pPr>
+                <w:r>
+                  <w:rPr>
+                    <w:rStyle w:val="Textodelmarcadordeposicin"/>
+                    <w:rFonts w:ascii="Arial Narrow" w:hAnsi="Arial Narrow"/>
+                    <w:color w:val="auto"/>
+                  </w:rPr>
+                  <w:t>Haz clic o pulse aquí para escribir texto.</w:t>
+                </w:r>
+              </w:p>
+            </w:tc>
+          </w:sdtContent>
+        </w:sdt>
       </w:tr>
       <w:tr>
         <w:trPr>
@@ -2407,21 +2200,47 @@
           <w:trHeight w:val="2250"/>
           <w:jc w:val="center"/>
         </w:trPr>
-        <w:tc>
-          <w:tcPr>
-            <w:tcW w:w="9690" w:type="dxa"/>
-            <w:gridSpan w:val="10"/>
-          </w:tcPr>
-          <w:p>
-            <w:pPr>
-              <w:spacing w:line="276" w:lineRule="auto"/>
-              <w:jc w:val="both"/>
-              <w:rPr>
-                <w:rFonts w:ascii="Arial Narrow" w:eastAsia="Arial Narrow" w:hAnsi="Arial Narrow" w:cs="Arial Narrow"/>
-              </w:rPr>
-            </w:pPr>
-          </w:p>
-        </w:tc>
+        <w:sdt>
+          <w:sdtPr>
+            <w:rPr>
+              <w:rFonts w:ascii="Arial" w:eastAsia="Arial Narrow" w:hAnsi="Arial" w:cs="Arial"/>
+              <w:sz w:val="20"/>
+              <w:szCs w:val="20"/>
+            </w:rPr>
+            <w:alias w:val="diagnostic"/>
+            <w:tag w:val="diagnostic"/>
+            <w:id w:val="-259450973"/>
+            <w:placeholder>
+              <w:docPart w:val="76730A803DC443EB9956D73085023356"/>
+            </w:placeholder>
+            <w:showingPlcHdr/>
+          </w:sdtPr>
+          <w:sdtContent>
+            <w:tc>
+              <w:tcPr>
+                <w:tcW w:w="9690" w:type="dxa"/>
+                <w:gridSpan w:val="10"/>
+              </w:tcPr>
+              <w:p>
+                <w:pPr>
+                  <w:spacing w:line="276" w:lineRule="auto"/>
+                  <w:jc w:val="both"/>
+                  <w:rPr>
+                    <w:rFonts w:ascii="Arial Narrow" w:eastAsia="Arial Narrow" w:hAnsi="Arial Narrow" w:cs="Arial Narrow"/>
+                  </w:rPr>
+                </w:pPr>
+                <w:r>
+                  <w:rPr>
+                    <w:rStyle w:val="Textodelmarcadordeposicin"/>
+                    <w:rFonts w:ascii="Arial Narrow" w:hAnsi="Arial Narrow"/>
+                    <w:color w:val="auto"/>
+                  </w:rPr>
+                  <w:t>Haz clic o pulse aquí para escribir texto.</w:t>
+                </w:r>
+              </w:p>
+            </w:tc>
+          </w:sdtContent>
+        </w:sdt>
       </w:tr>
       <w:tr>
         <w:trPr>
@@ -2516,14 +2335,40 @@
               <w:t>Fortalezas – Logros – Talentos – Habilidades destacadas</w:t>
             </w:r>
           </w:p>
-          <w:p>
-            <w:pPr>
-              <w:jc w:val="both"/>
-              <w:rPr>
-                <w:rFonts w:ascii="Arial Narrow" w:eastAsia="Arial Narrow" w:hAnsi="Arial Narrow" w:cs="Arial Narrow"/>
-              </w:rPr>
-            </w:pPr>
-          </w:p>
+          <w:sdt>
+            <w:sdtPr>
+              <w:rPr>
+                <w:rFonts w:ascii="Arial" w:eastAsia="Arial Narrow" w:hAnsi="Arial" w:cs="Arial"/>
+                <w:sz w:val="20"/>
+                <w:szCs w:val="20"/>
+              </w:rPr>
+              <w:alias w:val="pedagogical_field_1"/>
+              <w:tag w:val="pedagogical_field_1"/>
+              <w:id w:val="-1577819839"/>
+              <w:placeholder>
+                <w:docPart w:val="C5AA23FB63434028852998767EFD17E6"/>
+              </w:placeholder>
+              <w:showingPlcHdr/>
+            </w:sdtPr>
+            <w:sdtContent>
+              <w:p>
+                <w:pPr>
+                  <w:jc w:val="both"/>
+                  <w:rPr>
+                    <w:rFonts w:ascii="Arial Narrow" w:eastAsia="Arial Narrow" w:hAnsi="Arial Narrow" w:cs="Arial Narrow"/>
+                  </w:rPr>
+                </w:pPr>
+                <w:r>
+                  <w:rPr>
+                    <w:rStyle w:val="Textodelmarcadordeposicin"/>
+                    <w:rFonts w:ascii="Arial Narrow" w:hAnsi="Arial Narrow"/>
+                    <w:color w:val="auto"/>
+                  </w:rPr>
+                  <w:t>Haz clic o pulse aquí para escribir texto.</w:t>
+                </w:r>
+              </w:p>
+            </w:sdtContent>
+          </w:sdt>
         </w:tc>
         <w:tc>
           <w:tcPr>
@@ -2548,6 +2393,42 @@
               <w:t>Necesidades de Apoyo</w:t>
             </w:r>
           </w:p>
+          <w:sdt>
+            <w:sdtPr>
+              <w:rPr>
+                <w:rFonts w:ascii="Arial" w:eastAsia="Arial Narrow" w:hAnsi="Arial" w:cs="Arial"/>
+                <w:sz w:val="20"/>
+                <w:szCs w:val="20"/>
+              </w:rPr>
+              <w:alias w:val="pedagogical_field_2"/>
+              <w:tag w:val="pedagogical_field_2"/>
+              <w:id w:val="1892302258"/>
+              <w:placeholder>
+                <w:docPart w:val="556B7504BF094480876F2D0AC1DF4DCC"/>
+              </w:placeholder>
+              <w:showingPlcHdr/>
+            </w:sdtPr>
+            <w:sdtContent>
+              <w:p>
+                <w:pPr>
+                  <w:jc w:val="both"/>
+                  <w:rPr>
+                    <w:rFonts w:ascii="Arial" w:eastAsia="Arial Narrow" w:hAnsi="Arial" w:cs="Arial"/>
+                    <w:sz w:val="20"/>
+                    <w:szCs w:val="20"/>
+                  </w:rPr>
+                </w:pPr>
+                <w:r>
+                  <w:rPr>
+                    <w:rStyle w:val="Textodelmarcadordeposicin"/>
+                    <w:rFonts w:ascii="Arial Narrow" w:hAnsi="Arial Narrow"/>
+                    <w:color w:val="auto"/>
+                  </w:rPr>
+                  <w:t>Haz clic o pulse aquí para escribir texto.</w:t>
+                </w:r>
+              </w:p>
+            </w:sdtContent>
+          </w:sdt>
           <w:p>
             <w:pPr>
               <w:jc w:val="both"/>
@@ -2618,6 +2499,42 @@
               <w:t>Fortalezas – Logros – Talentos – Habilidades destacadas</w:t>
             </w:r>
           </w:p>
+          <w:sdt>
+            <w:sdtPr>
+              <w:rPr>
+                <w:rFonts w:ascii="Arial" w:eastAsia="Arial Narrow" w:hAnsi="Arial" w:cs="Arial"/>
+                <w:sz w:val="20"/>
+                <w:szCs w:val="20"/>
+              </w:rPr>
+              <w:alias w:val="social_field_1"/>
+              <w:tag w:val="social_field_1"/>
+              <w:id w:val="1139073158"/>
+              <w:placeholder>
+                <w:docPart w:val="5F56DAD9B7804731AADE1F21A1BDB92C"/>
+              </w:placeholder>
+              <w:showingPlcHdr/>
+            </w:sdtPr>
+            <w:sdtContent>
+              <w:p>
+                <w:pPr>
+                  <w:jc w:val="both"/>
+                  <w:rPr>
+                    <w:rFonts w:ascii="Arial" w:eastAsia="Arial Narrow" w:hAnsi="Arial" w:cs="Arial"/>
+                    <w:sz w:val="20"/>
+                    <w:szCs w:val="20"/>
+                  </w:rPr>
+                </w:pPr>
+                <w:r>
+                  <w:rPr>
+                    <w:rStyle w:val="Textodelmarcadordeposicin"/>
+                    <w:rFonts w:ascii="Arial Narrow" w:hAnsi="Arial Narrow"/>
+                    <w:color w:val="auto"/>
+                  </w:rPr>
+                  <w:t>Haz clic o pulse aquí para escribir texto.</w:t>
+                </w:r>
+              </w:p>
+            </w:sdtContent>
+          </w:sdt>
           <w:p>
             <w:pPr>
               <w:jc w:val="both"/>
@@ -2650,6 +2567,42 @@
               <w:t>Necesidades de Apoyo</w:t>
             </w:r>
           </w:p>
+          <w:sdt>
+            <w:sdtPr>
+              <w:rPr>
+                <w:rFonts w:ascii="Arial" w:eastAsia="Arial Narrow" w:hAnsi="Arial" w:cs="Arial"/>
+                <w:sz w:val="20"/>
+                <w:szCs w:val="20"/>
+              </w:rPr>
+              <w:alias w:val="social_field_2"/>
+              <w:tag w:val="social_field_2"/>
+              <w:id w:val="-709889292"/>
+              <w:placeholder>
+                <w:docPart w:val="7AFCD5927E5040D6A3DE8AF6BDC81B0E"/>
+              </w:placeholder>
+              <w:showingPlcHdr/>
+            </w:sdtPr>
+            <w:sdtContent>
+              <w:p>
+                <w:pPr>
+                  <w:jc w:val="both"/>
+                  <w:rPr>
+                    <w:rFonts w:ascii="Arial" w:eastAsia="Arial Narrow" w:hAnsi="Arial" w:cs="Arial"/>
+                    <w:sz w:val="20"/>
+                    <w:szCs w:val="20"/>
+                  </w:rPr>
+                </w:pPr>
+                <w:r>
+                  <w:rPr>
+                    <w:rStyle w:val="Textodelmarcadordeposicin"/>
+                    <w:rFonts w:ascii="Arial Narrow" w:hAnsi="Arial Narrow"/>
+                    <w:color w:val="auto"/>
+                  </w:rPr>
+                  <w:t>Haz clic o pulse aquí para escribir texto.</w:t>
+                </w:r>
+              </w:p>
+            </w:sdtContent>
+          </w:sdt>
           <w:p>
             <w:pPr>
               <w:jc w:val="both"/>
@@ -2712,6 +2665,42 @@
             <w:tcW w:w="9690" w:type="dxa"/>
             <w:gridSpan w:val="10"/>
           </w:tcPr>
+          <w:sdt>
+            <w:sdtPr>
+              <w:rPr>
+                <w:rFonts w:ascii="Arial" w:eastAsia="Arial Narrow" w:hAnsi="Arial" w:cs="Arial"/>
+                <w:sz w:val="20"/>
+                <w:szCs w:val="20"/>
+              </w:rPr>
+              <w:alias w:val="collaborative_work"/>
+              <w:tag w:val="collaborative_work"/>
+              <w:id w:val="604622211"/>
+              <w:placeholder>
+                <w:docPart w:val="75BA0F045C424203B379DD681D13B857"/>
+              </w:placeholder>
+              <w:showingPlcHdr/>
+            </w:sdtPr>
+            <w:sdtContent>
+              <w:p>
+                <w:pPr>
+                  <w:jc w:val="both"/>
+                  <w:rPr>
+                    <w:rFonts w:ascii="Arial" w:eastAsia="Arial Narrow" w:hAnsi="Arial" w:cs="Arial"/>
+                    <w:sz w:val="20"/>
+                    <w:szCs w:val="20"/>
+                  </w:rPr>
+                </w:pPr>
+                <w:r>
+                  <w:rPr>
+                    <w:rStyle w:val="Textodelmarcadordeposicin"/>
+                    <w:rFonts w:ascii="Arial Narrow" w:hAnsi="Arial Narrow"/>
+                    <w:color w:val="auto"/>
+                  </w:rPr>
+                  <w:t>Haz clic o pulse aquí para escribir texto.</w:t>
+                </w:r>
+              </w:p>
+            </w:sdtContent>
+          </w:sdt>
           <w:p>
             <w:pPr>
               <w:jc w:val="both"/>
@@ -2772,6 +2761,42 @@
             <w:tcW w:w="9690" w:type="dxa"/>
             <w:gridSpan w:val="10"/>
           </w:tcPr>
+          <w:sdt>
+            <w:sdtPr>
+              <w:rPr>
+                <w:rFonts w:ascii="Arial" w:eastAsia="Arial Narrow" w:hAnsi="Arial" w:cs="Arial"/>
+                <w:sz w:val="20"/>
+                <w:szCs w:val="20"/>
+              </w:rPr>
+              <w:alias w:val="supports"/>
+              <w:tag w:val="supports"/>
+              <w:id w:val="500935908"/>
+              <w:placeholder>
+                <w:docPart w:val="864A1B060EAB451F85D223177770E2DF"/>
+              </w:placeholder>
+              <w:showingPlcHdr/>
+            </w:sdtPr>
+            <w:sdtContent>
+              <w:p>
+                <w:pPr>
+                  <w:jc w:val="both"/>
+                  <w:rPr>
+                    <w:rFonts w:ascii="Arial" w:eastAsia="Arial Narrow" w:hAnsi="Arial" w:cs="Arial"/>
+                    <w:sz w:val="20"/>
+                    <w:szCs w:val="20"/>
+                  </w:rPr>
+                </w:pPr>
+                <w:r>
+                  <w:rPr>
+                    <w:rStyle w:val="Textodelmarcadordeposicin"/>
+                    <w:rFonts w:ascii="Arial Narrow" w:hAnsi="Arial Narrow"/>
+                    <w:color w:val="auto"/>
+                  </w:rPr>
+                  <w:t>Haz clic o pulse aquí para escribir texto.</w:t>
+                </w:r>
+              </w:p>
+            </w:sdtContent>
+          </w:sdt>
           <w:p>
             <w:pPr>
               <w:rPr>
@@ -2823,6 +2848,42 @@
             <w:tcW w:w="9690" w:type="dxa"/>
             <w:gridSpan w:val="10"/>
           </w:tcPr>
+          <w:sdt>
+            <w:sdtPr>
+              <w:rPr>
+                <w:rFonts w:ascii="Arial" w:eastAsia="Arial Narrow" w:hAnsi="Arial" w:cs="Arial"/>
+                <w:sz w:val="20"/>
+                <w:szCs w:val="20"/>
+              </w:rPr>
+              <w:alias w:val="agreements"/>
+              <w:tag w:val="agreements"/>
+              <w:id w:val="1920054379"/>
+              <w:placeholder>
+                <w:docPart w:val="46C4F055A8D84B7AB6B065A8E57853EA"/>
+              </w:placeholder>
+              <w:showingPlcHdr/>
+            </w:sdtPr>
+            <w:sdtContent>
+              <w:p>
+                <w:pPr>
+                  <w:jc w:val="both"/>
+                  <w:rPr>
+                    <w:rFonts w:ascii="Arial" w:eastAsia="Arial Narrow" w:hAnsi="Arial" w:cs="Arial"/>
+                    <w:sz w:val="20"/>
+                    <w:szCs w:val="20"/>
+                  </w:rPr>
+                </w:pPr>
+                <w:r>
+                  <w:rPr>
+                    <w:rStyle w:val="Textodelmarcadordeposicin"/>
+                    <w:rFonts w:ascii="Arial Narrow" w:hAnsi="Arial Narrow"/>
+                    <w:color w:val="auto"/>
+                  </w:rPr>
+                  <w:t>Haz clic o pulse aquí para escribir texto.</w:t>
+                </w:r>
+              </w:p>
+            </w:sdtContent>
+          </w:sdt>
           <w:p>
             <w:pPr>
               <w:rPr>
@@ -4268,7 +4329,1153 @@
       </w:tblCellMar>
     </w:tblPr>
   </w:style>
+  <w:style w:type="character" w:styleId="Textodelmarcadordeposicin">
+    <w:name w:val="Placeholder Text"/>
+    <w:basedOn w:val="Fuentedeprrafopredeter"/>
+    <w:uiPriority w:val="99"/>
+    <w:semiHidden/>
+    <w:rsid w:val="00715E72"/>
+    <w:rPr>
+      <w:color w:val="666666"/>
+    </w:rPr>
+  </w:style>
 </w:styles>
+</file>
+
+<file path=word/glossary/document.xml><?xml version="1.0" encoding="utf-8"?>
+<w:glossaryDocument xmlns:wpc="http://schemas.microsoft.com/office/word/2010/wordprocessingCanvas" xmlns:cx="http://schemas.microsoft.com/office/drawing/2014/chartex" xmlns:cx1="http://schemas.microsoft.com/office/drawing/2015/9/8/chartex" xmlns:cx2="http://schemas.microsoft.com/office/drawing/2015/10/21/chartex" xmlns:cx3="http://schemas.microsoft.com/office/drawing/2016/5/9/chartex" xmlns:cx4="http://schemas.microsoft.com/office/drawing/2016/5/10/chartex" xmlns:cx5="http://schemas.microsoft.com/office/drawing/2016/5/11/chartex" xmlns:cx6="http://schemas.microsoft.com/office/drawing/2016/5/12/chartex" xmlns:cx7="http://schemas.microsoft.com/office/drawing/2016/5/13/chartex" xmlns:cx8="http://schemas.microsoft.com/office/drawing/2016/5/14/chartex" xmlns:mc="http://schemas.openxmlformats.org/markup-compatibility/2006" xmlns:aink="http://schemas.microsoft.com/office/drawing/2016/ink" xmlns:am3d="http://schemas.microsoft.com/office/drawing/2017/model3d" xmlns:o="urn:schemas-microsoft-com:office:office" xmlns:oel="http://schemas.microsoft.com/office/2019/extlst" xmlns:r="http://schemas.openxmlformats.org/officeDocument/2006/relationships" xmlns:m="http://schemas.openxmlformats.org/officeDocument/2006/math" xmlns:v="urn:schemas-microsoft-com:vml" xmlns:wp14="http://schemas.microsoft.com/office/word/2010/wordprocessingDrawing" xmlns:wp="http://schemas.openxmlformats.org/drawingml/2006/wordprocessingDrawing" xmlns:w10="urn:schemas-microsoft-com:office:word" xmlns:w="http://schemas.openxmlformats.org/wordprocessingml/2006/main" xmlns:w14="http://schemas.microsoft.com/office/word/2010/wordml" xmlns:w15="http://schemas.microsoft.com/office/word/2012/wordml" xmlns:w16cex="http://schemas.microsoft.com/office/word/2018/wordml/cex" xmlns:w16cid="http://schemas.microsoft.com/office/word/2016/wordml/cid" xmlns:w16="http://schemas.microsoft.com/office/word/2018/wordml" xmlns:w16du="http://schemas.microsoft.com/office/word/2023/wordml/word16du" xmlns:w16sdtdh="http://schemas.microsoft.com/office/word/2020/wordml/sdtdatahash" xmlns:w16sdtfl="http://schemas.microsoft.com/office/word/2024/wordml/sdtformatlock" xmlns:w16se="http://schemas.microsoft.com/office/word/2015/wordml/symex" xmlns:wpg="http://schemas.microsoft.com/office/word/2010/wordprocessingGroup" xmlns:wpi="http://schemas.microsoft.com/office/word/2010/wordprocessingInk" xmlns:wne="http://schemas.microsoft.com/office/word/2006/wordml" xmlns:wps="http://schemas.microsoft.com/office/word/2010/wordprocessingShape" mc:Ignorable="w14 w15 w16se w16cid w16 w16cex w16sdtdh w16sdtfl w16du wp14">
+  <w:docParts>
+    <w:docPart>
+      <w:docPartPr>
+        <w:name w:val="F50FD50E6AEC4F61913FAC624C93839F"/>
+        <w:category>
+          <w:name w:val="General"/>
+          <w:gallery w:val="placeholder"/>
+        </w:category>
+        <w:types>
+          <w:type w:val="bbPlcHdr"/>
+        </w:types>
+        <w:behaviors>
+          <w:behavior w:val="content"/>
+        </w:behaviors>
+        <w:guid w:val="{B95FF71F-9068-4CCD-A3F7-2E7782E1463F}"/>
+      </w:docPartPr>
+      <w:docPartBody>
+        <w:p>
+          <w:pPr>
+            <w:pStyle w:val="F50FD50E6AEC4F61913FAC624C93839F"/>
+          </w:pPr>
+          <w:r>
+            <w:rPr>
+              <w:rStyle w:val="Textodelmarcadordeposicin"/>
+              <w:rFonts w:ascii="Arial Narrow" w:hAnsi="Arial Narrow"/>
+              <w:color w:val="auto"/>
+            </w:rPr>
+            <w:t>Haz clic o pulse aquí para escribir texto.</w:t>
+          </w:r>
+        </w:p>
+      </w:docPartBody>
+    </w:docPart>
+    <w:docPart>
+      <w:docPartPr>
+        <w:name w:val="FEFB846F6CBC4B7981422AF44B4FA0F2"/>
+        <w:category>
+          <w:name w:val="General"/>
+          <w:gallery w:val="placeholder"/>
+        </w:category>
+        <w:types>
+          <w:type w:val="bbPlcHdr"/>
+        </w:types>
+        <w:behaviors>
+          <w:behavior w:val="content"/>
+        </w:behaviors>
+        <w:guid w:val="{7C242ADE-792A-45F8-913B-7924CE95DC29}"/>
+      </w:docPartPr>
+      <w:docPartBody>
+        <w:p>
+          <w:pPr>
+            <w:pStyle w:val="FEFB846F6CBC4B7981422AF44B4FA0F2"/>
+          </w:pPr>
+          <w:r>
+            <w:rPr>
+              <w:rStyle w:val="Textodelmarcadordeposicin"/>
+              <w:rFonts w:ascii="Arial Narrow" w:hAnsi="Arial Narrow"/>
+              <w:color w:val="auto"/>
+            </w:rPr>
+            <w:t>Haz clic o pulse aquí para escribir texto.</w:t>
+          </w:r>
+        </w:p>
+      </w:docPartBody>
+    </w:docPart>
+    <w:docPart>
+      <w:docPartPr>
+        <w:name w:val="F3D54CA46F314914947DF77E2E4831BE"/>
+        <w:category>
+          <w:name w:val="General"/>
+          <w:gallery w:val="placeholder"/>
+        </w:category>
+        <w:types>
+          <w:type w:val="bbPlcHdr"/>
+        </w:types>
+        <w:behaviors>
+          <w:behavior w:val="content"/>
+        </w:behaviors>
+        <w:guid w:val="{852D3BDB-851A-42DE-9D79-B69ECD49DD9B}"/>
+      </w:docPartPr>
+      <w:docPartBody>
+        <w:p>
+          <w:pPr>
+            <w:pStyle w:val="F3D54CA46F314914947DF77E2E4831BE"/>
+          </w:pPr>
+          <w:r>
+            <w:rPr>
+              <w:rStyle w:val="Textodelmarcadordeposicin"/>
+              <w:rFonts w:ascii="Arial Narrow" w:hAnsi="Arial Narrow"/>
+              <w:color w:val="auto"/>
+            </w:rPr>
+            <w:t>Haz clic o pulse aquí para escribir texto.</w:t>
+          </w:r>
+        </w:p>
+      </w:docPartBody>
+    </w:docPart>
+    <w:docPart>
+      <w:docPartPr>
+        <w:name w:val="860CFA0E63C94C9EB0C97CF548AA4D2C"/>
+        <w:category>
+          <w:name w:val="General"/>
+          <w:gallery w:val="placeholder"/>
+        </w:category>
+        <w:types>
+          <w:type w:val="bbPlcHdr"/>
+        </w:types>
+        <w:behaviors>
+          <w:behavior w:val="content"/>
+        </w:behaviors>
+        <w:guid w:val="{52BCA6A0-6BA5-4A83-B8E6-FCA95F59DBC3}"/>
+      </w:docPartPr>
+      <w:docPartBody>
+        <w:p>
+          <w:pPr>
+            <w:pStyle w:val="860CFA0E63C94C9EB0C97CF548AA4D2C"/>
+          </w:pPr>
+          <w:r>
+            <w:rPr>
+              <w:rStyle w:val="Textodelmarcadordeposicin"/>
+              <w:rFonts w:ascii="Arial Narrow" w:hAnsi="Arial Narrow"/>
+              <w:color w:val="auto"/>
+            </w:rPr>
+            <w:t>Haz clic o pulse aquí para escribir texto.</w:t>
+          </w:r>
+        </w:p>
+      </w:docPartBody>
+    </w:docPart>
+    <w:docPart>
+      <w:docPartPr>
+        <w:name w:val="550BB82333784842A6DBEFC4339A7096"/>
+        <w:category>
+          <w:name w:val="General"/>
+          <w:gallery w:val="placeholder"/>
+        </w:category>
+        <w:types>
+          <w:type w:val="bbPlcHdr"/>
+        </w:types>
+        <w:behaviors>
+          <w:behavior w:val="content"/>
+        </w:behaviors>
+        <w:guid w:val="{96E84F24-52A1-4D5B-85C1-F600F172C2F4}"/>
+      </w:docPartPr>
+      <w:docPartBody>
+        <w:p>
+          <w:pPr>
+            <w:pStyle w:val="550BB82333784842A6DBEFC4339A7096"/>
+          </w:pPr>
+          <w:r>
+            <w:rPr>
+              <w:rStyle w:val="Textodelmarcadordeposicin"/>
+              <w:rFonts w:ascii="Arial Narrow" w:hAnsi="Arial Narrow"/>
+              <w:color w:val="auto"/>
+            </w:rPr>
+            <w:t>Haz clic o pulse aquí para escribir texto.</w:t>
+          </w:r>
+        </w:p>
+      </w:docPartBody>
+    </w:docPart>
+    <w:docPart>
+      <w:docPartPr>
+        <w:name w:val="18D015F4FC1F4045869187912DBCAA8B"/>
+        <w:category>
+          <w:name w:val="General"/>
+          <w:gallery w:val="placeholder"/>
+        </w:category>
+        <w:types>
+          <w:type w:val="bbPlcHdr"/>
+        </w:types>
+        <w:behaviors>
+          <w:behavior w:val="content"/>
+        </w:behaviors>
+        <w:guid w:val="{AF8D413E-F69A-403B-9F04-B4939DA4569A}"/>
+      </w:docPartPr>
+      <w:docPartBody>
+        <w:p>
+          <w:pPr>
+            <w:pStyle w:val="18D015F4FC1F4045869187912DBCAA8B"/>
+          </w:pPr>
+          <w:r>
+            <w:rPr>
+              <w:rStyle w:val="Textodelmarcadordeposicin"/>
+              <w:rFonts w:ascii="Arial Narrow" w:hAnsi="Arial Narrow"/>
+              <w:color w:val="auto"/>
+            </w:rPr>
+            <w:t>Haz clic o pulse aquí para escribir texto.</w:t>
+          </w:r>
+        </w:p>
+      </w:docPartBody>
+    </w:docPart>
+    <w:docPart>
+      <w:docPartPr>
+        <w:name w:val="54308B3C27894818992238DBE68E9048"/>
+        <w:category>
+          <w:name w:val="General"/>
+          <w:gallery w:val="placeholder"/>
+        </w:category>
+        <w:types>
+          <w:type w:val="bbPlcHdr"/>
+        </w:types>
+        <w:behaviors>
+          <w:behavior w:val="content"/>
+        </w:behaviors>
+        <w:guid w:val="{CFB1FC61-9392-40D3-900D-57437317DB5F}"/>
+      </w:docPartPr>
+      <w:docPartBody>
+        <w:p>
+          <w:pPr>
+            <w:pStyle w:val="54308B3C27894818992238DBE68E9048"/>
+          </w:pPr>
+          <w:r>
+            <w:rPr>
+              <w:rStyle w:val="Textodelmarcadordeposicin"/>
+              <w:rFonts w:ascii="Arial Narrow" w:hAnsi="Arial Narrow"/>
+              <w:color w:val="auto"/>
+            </w:rPr>
+            <w:t>Haz clic o pulse aquí para escribir texto.</w:t>
+          </w:r>
+        </w:p>
+      </w:docPartBody>
+    </w:docPart>
+    <w:docPart>
+      <w:docPartPr>
+        <w:name w:val="6E7A44EE595B4789911B4D5B0CB32A5A"/>
+        <w:category>
+          <w:name w:val="General"/>
+          <w:gallery w:val="placeholder"/>
+        </w:category>
+        <w:types>
+          <w:type w:val="bbPlcHdr"/>
+        </w:types>
+        <w:behaviors>
+          <w:behavior w:val="content"/>
+        </w:behaviors>
+        <w:guid w:val="{60346F2E-CC3C-42F4-A4B2-606F0506A455}"/>
+      </w:docPartPr>
+      <w:docPartBody>
+        <w:p>
+          <w:pPr>
+            <w:pStyle w:val="6E7A44EE595B4789911B4D5B0CB32A5A"/>
+          </w:pPr>
+          <w:r>
+            <w:rPr>
+              <w:rStyle w:val="Textodelmarcadordeposicin"/>
+              <w:rFonts w:ascii="Arial Narrow" w:hAnsi="Arial Narrow"/>
+              <w:color w:val="auto"/>
+            </w:rPr>
+            <w:t>Haz clic o pulse aquí para escribir texto.</w:t>
+          </w:r>
+        </w:p>
+      </w:docPartBody>
+    </w:docPart>
+    <w:docPart>
+      <w:docPartPr>
+        <w:name w:val="76730A803DC443EB9956D73085023356"/>
+        <w:category>
+          <w:name w:val="General"/>
+          <w:gallery w:val="placeholder"/>
+        </w:category>
+        <w:types>
+          <w:type w:val="bbPlcHdr"/>
+        </w:types>
+        <w:behaviors>
+          <w:behavior w:val="content"/>
+        </w:behaviors>
+        <w:guid w:val="{A6C52EC2-AD6D-4B55-A042-C3CEFBB05937}"/>
+      </w:docPartPr>
+      <w:docPartBody>
+        <w:p>
+          <w:pPr>
+            <w:pStyle w:val="76730A803DC443EB9956D73085023356"/>
+          </w:pPr>
+          <w:r>
+            <w:rPr>
+              <w:rStyle w:val="Textodelmarcadordeposicin"/>
+              <w:rFonts w:ascii="Arial Narrow" w:hAnsi="Arial Narrow"/>
+              <w:color w:val="auto"/>
+            </w:rPr>
+            <w:t>Haz clic o pulse aquí para escribir texto.</w:t>
+          </w:r>
+        </w:p>
+      </w:docPartBody>
+    </w:docPart>
+    <w:docPart>
+      <w:docPartPr>
+        <w:name w:val="C5AA23FB63434028852998767EFD17E6"/>
+        <w:category>
+          <w:name w:val="General"/>
+          <w:gallery w:val="placeholder"/>
+        </w:category>
+        <w:types>
+          <w:type w:val="bbPlcHdr"/>
+        </w:types>
+        <w:behaviors>
+          <w:behavior w:val="content"/>
+        </w:behaviors>
+        <w:guid w:val="{386B9EA4-5E76-4F4A-A04E-6F5D37C1985A}"/>
+      </w:docPartPr>
+      <w:docPartBody>
+        <w:p>
+          <w:pPr>
+            <w:pStyle w:val="C5AA23FB63434028852998767EFD17E6"/>
+          </w:pPr>
+          <w:r>
+            <w:rPr>
+              <w:rStyle w:val="Textodelmarcadordeposicin"/>
+              <w:rFonts w:ascii="Arial Narrow" w:hAnsi="Arial Narrow"/>
+              <w:color w:val="auto"/>
+            </w:rPr>
+            <w:t>Haz clic o pulse aquí para escribir texto.</w:t>
+          </w:r>
+        </w:p>
+      </w:docPartBody>
+    </w:docPart>
+    <w:docPart>
+      <w:docPartPr>
+        <w:name w:val="556B7504BF094480876F2D0AC1DF4DCC"/>
+        <w:category>
+          <w:name w:val="General"/>
+          <w:gallery w:val="placeholder"/>
+        </w:category>
+        <w:types>
+          <w:type w:val="bbPlcHdr"/>
+        </w:types>
+        <w:behaviors>
+          <w:behavior w:val="content"/>
+        </w:behaviors>
+        <w:guid w:val="{3D72F5F5-0265-4CDD-8992-BDF41F492ABB}"/>
+      </w:docPartPr>
+      <w:docPartBody>
+        <w:p>
+          <w:pPr>
+            <w:pStyle w:val="556B7504BF094480876F2D0AC1DF4DCC"/>
+          </w:pPr>
+          <w:r>
+            <w:rPr>
+              <w:rStyle w:val="Textodelmarcadordeposicin"/>
+              <w:rFonts w:ascii="Arial Narrow" w:hAnsi="Arial Narrow"/>
+              <w:color w:val="auto"/>
+            </w:rPr>
+            <w:t>Haz clic o pulse aquí para escribir texto.</w:t>
+          </w:r>
+        </w:p>
+      </w:docPartBody>
+    </w:docPart>
+    <w:docPart>
+      <w:docPartPr>
+        <w:name w:val="5F56DAD9B7804731AADE1F21A1BDB92C"/>
+        <w:category>
+          <w:name w:val="General"/>
+          <w:gallery w:val="placeholder"/>
+        </w:category>
+        <w:types>
+          <w:type w:val="bbPlcHdr"/>
+        </w:types>
+        <w:behaviors>
+          <w:behavior w:val="content"/>
+        </w:behaviors>
+        <w:guid w:val="{6991E4CA-EF85-40D8-8962-1500DD827A3E}"/>
+      </w:docPartPr>
+      <w:docPartBody>
+        <w:p>
+          <w:pPr>
+            <w:pStyle w:val="5F56DAD9B7804731AADE1F21A1BDB92C"/>
+          </w:pPr>
+          <w:r>
+            <w:rPr>
+              <w:rStyle w:val="Textodelmarcadordeposicin"/>
+              <w:rFonts w:ascii="Arial Narrow" w:hAnsi="Arial Narrow"/>
+              <w:color w:val="auto"/>
+            </w:rPr>
+            <w:t>Haz clic o pulse aquí para escribir texto.</w:t>
+          </w:r>
+        </w:p>
+      </w:docPartBody>
+    </w:docPart>
+    <w:docPart>
+      <w:docPartPr>
+        <w:name w:val="7AFCD5927E5040D6A3DE8AF6BDC81B0E"/>
+        <w:category>
+          <w:name w:val="General"/>
+          <w:gallery w:val="placeholder"/>
+        </w:category>
+        <w:types>
+          <w:type w:val="bbPlcHdr"/>
+        </w:types>
+        <w:behaviors>
+          <w:behavior w:val="content"/>
+        </w:behaviors>
+        <w:guid w:val="{09B8CBD0-3073-40D3-A499-72C15E4270A4}"/>
+      </w:docPartPr>
+      <w:docPartBody>
+        <w:p>
+          <w:pPr>
+            <w:pStyle w:val="7AFCD5927E5040D6A3DE8AF6BDC81B0E"/>
+          </w:pPr>
+          <w:r>
+            <w:rPr>
+              <w:rStyle w:val="Textodelmarcadordeposicin"/>
+              <w:rFonts w:ascii="Arial Narrow" w:hAnsi="Arial Narrow"/>
+              <w:color w:val="auto"/>
+            </w:rPr>
+            <w:t>Haz clic o pulse aquí para escribir texto.</w:t>
+          </w:r>
+        </w:p>
+      </w:docPartBody>
+    </w:docPart>
+    <w:docPart>
+      <w:docPartPr>
+        <w:name w:val="75BA0F045C424203B379DD681D13B857"/>
+        <w:category>
+          <w:name w:val="General"/>
+          <w:gallery w:val="placeholder"/>
+        </w:category>
+        <w:types>
+          <w:type w:val="bbPlcHdr"/>
+        </w:types>
+        <w:behaviors>
+          <w:behavior w:val="content"/>
+        </w:behaviors>
+        <w:guid w:val="{DA07C77B-1FFC-464A-9D52-4B23A550F139}"/>
+      </w:docPartPr>
+      <w:docPartBody>
+        <w:p>
+          <w:pPr>
+            <w:pStyle w:val="75BA0F045C424203B379DD681D13B857"/>
+          </w:pPr>
+          <w:r>
+            <w:rPr>
+              <w:rStyle w:val="Textodelmarcadordeposicin"/>
+              <w:rFonts w:ascii="Arial Narrow" w:hAnsi="Arial Narrow"/>
+              <w:color w:val="auto"/>
+            </w:rPr>
+            <w:t>Haz clic o pulse aquí para escribir texto.</w:t>
+          </w:r>
+        </w:p>
+      </w:docPartBody>
+    </w:docPart>
+    <w:docPart>
+      <w:docPartPr>
+        <w:name w:val="864A1B060EAB451F85D223177770E2DF"/>
+        <w:category>
+          <w:name w:val="General"/>
+          <w:gallery w:val="placeholder"/>
+        </w:category>
+        <w:types>
+          <w:type w:val="bbPlcHdr"/>
+        </w:types>
+        <w:behaviors>
+          <w:behavior w:val="content"/>
+        </w:behaviors>
+        <w:guid w:val="{0672A999-2446-404E-8AEC-37ABACB230CF}"/>
+      </w:docPartPr>
+      <w:docPartBody>
+        <w:p>
+          <w:pPr>
+            <w:pStyle w:val="864A1B060EAB451F85D223177770E2DF"/>
+          </w:pPr>
+          <w:r>
+            <w:rPr>
+              <w:rStyle w:val="Textodelmarcadordeposicin"/>
+              <w:rFonts w:ascii="Arial Narrow" w:hAnsi="Arial Narrow"/>
+              <w:color w:val="auto"/>
+            </w:rPr>
+            <w:t>Haz clic o pulse aquí para escribir texto.</w:t>
+          </w:r>
+        </w:p>
+      </w:docPartBody>
+    </w:docPart>
+    <w:docPart>
+      <w:docPartPr>
+        <w:name w:val="46C4F055A8D84B7AB6B065A8E57853EA"/>
+        <w:category>
+          <w:name w:val="General"/>
+          <w:gallery w:val="placeholder"/>
+        </w:category>
+        <w:types>
+          <w:type w:val="bbPlcHdr"/>
+        </w:types>
+        <w:behaviors>
+          <w:behavior w:val="content"/>
+        </w:behaviors>
+        <w:guid w:val="{D1214DAC-8E26-4493-86A6-9DEEC503CE74}"/>
+      </w:docPartPr>
+      <w:docPartBody>
+        <w:p>
+          <w:pPr>
+            <w:pStyle w:val="46C4F055A8D84B7AB6B065A8E57853EA"/>
+          </w:pPr>
+          <w:r>
+            <w:rPr>
+              <w:rStyle w:val="Textodelmarcadordeposicin"/>
+              <w:rFonts w:ascii="Arial Narrow" w:hAnsi="Arial Narrow"/>
+              <w:color w:val="auto"/>
+            </w:rPr>
+            <w:t>Haz clic o pulse aquí para escribir texto.</w:t>
+          </w:r>
+        </w:p>
+      </w:docPartBody>
+    </w:docPart>
+  </w:docParts>
+</w:glossaryDocument>
+</file>
+
+<file path=word/glossary/fontTable.xml><?xml version="1.0" encoding="utf-8"?>
+<w:fonts xmlns:mc="http://schemas.openxmlformats.org/markup-compatibility/2006" xmlns:r="http://schemas.openxmlformats.org/officeDocument/2006/relationships" xmlns:w="http://schemas.openxmlformats.org/wordprocessingml/2006/main" xmlns:w14="http://schemas.microsoft.com/office/word/2010/wordml" xmlns:w15="http://schemas.microsoft.com/office/word/2012/wordml" xmlns:w16cex="http://schemas.microsoft.com/office/word/2018/wordml/cex" xmlns:w16cid="http://schemas.microsoft.com/office/word/2016/wordml/cid" xmlns:w16="http://schemas.microsoft.com/office/word/2018/wordml" xmlns:w16du="http://schemas.microsoft.com/office/word/2023/wordml/word16du" xmlns:w16sdtdh="http://schemas.microsoft.com/office/word/2020/wordml/sdtdatahash" xmlns:w16sdtfl="http://schemas.microsoft.com/office/word/2024/wordml/sdtformatlock" xmlns:w16se="http://schemas.microsoft.com/office/word/2015/wordml/symex" mc:Ignorable="w14 w15 w16se w16cid w16 w16cex w16sdtdh w16sdtfl w16du">
+  <w:font w:name="Times New Roman">
+    <w:panose1 w:val="02020603050405020304"/>
+    <w:charset w:val="00"/>
+    <w:family w:val="roman"/>
+    <w:pitch w:val="variable"/>
+    <w:sig w:usb0="E0002EFF" w:usb1="C000785B" w:usb2="00000009" w:usb3="00000000" w:csb0="000001FF" w:csb1="00000000"/>
+  </w:font>
+  <w:font w:name="Georgia">
+    <w:panose1 w:val="02040502050405020303"/>
+    <w:charset w:val="00"/>
+    <w:family w:val="roman"/>
+    <w:pitch w:val="variable"/>
+    <w:sig w:usb0="00000287" w:usb1="00000000" w:usb2="00000000" w:usb3="00000000" w:csb0="0000009F" w:csb1="00000000"/>
+  </w:font>
+  <w:font w:name="Arial Narrow">
+    <w:panose1 w:val="020B0606020202030204"/>
+    <w:charset w:val="00"/>
+    <w:family w:val="swiss"/>
+    <w:pitch w:val="variable"/>
+    <w:sig w:usb0="00000287" w:usb1="00000800" w:usb2="00000000" w:usb3="00000000" w:csb0="0000009F" w:csb1="00000000"/>
+  </w:font>
+  <w:font w:name="Arial">
+    <w:panose1 w:val="020B0604020202020204"/>
+    <w:charset w:val="00"/>
+    <w:family w:val="swiss"/>
+    <w:pitch w:val="variable"/>
+    <w:sig w:usb0="E0002EFF" w:usb1="C000785B" w:usb2="00000009" w:usb3="00000000" w:csb0="000001FF" w:csb1="00000000"/>
+  </w:font>
+  <w:font w:name="Segoe UI Symbol">
+    <w:panose1 w:val="020B0502040204020203"/>
+    <w:charset w:val="00"/>
+    <w:family w:val="swiss"/>
+    <w:pitch w:val="variable"/>
+    <w:sig w:usb0="800001E3" w:usb1="1200FFEF" w:usb2="00040000" w:usb3="00000000" w:csb0="00000001" w:csb1="00000000"/>
+  </w:font>
+  <w:font w:name="Calibri">
+    <w:panose1 w:val="020F0502020204030204"/>
+    <w:charset w:val="00"/>
+    <w:family w:val="swiss"/>
+    <w:pitch w:val="variable"/>
+    <w:sig w:usb0="E4002EFF" w:usb1="C200247B" w:usb2="00000009" w:usb3="00000000" w:csb0="000001FF" w:csb1="00000000"/>
+  </w:font>
+  <w:font w:name="Cambria">
+    <w:panose1 w:val="02040503050406030204"/>
+    <w:charset w:val="00"/>
+    <w:family w:val="roman"/>
+    <w:pitch w:val="variable"/>
+    <w:sig w:usb0="E00006FF" w:usb1="420024FF" w:usb2="02000000" w:usb3="00000000" w:csb0="0000019F" w:csb1="00000000"/>
+  </w:font>
+  <w:font w:name="Aptos">
+    <w:charset w:val="00"/>
+    <w:family w:val="swiss"/>
+    <w:pitch w:val="variable"/>
+    <w:sig w:usb0="20000287" w:usb1="00000003" w:usb2="00000000" w:usb3="00000000" w:csb0="0000019F" w:csb1="00000000"/>
+  </w:font>
+  <w:font w:name="Aptos Display">
+    <w:charset w:val="00"/>
+    <w:family w:val="swiss"/>
+    <w:pitch w:val="variable"/>
+    <w:sig w:usb0="20000287" w:usb1="00000003" w:usb2="00000000" w:usb3="00000000" w:csb0="0000019F" w:csb1="00000000"/>
+  </w:font>
+</w:fonts>
+</file>
+
+<file path=word/glossary/settings.xml><?xml version="1.0" encoding="utf-8"?>
+<w:settings xmlns:mc="http://schemas.openxmlformats.org/markup-compatibility/2006" xmlns:o="urn:schemas-microsoft-com:office:office" xmlns:r="http://schemas.openxmlformats.org/officeDocument/2006/relationships" xmlns:m="http://schemas.openxmlformats.org/officeDocument/2006/math" xmlns:v="urn:schemas-microsoft-com:vml" xmlns:w10="urn:schemas-microsoft-com:office:word" xmlns:w="http://schemas.openxmlformats.org/wordprocessingml/2006/main" xmlns:w14="http://schemas.microsoft.com/office/word/2010/wordml" xmlns:w15="http://schemas.microsoft.com/office/word/2012/wordml" xmlns:w16cex="http://schemas.microsoft.com/office/word/2018/wordml/cex" xmlns:w16cid="http://schemas.microsoft.com/office/word/2016/wordml/cid" xmlns:w16="http://schemas.microsoft.com/office/word/2018/wordml" xmlns:w16du="http://schemas.microsoft.com/office/word/2023/wordml/word16du" xmlns:w16sdtdh="http://schemas.microsoft.com/office/word/2020/wordml/sdtdatahash" xmlns:w16sdtfl="http://schemas.microsoft.com/office/word/2024/wordml/sdtformatlock" xmlns:w16se="http://schemas.microsoft.com/office/word/2015/wordml/symex" xmlns:sl="http://schemas.openxmlformats.org/schemaLibrary/2006/main" mc:Ignorable="w14 w15 w16se w16cid w16 w16cex w16sdtdh w16sdtfl w16du">
+  <w:view w:val="normal"/>
+  <w:defaultTabStop w:val="708"/>
+  <w:hyphenationZone w:val="425"/>
+  <w:characterSpacingControl w:val="doNotCompress"/>
+  <w:compat>
+    <w:useFELayout/>
+    <w:compatSetting w:name="compatibilityMode" w:uri="http://schemas.microsoft.com/office/word" w:val="15"/>
+    <w:compatSetting w:name="overrideTableStyleFontSizeAndJustification" w:uri="http://schemas.microsoft.com/office/word" w:val="1"/>
+    <w:compatSetting w:name="enableOpenTypeFeatures" w:uri="http://schemas.microsoft.com/office/word" w:val="1"/>
+    <w:compatSetting w:name="doNotFlipMirrorIndents" w:uri="http://schemas.microsoft.com/office/word" w:val="1"/>
+    <w:compatSetting w:name="differentiateMultirowTableHeaders" w:uri="http://schemas.microsoft.com/office/word" w:val="1"/>
+    <w:compatSetting w:name="useWord2013TrackBottomHyphenation" w:uri="http://schemas.microsoft.com/office/word" w:val="0"/>
+  </w:compat>
+  <w:rsids>
+    <w:rsidRoot w:val="00FD7D49"/>
+    <w:rsid w:val="00193AD4"/>
+    <w:rsid w:val="00371C87"/>
+    <w:rsid w:val="00FD7D49"/>
+  </w:rsids>
+  <m:mathPr>
+    <m:mathFont m:val="Cambria Math"/>
+    <m:brkBin m:val="before"/>
+    <m:brkBinSub m:val="--"/>
+    <m:smallFrac m:val="0"/>
+    <m:dispDef/>
+    <m:lMargin m:val="0"/>
+    <m:rMargin m:val="0"/>
+    <m:defJc m:val="centerGroup"/>
+    <m:wrapIndent m:val="1440"/>
+    <m:intLim m:val="subSup"/>
+    <m:naryLim m:val="undOvr"/>
+  </m:mathPr>
+  <w:themeFontLang w:val="es-CL"/>
+  <w:clrSchemeMapping w:bg1="light1" w:t1="dark1" w:bg2="light2" w:t2="dark2" w:accent1="accent1" w:accent2="accent2" w:accent3="accent3" w:accent4="accent4" w:accent5="accent5" w:accent6="accent6" w:hyperlink="hyperlink" w:followedHyperlink="followedHyperlink"/>
+  <w:decimalSymbol w:val=","/>
+  <w:listSeparator w:val=";"/>
+  <w15:chartTrackingRefBased/>
+</w:settings>
+</file>
+
+<file path=word/glossary/styles.xml><?xml version="1.0" encoding="utf-8"?>
+<w:styles xmlns:mc="http://schemas.openxmlformats.org/markup-compatibility/2006" xmlns:r="http://schemas.openxmlformats.org/officeDocument/2006/relationships" xmlns:w="http://schemas.openxmlformats.org/wordprocessingml/2006/main" xmlns:w14="http://schemas.microsoft.com/office/word/2010/wordml" xmlns:w15="http://schemas.microsoft.com/office/word/2012/wordml" xmlns:w16cex="http://schemas.microsoft.com/office/word/2018/wordml/cex" xmlns:w16cid="http://schemas.microsoft.com/office/word/2016/wordml/cid" xmlns:w16="http://schemas.microsoft.com/office/word/2018/wordml" xmlns:w16du="http://schemas.microsoft.com/office/word/2023/wordml/word16du" xmlns:w16sdtdh="http://schemas.microsoft.com/office/word/2020/wordml/sdtdatahash" xmlns:w16sdtfl="http://schemas.microsoft.com/office/word/2024/wordml/sdtformatlock" xmlns:w16se="http://schemas.microsoft.com/office/word/2015/wordml/symex" mc:Ignorable="w14 w15 w16se w16cid w16 w16cex w16sdtdh w16sdtfl w16du">
+  <w:docDefaults>
+    <w:rPrDefault>
+      <w:rPr>
+        <w:rFonts w:asciiTheme="minorHAnsi" w:eastAsiaTheme="minorEastAsia" w:hAnsiTheme="minorHAnsi" w:cstheme="minorBidi"/>
+        <w:kern w:val="2"/>
+        <w:sz w:val="24"/>
+        <w:szCs w:val="24"/>
+        <w:lang w:val="es-CL" w:eastAsia="es-CL" w:bidi="ar-SA"/>
+        <w14:ligatures w14:val="standardContextual"/>
+      </w:rPr>
+    </w:rPrDefault>
+    <w:pPrDefault>
+      <w:pPr>
+        <w:spacing w:after="160" w:line="278" w:lineRule="auto"/>
+      </w:pPr>
+    </w:pPrDefault>
+  </w:docDefaults>
+  <w:latentStyles w:defLockedState="0" w:defUIPriority="99" w:defSemiHidden="0" w:defUnhideWhenUsed="0" w:defQFormat="0" w:count="376">
+    <w:lsdException w:name="Normal" w:uiPriority="0" w:qFormat="1"/>
+    <w:lsdException w:name="heading 1" w:uiPriority="9" w:qFormat="1"/>
+    <w:lsdException w:name="heading 2" w:semiHidden="1" w:uiPriority="9" w:unhideWhenUsed="1" w:qFormat="1"/>
+    <w:lsdException w:name="heading 3" w:semiHidden="1" w:uiPriority="9" w:unhideWhenUsed="1" w:qFormat="1"/>
+    <w:lsdException w:name="heading 4" w:semiHidden="1" w:uiPriority="9" w:unhideWhenUsed="1" w:qFormat="1"/>
+    <w:lsdException w:name="heading 5" w:semiHidden="1" w:uiPriority="9" w:unhideWhenUsed="1" w:qFormat="1"/>
+    <w:lsdException w:name="heading 6" w:semiHidden="1" w:uiPriority="9" w:unhideWhenUsed="1" w:qFormat="1"/>
+    <w:lsdException w:name="heading 7" w:semiHidden="1" w:uiPriority="9" w:unhideWhenUsed="1" w:qFormat="1"/>
+    <w:lsdException w:name="heading 8" w:semiHidden="1" w:uiPriority="9" w:unhideWhenUsed="1" w:qFormat="1"/>
+    <w:lsdException w:name="heading 9" w:semiHidden="1" w:uiPriority="9" w:unhideWhenUsed="1" w:qFormat="1"/>
+    <w:lsdException w:name="index 1" w:semiHidden="1" w:unhideWhenUsed="1"/>
+    <w:lsdException w:name="index 2" w:semiHidden="1" w:unhideWhenUsed="1"/>
+    <w:lsdException w:name="index 3" w:semiHidden="1" w:unhideWhenUsed="1"/>
+    <w:lsdException w:name="index 4" w:semiHidden="1" w:unhideWhenUsed="1"/>
+    <w:lsdException w:name="index 5" w:semiHidden="1" w:unhideWhenUsed="1"/>
+    <w:lsdException w:name="index 6" w:semiHidden="1" w:unhideWhenUsed="1"/>
+    <w:lsdException w:name="index 7" w:semiHidden="1" w:unhideWhenUsed="1"/>
+    <w:lsdException w:name="index 8" w:semiHidden="1" w:unhideWhenUsed="1"/>
+    <w:lsdException w:name="index 9" w:semiHidden="1" w:unhideWhenUsed="1"/>
+    <w:lsdException w:name="toc 1" w:semiHidden="1" w:uiPriority="39" w:unhideWhenUsed="1"/>
+    <w:lsdException w:name="toc 2" w:semiHidden="1" w:uiPriority="39" w:unhideWhenUsed="1"/>
+    <w:lsdException w:name="toc 3" w:semiHidden="1" w:uiPriority="39" w:unhideWhenUsed="1"/>
+    <w:lsdException w:name="toc 4" w:semiHidden="1" w:uiPriority="39" w:unhideWhenUsed="1"/>
+    <w:lsdException w:name="toc 5" w:semiHidden="1" w:uiPriority="39" w:unhideWhenUsed="1"/>
+    <w:lsdException w:name="toc 6" w:semiHidden="1" w:uiPriority="39" w:unhideWhenUsed="1"/>
+    <w:lsdException w:name="toc 7" w:semiHidden="1" w:uiPriority="39" w:unhideWhenUsed="1"/>
+    <w:lsdException w:name="toc 8" w:semiHidden="1" w:uiPriority="39" w:unhideWhenUsed="1"/>
+    <w:lsdException w:name="toc 9" w:semiHidden="1" w:uiPriority="39" w:unhideWhenUsed="1"/>
+    <w:lsdException w:name="Normal Indent" w:semiHidden="1" w:unhideWhenUsed="1"/>
+    <w:lsdException w:name="footnote text" w:semiHidden="1" w:unhideWhenUsed="1"/>
+    <w:lsdException w:name="annotation text" w:semiHidden="1" w:unhideWhenUsed="1"/>
+    <w:lsdException w:name="header" w:semiHidden="1" w:unhideWhenUsed="1"/>
+    <w:lsdException w:name="footer" w:semiHidden="1" w:unhideWhenUsed="1"/>
+    <w:lsdException w:name="index heading" w:semiHidden="1" w:unhideWhenUsed="1"/>
+    <w:lsdException w:name="caption" w:semiHidden="1" w:uiPriority="35" w:unhideWhenUsed="1" w:qFormat="1"/>
+    <w:lsdException w:name="table of figures" w:semiHidden="1" w:unhideWhenUsed="1"/>
+    <w:lsdException w:name="envelope address" w:semiHidden="1" w:unhideWhenUsed="1"/>
+    <w:lsdException w:name="envelope return" w:semiHidden="1" w:unhideWhenUsed="1"/>
+    <w:lsdException w:name="footnote reference" w:semiHidden="1" w:unhideWhenUsed="1"/>
+    <w:lsdException w:name="annotation reference" w:semiHidden="1" w:unhideWhenUsed="1"/>
+    <w:lsdException w:name="line number" w:semiHidden="1" w:unhideWhenUsed="1"/>
+    <w:lsdException w:name="page number" w:semiHidden="1" w:unhideWhenUsed="1"/>
+    <w:lsdException w:name="endnote reference" w:semiHidden="1" w:unhideWhenUsed="1"/>
+    <w:lsdException w:name="endnote text" w:semiHidden="1" w:unhideWhenUsed="1"/>
+    <w:lsdException w:name="table of authorities" w:semiHidden="1" w:unhideWhenUsed="1"/>
+    <w:lsdException w:name="macro" w:semiHidden="1" w:unhideWhenUsed="1"/>
+    <w:lsdException w:name="toa heading" w:semiHidden="1" w:unhideWhenUsed="1"/>
+    <w:lsdException w:name="List" w:semiHidden="1" w:unhideWhenUsed="1"/>
+    <w:lsdException w:name="List Bullet" w:semiHidden="1" w:unhideWhenUsed="1"/>
+    <w:lsdException w:name="List Number" w:semiHidden="1" w:unhideWhenUsed="1"/>
+    <w:lsdException w:name="List 2" w:semiHidden="1" w:unhideWhenUsed="1"/>
+    <w:lsdException w:name="List 3" w:semiHidden="1" w:unhideWhenUsed="1"/>
+    <w:lsdException w:name="List 4" w:semiHidden="1" w:unhideWhenUsed="1"/>
+    <w:lsdException w:name="List 5" w:semiHidden="1" w:unhideWhenUsed="1"/>
+    <w:lsdException w:name="List Bullet 2" w:semiHidden="1" w:unhideWhenUsed="1"/>
+    <w:lsdException w:name="List Bullet 3" w:semiHidden="1" w:unhideWhenUsed="1"/>
+    <w:lsdException w:name="List Bullet 4" w:semiHidden="1" w:unhideWhenUsed="1"/>
+    <w:lsdException w:name="List Bullet 5" w:semiHidden="1" w:unhideWhenUsed="1"/>
+    <w:lsdException w:name="List Number 2" w:semiHidden="1" w:unhideWhenUsed="1"/>
+    <w:lsdException w:name="List Number 3" w:semiHidden="1" w:unhideWhenUsed="1"/>
+    <w:lsdException w:name="List Number 4" w:semiHidden="1" w:unhideWhenUsed="1"/>
+    <w:lsdException w:name="List Number 5" w:semiHidden="1" w:unhideWhenUsed="1"/>
+    <w:lsdException w:name="Title" w:uiPriority="10" w:qFormat="1"/>
+    <w:lsdException w:name="Closing" w:semiHidden="1" w:unhideWhenUsed="1"/>
+    <w:lsdException w:name="Signature" w:semiHidden="1" w:unhideWhenUsed="1"/>
+    <w:lsdException w:name="Default Paragraph Font" w:semiHidden="1" w:uiPriority="1" w:unhideWhenUsed="1"/>
+    <w:lsdException w:name="Body Text" w:semiHidden="1" w:unhideWhenUsed="1"/>
+    <w:lsdException w:name="Body Text Indent" w:semiHidden="1" w:unhideWhenUsed="1"/>
+    <w:lsdException w:name="List Continue" w:semiHidden="1" w:unhideWhenUsed="1"/>
+    <w:lsdException w:name="List Continue 2" w:semiHidden="1" w:unhideWhenUsed="1"/>
+    <w:lsdException w:name="List Continue 3" w:semiHidden="1" w:unhideWhenUsed="1"/>
+    <w:lsdException w:name="List Continue 4" w:semiHidden="1" w:unhideWhenUsed="1"/>
+    <w:lsdException w:name="List Continue 5" w:semiHidden="1" w:unhideWhenUsed="1"/>
+    <w:lsdException w:name="Message Header" w:semiHidden="1" w:unhideWhenUsed="1"/>
+    <w:lsdException w:name="Subtitle" w:uiPriority="11" w:qFormat="1"/>
+    <w:lsdException w:name="Salutation" w:semiHidden="1" w:unhideWhenUsed="1"/>
+    <w:lsdException w:name="Date" w:semiHidden="1" w:unhideWhenUsed="1"/>
+    <w:lsdException w:name="Body Text First Indent" w:semiHidden="1" w:unhideWhenUsed="1"/>
+    <w:lsdException w:name="Body Text First Indent 2" w:semiHidden="1" w:unhideWhenUsed="1"/>
+    <w:lsdException w:name="Note Heading" w:semiHidden="1" w:unhideWhenUsed="1"/>
+    <w:lsdException w:name="Body Text 2" w:semiHidden="1" w:unhideWhenUsed="1"/>
+    <w:lsdException w:name="Body Text 3" w:semiHidden="1" w:unhideWhenUsed="1"/>
+    <w:lsdException w:name="Body Text Indent 2" w:semiHidden="1" w:unhideWhenUsed="1"/>
+    <w:lsdException w:name="Body Text Indent 3" w:semiHidden="1" w:unhideWhenUsed="1"/>
+    <w:lsdException w:name="Block Text" w:semiHidden="1" w:unhideWhenUsed="1"/>
+    <w:lsdException w:name="Hyperlink" w:semiHidden="1" w:unhideWhenUsed="1"/>
+    <w:lsdException w:name="FollowedHyperlink" w:semiHidden="1" w:unhideWhenUsed="1"/>
+    <w:lsdException w:name="Strong" w:uiPriority="22" w:qFormat="1"/>
+    <w:lsdException w:name="Emphasis" w:uiPriority="20" w:qFormat="1"/>
+    <w:lsdException w:name="Document Map" w:semiHidden="1" w:unhideWhenUsed="1"/>
+    <w:lsdException w:name="Plain Text" w:semiHidden="1" w:unhideWhenUsed="1"/>
+    <w:lsdException w:name="E-mail Signature" w:semiHidden="1" w:unhideWhenUsed="1"/>
+    <w:lsdException w:name="HTML Top of Form" w:semiHidden="1" w:unhideWhenUsed="1"/>
+    <w:lsdException w:name="HTML Bottom of Form" w:semiHidden="1" w:unhideWhenUsed="1"/>
+    <w:lsdException w:name="Normal (Web)" w:semiHidden="1" w:unhideWhenUsed="1"/>
+    <w:lsdException w:name="HTML Acronym" w:semiHidden="1" w:unhideWhenUsed="1"/>
+    <w:lsdException w:name="HTML Address" w:semiHidden="1" w:unhideWhenUsed="1"/>
+    <w:lsdException w:name="HTML Cite" w:semiHidden="1" w:unhideWhenUsed="1"/>
+    <w:lsdException w:name="HTML Code" w:semiHidden="1" w:unhideWhenUsed="1"/>
+    <w:lsdException w:name="HTML Definition" w:semiHidden="1" w:unhideWhenUsed="1"/>
+    <w:lsdException w:name="HTML Keyboard" w:semiHidden="1" w:unhideWhenUsed="1"/>
+    <w:lsdException w:name="HTML Preformatted" w:semiHidden="1" w:unhideWhenUsed="1"/>
+    <w:lsdException w:name="HTML Sample" w:semiHidden="1" w:unhideWhenUsed="1"/>
+    <w:lsdException w:name="HTML Typewriter" w:semiHidden="1" w:unhideWhenUsed="1"/>
+    <w:lsdException w:name="HTML Variable" w:semiHidden="1" w:unhideWhenUsed="1"/>
+    <w:lsdException w:name="Normal Table" w:semiHidden="1" w:unhideWhenUsed="1"/>
+    <w:lsdException w:name="annotation subject" w:semiHidden="1" w:unhideWhenUsed="1"/>
+    <w:lsdException w:name="No List" w:semiHidden="1" w:unhideWhenUsed="1"/>
+    <w:lsdException w:name="Outline List 1" w:semiHidden="1" w:unhideWhenUsed="1"/>
+    <w:lsdException w:name="Outline List 2" w:semiHidden="1" w:unhideWhenUsed="1"/>
+    <w:lsdException w:name="Outline List 3" w:semiHidden="1" w:unhideWhenUsed="1"/>
+    <w:lsdException w:name="Table Simple 1" w:semiHidden="1" w:unhideWhenUsed="1"/>
+    <w:lsdException w:name="Table Simple 2" w:semiHidden="1" w:unhideWhenUsed="1"/>
+    <w:lsdException w:name="Table Simple 3" w:semiHidden="1" w:unhideWhenUsed="1"/>
+    <w:lsdException w:name="Table Classic 1" w:semiHidden="1" w:unhideWhenUsed="1"/>
+    <w:lsdException w:name="Table Classic 2" w:semiHidden="1" w:unhideWhenUsed="1"/>
+    <w:lsdException w:name="Table Classic 3" w:semiHidden="1" w:unhideWhenUsed="1"/>
+    <w:lsdException w:name="Table Classic 4" w:semiHidden="1" w:unhideWhenUsed="1"/>
+    <w:lsdException w:name="Table Colorful 1" w:semiHidden="1" w:unhideWhenUsed="1"/>
+    <w:lsdException w:name="Table Colorful 2" w:semiHidden="1" w:unhideWhenUsed="1"/>
+    <w:lsdException w:name="Table Colorful 3" w:semiHidden="1" w:unhideWhenUsed="1"/>
+    <w:lsdException w:name="Table Columns 1" w:semiHidden="1" w:unhideWhenUsed="1"/>
+    <w:lsdException w:name="Table Columns 2" w:semiHidden="1" w:unhideWhenUsed="1"/>
+    <w:lsdException w:name="Table Columns 3" w:semiHidden="1" w:unhideWhenUsed="1"/>
+    <w:lsdException w:name="Table Columns 4" w:semiHidden="1" w:unhideWhenUsed="1"/>
+    <w:lsdException w:name="Table Columns 5" w:semiHidden="1" w:unhideWhenUsed="1"/>
+    <w:lsdException w:name="Table Grid 1" w:semiHidden="1" w:unhideWhenUsed="1"/>
+    <w:lsdException w:name="Table Grid 2" w:semiHidden="1" w:unhideWhenUsed="1"/>
+    <w:lsdException w:name="Table Grid 3" w:semiHidden="1" w:unhideWhenUsed="1"/>
+    <w:lsdException w:name="Table Grid 4" w:semiHidden="1" w:unhideWhenUsed="1"/>
+    <w:lsdException w:name="Table Grid 5" w:semiHidden="1" w:unhideWhenUsed="1"/>
+    <w:lsdException w:name="Table Grid 6" w:semiHidden="1" w:unhideWhenUsed="1"/>
+    <w:lsdException w:name="Table Grid 7" w:semiHidden="1" w:unhideWhenUsed="1"/>
+    <w:lsdException w:name="Table Grid 8" w:semiHidden="1" w:unhideWhenUsed="1"/>
+    <w:lsdException w:name="Table List 1" w:semiHidden="1" w:unhideWhenUsed="1"/>
+    <w:lsdException w:name="Table List 2" w:semiHidden="1" w:unhideWhenUsed="1"/>
+    <w:lsdException w:name="Table List 3" w:semiHidden="1" w:unhideWhenUsed="1"/>
+    <w:lsdException w:name="Table List 4" w:semiHidden="1" w:unhideWhenUsed="1"/>
+    <w:lsdException w:name="Table List 5" w:semiHidden="1" w:unhideWhenUsed="1"/>
+    <w:lsdException w:name="Table List 6" w:semiHidden="1" w:unhideWhenUsed="1"/>
+    <w:lsdException w:name="Table List 7" w:semiHidden="1" w:unhideWhenUsed="1"/>
+    <w:lsdException w:name="Table List 8" w:semiHidden="1" w:unhideWhenUsed="1"/>
+    <w:lsdException w:name="Table 3D effects 1" w:semiHidden="1" w:unhideWhenUsed="1"/>
+    <w:lsdException w:name="Table 3D effects 2" w:semiHidden="1" w:unhideWhenUsed="1"/>
+    <w:lsdException w:name="Table 3D effects 3" w:semiHidden="1" w:unhideWhenUsed="1"/>
+    <w:lsdException w:name="Table Contemporary" w:semiHidden="1" w:unhideWhenUsed="1"/>
+    <w:lsdException w:name="Table Elegant" w:semiHidden="1" w:unhideWhenUsed="1"/>
+    <w:lsdException w:name="Table Professional" w:semiHidden="1" w:unhideWhenUsed="1"/>
+    <w:lsdException w:name="Table Subtle 1" w:semiHidden="1" w:unhideWhenUsed="1"/>
+    <w:lsdException w:name="Table Subtle 2" w:semiHidden="1" w:unhideWhenUsed="1"/>
+    <w:lsdException w:name="Table Web 1" w:semiHidden="1" w:unhideWhenUsed="1"/>
+    <w:lsdException w:name="Table Web 2" w:semiHidden="1" w:unhideWhenUsed="1"/>
+    <w:lsdException w:name="Table Web 3" w:semiHidden="1" w:unhideWhenUsed="1"/>
+    <w:lsdException w:name="Balloon Text" w:semiHidden="1" w:unhideWhenUsed="1"/>
+    <w:lsdException w:name="Table Grid" w:uiPriority="39"/>
+    <w:lsdException w:name="Table Theme" w:semiHidden="1" w:unhideWhenUsed="1"/>
+    <w:lsdException w:name="Placeholder Text" w:semiHidden="1"/>
+    <w:lsdException w:name="No Spacing" w:uiPriority="1" w:qFormat="1"/>
+    <w:lsdException w:name="Light Shading" w:uiPriority="60"/>
+    <w:lsdException w:name="Light List" w:uiPriority="61"/>
+    <w:lsdException w:name="Light Grid" w:uiPriority="62"/>
+    <w:lsdException w:name="Medium Shading 1" w:uiPriority="63"/>
+    <w:lsdException w:name="Medium Shading 2" w:uiPriority="64"/>
+    <w:lsdException w:name="Medium List 1" w:uiPriority="65"/>
+    <w:lsdException w:name="Medium List 2" w:uiPriority="66"/>
+    <w:lsdException w:name="Medium Grid 1" w:uiPriority="67"/>
+    <w:lsdException w:name="Medium Grid 2" w:uiPriority="68"/>
+    <w:lsdException w:name="Medium Grid 3" w:uiPriority="69"/>
+    <w:lsdException w:name="Dark List" w:uiPriority="70"/>
+    <w:lsdException w:name="Colorful Shading" w:uiPriority="71"/>
+    <w:lsdException w:name="Colorful List" w:uiPriority="72"/>
+    <w:lsdException w:name="Colorful Grid" w:uiPriority="73"/>
+    <w:lsdException w:name="Light Shading Accent 1" w:uiPriority="60"/>
+    <w:lsdException w:name="Light List Accent 1" w:uiPriority="61"/>
+    <w:lsdException w:name="Light Grid Accent 1" w:uiPriority="62"/>
+    <w:lsdException w:name="Medium Shading 1 Accent 1" w:uiPriority="63"/>
+    <w:lsdException w:name="Medium Shading 2 Accent 1" w:uiPriority="64"/>
+    <w:lsdException w:name="Medium List 1 Accent 1" w:uiPriority="65"/>
+    <w:lsdException w:name="Revision" w:semiHidden="1"/>
+    <w:lsdException w:name="List Paragraph" w:uiPriority="34" w:qFormat="1"/>
+    <w:lsdException w:name="Quote" w:uiPriority="29" w:qFormat="1"/>
+    <w:lsdException w:name="Intense Quote" w:uiPriority="30" w:qFormat="1"/>
+    <w:lsdException w:name="Medium List 2 Accent 1" w:uiPriority="66"/>
+    <w:lsdException w:name="Medium Grid 1 Accent 1" w:uiPriority="67"/>
+    <w:lsdException w:name="Medium Grid 2 Accent 1" w:uiPriority="68"/>
+    <w:lsdException w:name="Medium Grid 3 Accent 1" w:uiPriority="69"/>
+    <w:lsdException w:name="Dark List Accent 1" w:uiPriority="70"/>
+    <w:lsdException w:name="Colorful Shading Accent 1" w:uiPriority="71"/>
+    <w:lsdException w:name="Colorful List Accent 1" w:uiPriority="72"/>
+    <w:lsdException w:name="Colorful Grid Accent 1" w:uiPriority="73"/>
+    <w:lsdException w:name="Light Shading Accent 2" w:uiPriority="60"/>
+    <w:lsdException w:name="Light List Accent 2" w:uiPriority="61"/>
+    <w:lsdException w:name="Light Grid Accent 2" w:uiPriority="62"/>
+    <w:lsdException w:name="Medium Shading 1 Accent 2" w:uiPriority="63"/>
+    <w:lsdException w:name="Medium Shading 2 Accent 2" w:uiPriority="64"/>
+    <w:lsdException w:name="Medium List 1 Accent 2" w:uiPriority="65"/>
+    <w:lsdException w:name="Medium List 2 Accent 2" w:uiPriority="66"/>
+    <w:lsdException w:name="Medium Grid 1 Accent 2" w:uiPriority="67"/>
+    <w:lsdException w:name="Medium Grid 2 Accent 2" w:uiPriority="68"/>
+    <w:lsdException w:name="Medium Grid 3 Accent 2" w:uiPriority="69"/>
+    <w:lsdException w:name="Dark List Accent 2" w:uiPriority="70"/>
+    <w:lsdException w:name="Colorful Shading Accent 2" w:uiPriority="71"/>
+    <w:lsdException w:name="Colorful List Accent 2" w:uiPriority="72"/>
+    <w:lsdException w:name="Colorful Grid Accent 2" w:uiPriority="73"/>
+    <w:lsdException w:name="Light Shading Accent 3" w:uiPriority="60"/>
+    <w:lsdException w:name="Light List Accent 3" w:uiPriority="61"/>
+    <w:lsdException w:name="Light Grid Accent 3" w:uiPriority="62"/>
+    <w:lsdException w:name="Medium Shading 1 Accent 3" w:uiPriority="63"/>
+    <w:lsdException w:name="Medium Shading 2 Accent 3" w:uiPriority="64"/>
+    <w:lsdException w:name="Medium List 1 Accent 3" w:uiPriority="65"/>
+    <w:lsdException w:name="Medium List 2 Accent 3" w:uiPriority="66"/>
+    <w:lsdException w:name="Medium Grid 1 Accent 3" w:uiPriority="67"/>
+    <w:lsdException w:name="Medium Grid 2 Accent 3" w:uiPriority="68"/>
+    <w:lsdException w:name="Medium Grid 3 Accent 3" w:uiPriority="69"/>
+    <w:lsdException w:name="Dark List Accent 3" w:uiPriority="70"/>
+    <w:lsdException w:name="Colorful Shading Accent 3" w:uiPriority="71"/>
+    <w:lsdException w:name="Colorful List Accent 3" w:uiPriority="72"/>
+    <w:lsdException w:name="Colorful Grid Accent 3" w:uiPriority="73"/>
+    <w:lsdException w:name="Light Shading Accent 4" w:uiPriority="60"/>
+    <w:lsdException w:name="Light List Accent 4" w:uiPriority="61"/>
+    <w:lsdException w:name="Light Grid Accent 4" w:uiPriority="62"/>
+    <w:lsdException w:name="Medium Shading 1 Accent 4" w:uiPriority="63"/>
+    <w:lsdException w:name="Medium Shading 2 Accent 4" w:uiPriority="64"/>
+    <w:lsdException w:name="Medium List 1 Accent 4" w:uiPriority="65"/>
+    <w:lsdException w:name="Medium List 2 Accent 4" w:uiPriority="66"/>
+    <w:lsdException w:name="Medium Grid 1 Accent 4" w:uiPriority="67"/>
+    <w:lsdException w:name="Medium Grid 2 Accent 4" w:uiPriority="68"/>
+    <w:lsdException w:name="Medium Grid 3 Accent 4" w:uiPriority="69"/>
+    <w:lsdException w:name="Dark List Accent 4" w:uiPriority="70"/>
+    <w:lsdException w:name="Colorful Shading Accent 4" w:uiPriority="71"/>
+    <w:lsdException w:name="Colorful List Accent 4" w:uiPriority="72"/>
+    <w:lsdException w:name="Colorful Grid Accent 4" w:uiPriority="73"/>
+    <w:lsdException w:name="Light Shading Accent 5" w:uiPriority="60"/>
+    <w:lsdException w:name="Light List Accent 5" w:uiPriority="61"/>
+    <w:lsdException w:name="Light Grid Accent 5" w:uiPriority="62"/>
+    <w:lsdException w:name="Medium Shading 1 Accent 5" w:uiPriority="63"/>
+    <w:lsdException w:name="Medium Shading 2 Accent 5" w:uiPriority="64"/>
+    <w:lsdException w:name="Medium List 1 Accent 5" w:uiPriority="65"/>
+    <w:lsdException w:name="Medium List 2 Accent 5" w:uiPriority="66"/>
+    <w:lsdException w:name="Medium Grid 1 Accent 5" w:uiPriority="67"/>
+    <w:lsdException w:name="Medium Grid 2 Accent 5" w:uiPriority="68"/>
+    <w:lsdException w:name="Medium Grid 3 Accent 5" w:uiPriority="69"/>
+    <w:lsdException w:name="Dark List Accent 5" w:uiPriority="70"/>
+    <w:lsdException w:name="Colorful Shading Accent 5" w:uiPriority="71"/>
+    <w:lsdException w:name="Colorful List Accent 5" w:uiPriority="72"/>
+    <w:lsdException w:name="Colorful Grid Accent 5" w:uiPriority="73"/>
+    <w:lsdException w:name="Light Shading Accent 6" w:uiPriority="60"/>
+    <w:lsdException w:name="Light List Accent 6" w:uiPriority="61"/>
+    <w:lsdException w:name="Light Grid Accent 6" w:uiPriority="62"/>
+    <w:lsdException w:name="Medium Shading 1 Accent 6" w:uiPriority="63"/>
+    <w:lsdException w:name="Medium Shading 2 Accent 6" w:uiPriority="64"/>
+    <w:lsdException w:name="Medium List 1 Accent 6" w:uiPriority="65"/>
+    <w:lsdException w:name="Medium List 2 Accent 6" w:uiPriority="66"/>
+    <w:lsdException w:name="Medium Grid 1 Accent 6" w:uiPriority="67"/>
+    <w:lsdException w:name="Medium Grid 2 Accent 6" w:uiPriority="68"/>
+    <w:lsdException w:name="Medium Grid 3 Accent 6" w:uiPriority="69"/>
+    <w:lsdException w:name="Dark List Accent 6" w:uiPriority="70"/>
+    <w:lsdException w:name="Colorful Shading Accent 6" w:uiPriority="71"/>
+    <w:lsdException w:name="Colorful List Accent 6" w:uiPriority="72"/>
+    <w:lsdException w:name="Colorful Grid Accent 6" w:uiPriority="73"/>
+    <w:lsdException w:name="Subtle Emphasis" w:uiPriority="19" w:qFormat="1"/>
+    <w:lsdException w:name="Intense Emphasis" w:uiPriority="21" w:qFormat="1"/>
+    <w:lsdException w:name="Subtle Reference" w:uiPriority="31" w:qFormat="1"/>
+    <w:lsdException w:name="Intense Reference" w:uiPriority="32" w:qFormat="1"/>
+    <w:lsdException w:name="Book Title" w:uiPriority="33" w:qFormat="1"/>
+    <w:lsdException w:name="Bibliography" w:semiHidden="1" w:uiPriority="37" w:unhideWhenUsed="1"/>
+    <w:lsdException w:name="TOC Heading" w:semiHidden="1" w:uiPriority="39" w:unhideWhenUsed="1" w:qFormat="1"/>
+    <w:lsdException w:name="Plain Table 1" w:uiPriority="41"/>
+    <w:lsdException w:name="Plain Table 2" w:uiPriority="42"/>
+    <w:lsdException w:name="Plain Table 3" w:uiPriority="43"/>
+    <w:lsdException w:name="Plain Table 4" w:uiPriority="44"/>
+    <w:lsdException w:name="Plain Table 5" w:uiPriority="45"/>
+    <w:lsdException w:name="Grid Table Light" w:uiPriority="40"/>
+    <w:lsdException w:name="Grid Table 1 Light" w:uiPriority="46"/>
+    <w:lsdException w:name="Grid Table 2" w:uiPriority="47"/>
+    <w:lsdException w:name="Grid Table 3" w:uiPriority="48"/>
+    <w:lsdException w:name="Grid Table 4" w:uiPriority="49"/>
+    <w:lsdException w:name="Grid Table 5 Dark" w:uiPriority="50"/>
+    <w:lsdException w:name="Grid Table 6 Colorful" w:uiPriority="51"/>
+    <w:lsdException w:name="Grid Table 7 Colorful" w:uiPriority="52"/>
+    <w:lsdException w:name="Grid Table 1 Light Accent 1" w:uiPriority="46"/>
+    <w:lsdException w:name="Grid Table 2 Accent 1" w:uiPriority="47"/>
+    <w:lsdException w:name="Grid Table 3 Accent 1" w:uiPriority="48"/>
+    <w:lsdException w:name="Grid Table 4 Accent 1" w:uiPriority="49"/>
+    <w:lsdException w:name="Grid Table 5 Dark Accent 1" w:uiPriority="50"/>
+    <w:lsdException w:name="Grid Table 6 Colorful Accent 1" w:uiPriority="51"/>
+    <w:lsdException w:name="Grid Table 7 Colorful Accent 1" w:uiPriority="52"/>
+    <w:lsdException w:name="Grid Table 1 Light Accent 2" w:uiPriority="46"/>
+    <w:lsdException w:name="Grid Table 2 Accent 2" w:uiPriority="47"/>
+    <w:lsdException w:name="Grid Table 3 Accent 2" w:uiPriority="48"/>
+    <w:lsdException w:name="Grid Table 4 Accent 2" w:uiPriority="49"/>
+    <w:lsdException w:name="Grid Table 5 Dark Accent 2" w:uiPriority="50"/>
+    <w:lsdException w:name="Grid Table 6 Colorful Accent 2" w:uiPriority="51"/>
+    <w:lsdException w:name="Grid Table 7 Colorful Accent 2" w:uiPriority="52"/>
+    <w:lsdException w:name="Grid Table 1 Light Accent 3" w:uiPriority="46"/>
+    <w:lsdException w:name="Grid Table 2 Accent 3" w:uiPriority="47"/>
+    <w:lsdException w:name="Grid Table 3 Accent 3" w:uiPriority="48"/>
+    <w:lsdException w:name="Grid Table 4 Accent 3" w:uiPriority="49"/>
+    <w:lsdException w:name="Grid Table 5 Dark Accent 3" w:uiPriority="50"/>
+    <w:lsdException w:name="Grid Table 6 Colorful Accent 3" w:uiPriority="51"/>
+    <w:lsdException w:name="Grid Table 7 Colorful Accent 3" w:uiPriority="52"/>
+    <w:lsdException w:name="Grid Table 1 Light Accent 4" w:uiPriority="46"/>
+    <w:lsdException w:name="Grid Table 2 Accent 4" w:uiPriority="47"/>
+    <w:lsdException w:name="Grid Table 3 Accent 4" w:uiPriority="48"/>
+    <w:lsdException w:name="Grid Table 4 Accent 4" w:uiPriority="49"/>
+    <w:lsdException w:name="Grid Table 5 Dark Accent 4" w:uiPriority="50"/>
+    <w:lsdException w:name="Grid Table 6 Colorful Accent 4" w:uiPriority="51"/>
+    <w:lsdException w:name="Grid Table 7 Colorful Accent 4" w:uiPriority="52"/>
+    <w:lsdException w:name="Grid Table 1 Light Accent 5" w:uiPriority="46"/>
+    <w:lsdException w:name="Grid Table 2 Accent 5" w:uiPriority="47"/>
+    <w:lsdException w:name="Grid Table 3 Accent 5" w:uiPriority="48"/>
+    <w:lsdException w:name="Grid Table 4 Accent 5" w:uiPriority="49"/>
+    <w:lsdException w:name="Grid Table 5 Dark Accent 5" w:uiPriority="50"/>
+    <w:lsdException w:name="Grid Table 6 Colorful Accent 5" w:uiPriority="51"/>
+    <w:lsdException w:name="Grid Table 7 Colorful Accent 5" w:uiPriority="52"/>
+    <w:lsdException w:name="Grid Table 1 Light Accent 6" w:uiPriority="46"/>
+    <w:lsdException w:name="Grid Table 2 Accent 6" w:uiPriority="47"/>
+    <w:lsdException w:name="Grid Table 3 Accent 6" w:uiPriority="48"/>
+    <w:lsdException w:name="Grid Table 4 Accent 6" w:uiPriority="49"/>
+    <w:lsdException w:name="Grid Table 5 Dark Accent 6" w:uiPriority="50"/>
+    <w:lsdException w:name="Grid Table 6 Colorful Accent 6" w:uiPriority="51"/>
+    <w:lsdException w:name="Grid Table 7 Colorful Accent 6" w:uiPriority="52"/>
+    <w:lsdException w:name="List Table 1 Light" w:uiPriority="46"/>
+    <w:lsdException w:name="List Table 2" w:uiPriority="47"/>
+    <w:lsdException w:name="List Table 3" w:uiPriority="48"/>
+    <w:lsdException w:name="List Table 4" w:uiPriority="49"/>
+    <w:lsdException w:name="List Table 5 Dark" w:uiPriority="50"/>
+    <w:lsdException w:name="List Table 6 Colorful" w:uiPriority="51"/>
+    <w:lsdException w:name="List Table 7 Colorful" w:uiPriority="52"/>
+    <w:lsdException w:name="List Table 1 Light Accent 1" w:uiPriority="46"/>
+    <w:lsdException w:name="List Table 2 Accent 1" w:uiPriority="47"/>
+    <w:lsdException w:name="List Table 3 Accent 1" w:uiPriority="48"/>
+    <w:lsdException w:name="List Table 4 Accent 1" w:uiPriority="49"/>
+    <w:lsdException w:name="List Table 5 Dark Accent 1" w:uiPriority="50"/>
+    <w:lsdException w:name="List Table 6 Colorful Accent 1" w:uiPriority="51"/>
+    <w:lsdException w:name="List Table 7 Colorful Accent 1" w:uiPriority="52"/>
+    <w:lsdException w:name="List Table 1 Light Accent 2" w:uiPriority="46"/>
+    <w:lsdException w:name="List Table 2 Accent 2" w:uiPriority="47"/>
+    <w:lsdException w:name="List Table 3 Accent 2" w:uiPriority="48"/>
+    <w:lsdException w:name="List Table 4 Accent 2" w:uiPriority="49"/>
+    <w:lsdException w:name="List Table 5 Dark Accent 2" w:uiPriority="50"/>
+    <w:lsdException w:name="List Table 6 Colorful Accent 2" w:uiPriority="51"/>
+    <w:lsdException w:name="List Table 7 Colorful Accent 2" w:uiPriority="52"/>
+    <w:lsdException w:name="List Table 1 Light Accent 3" w:uiPriority="46"/>
+    <w:lsdException w:name="List Table 2 Accent 3" w:uiPriority="47"/>
+    <w:lsdException w:name="List Table 3 Accent 3" w:uiPriority="48"/>
+    <w:lsdException w:name="List Table 4 Accent 3" w:uiPriority="49"/>
+    <w:lsdException w:name="List Table 5 Dark Accent 3" w:uiPriority="50"/>
+    <w:lsdException w:name="List Table 6 Colorful Accent 3" w:uiPriority="51"/>
+    <w:lsdException w:name="List Table 7 Colorful Accent 3" w:uiPriority="52"/>
+    <w:lsdException w:name="List Table 1 Light Accent 4" w:uiPriority="46"/>
+    <w:lsdException w:name="List Table 2 Accent 4" w:uiPriority="47"/>
+    <w:lsdException w:name="List Table 3 Accent 4" w:uiPriority="48"/>
+    <w:lsdException w:name="List Table 4 Accent 4" w:uiPriority="49"/>
+    <w:lsdException w:name="List Table 5 Dark Accent 4" w:uiPriority="50"/>
+    <w:lsdException w:name="List Table 6 Colorful Accent 4" w:uiPriority="51"/>
+    <w:lsdException w:name="List Table 7 Colorful Accent 4" w:uiPriority="52"/>
+    <w:lsdException w:name="List Table 1 Light Accent 5" w:uiPriority="46"/>
+    <w:lsdException w:name="List Table 2 Accent 5" w:uiPriority="47"/>
+    <w:lsdException w:name="List Table 3 Accent 5" w:uiPriority="48"/>
+    <w:lsdException w:name="List Table 4 Accent 5" w:uiPriority="49"/>
+    <w:lsdException w:name="List Table 5 Dark Accent 5" w:uiPriority="50"/>
+    <w:lsdException w:name="List Table 6 Colorful Accent 5" w:uiPriority="51"/>
+    <w:lsdException w:name="List Table 7 Colorful Accent 5" w:uiPriority="52"/>
+    <w:lsdException w:name="List Table 1 Light Accent 6" w:uiPriority="46"/>
+    <w:lsdException w:name="List Table 2 Accent 6" w:uiPriority="47"/>
+    <w:lsdException w:name="List Table 3 Accent 6" w:uiPriority="48"/>
+    <w:lsdException w:name="List Table 4 Accent 6" w:uiPriority="49"/>
+    <w:lsdException w:name="List Table 5 Dark Accent 6" w:uiPriority="50"/>
+    <w:lsdException w:name="List Table 6 Colorful Accent 6" w:uiPriority="51"/>
+    <w:lsdException w:name="List Table 7 Colorful Accent 6" w:uiPriority="52"/>
+    <w:lsdException w:name="Mention" w:semiHidden="1" w:unhideWhenUsed="1"/>
+    <w:lsdException w:name="Smart Hyperlink" w:semiHidden="1" w:unhideWhenUsed="1"/>
+    <w:lsdException w:name="Hashtag" w:semiHidden="1" w:unhideWhenUsed="1"/>
+    <w:lsdException w:name="Unresolved Mention" w:semiHidden="1" w:unhideWhenUsed="1"/>
+    <w:lsdException w:name="Smart Link" w:semiHidden="1" w:unhideWhenUsed="1"/>
+  </w:latentStyles>
+  <w:style w:type="paragraph" w:default="1" w:styleId="Normal">
+    <w:name w:val="Normal"/>
+    <w:qFormat/>
+  </w:style>
+  <w:style w:type="character" w:default="1" w:styleId="Fuentedeprrafopredeter">
+    <w:name w:val="Default Paragraph Font"/>
+    <w:uiPriority w:val="1"/>
+    <w:semiHidden/>
+    <w:unhideWhenUsed/>
+  </w:style>
+  <w:style w:type="table" w:default="1" w:styleId="Tablanormal">
+    <w:name w:val="Normal Table"/>
+    <w:uiPriority w:val="99"/>
+    <w:semiHidden/>
+    <w:unhideWhenUsed/>
+    <w:tblPr>
+      <w:tblInd w:w="0" w:type="dxa"/>
+      <w:tblCellMar>
+        <w:top w:w="0" w:type="dxa"/>
+        <w:left w:w="108" w:type="dxa"/>
+        <w:bottom w:w="0" w:type="dxa"/>
+        <w:right w:w="108" w:type="dxa"/>
+      </w:tblCellMar>
+    </w:tblPr>
+  </w:style>
+  <w:style w:type="numbering" w:default="1" w:styleId="Sinlista">
+    <w:name w:val="No List"/>
+    <w:uiPriority w:val="99"/>
+    <w:semiHidden/>
+    <w:unhideWhenUsed/>
+  </w:style>
+  <w:style w:type="character" w:styleId="Textodelmarcadordeposicin">
+    <w:name w:val="Placeholder Text"/>
+    <w:basedOn w:val="Fuentedeprrafopredeter"/>
+    <w:uiPriority w:val="99"/>
+    <w:semiHidden/>
+    <w:rsid w:val="00FD7D49"/>
+    <w:rPr>
+      <w:color w:val="666666"/>
+    </w:rPr>
+  </w:style>
+  <w:style w:type="paragraph" w:customStyle="1" w:styleId="F50FD50E6AEC4F61913FAC624C93839F">
+    <w:name w:val="F50FD50E6AEC4F61913FAC624C93839F"/>
+    <w:rsid w:val="00FD7D49"/>
+    <w:pPr>
+      <w:spacing w:after="0" w:line="240" w:lineRule="auto"/>
+    </w:pPr>
+    <w:rPr>
+      <w:rFonts w:ascii="Times New Roman" w:eastAsia="Times New Roman" w:hAnsi="Times New Roman" w:cs="Times New Roman"/>
+      <w:kern w:val="0"/>
+      <w:lang w:val="es" w:eastAsia="es-MX"/>
+      <w14:ligatures w14:val="none"/>
+    </w:rPr>
+  </w:style>
+  <w:style w:type="paragraph" w:customStyle="1" w:styleId="FEFB846F6CBC4B7981422AF44B4FA0F2">
+    <w:name w:val="FEFB846F6CBC4B7981422AF44B4FA0F2"/>
+    <w:rsid w:val="00FD7D49"/>
+  </w:style>
+  <w:style w:type="paragraph" w:customStyle="1" w:styleId="B3040584EEE748FC95D1745D9EAA67FE">
+    <w:name w:val="B3040584EEE748FC95D1745D9EAA67FE"/>
+    <w:rsid w:val="00FD7D49"/>
+  </w:style>
+  <w:style w:type="paragraph" w:customStyle="1" w:styleId="F3D54CA46F314914947DF77E2E4831BE">
+    <w:name w:val="F3D54CA46F314914947DF77E2E4831BE"/>
+    <w:rsid w:val="00FD7D49"/>
+  </w:style>
+  <w:style w:type="paragraph" w:customStyle="1" w:styleId="860CFA0E63C94C9EB0C97CF548AA4D2C">
+    <w:name w:val="860CFA0E63C94C9EB0C97CF548AA4D2C"/>
+    <w:rsid w:val="00FD7D49"/>
+  </w:style>
+  <w:style w:type="paragraph" w:customStyle="1" w:styleId="550BB82333784842A6DBEFC4339A7096">
+    <w:name w:val="550BB82333784842A6DBEFC4339A7096"/>
+    <w:rsid w:val="00FD7D49"/>
+  </w:style>
+  <w:style w:type="paragraph" w:customStyle="1" w:styleId="18D015F4FC1F4045869187912DBCAA8B">
+    <w:name w:val="18D015F4FC1F4045869187912DBCAA8B"/>
+    <w:rsid w:val="00FD7D49"/>
+  </w:style>
+  <w:style w:type="paragraph" w:customStyle="1" w:styleId="54308B3C27894818992238DBE68E9048">
+    <w:name w:val="54308B3C27894818992238DBE68E9048"/>
+    <w:rsid w:val="00FD7D49"/>
+  </w:style>
+  <w:style w:type="paragraph" w:customStyle="1" w:styleId="6E7A44EE595B4789911B4D5B0CB32A5A">
+    <w:name w:val="6E7A44EE595B4789911B4D5B0CB32A5A"/>
+    <w:rsid w:val="00FD7D49"/>
+  </w:style>
+  <w:style w:type="paragraph" w:customStyle="1" w:styleId="76730A803DC443EB9956D73085023356">
+    <w:name w:val="76730A803DC443EB9956D73085023356"/>
+    <w:rsid w:val="00FD7D49"/>
+  </w:style>
+  <w:style w:type="paragraph" w:customStyle="1" w:styleId="C5AA23FB63434028852998767EFD17E6">
+    <w:name w:val="C5AA23FB63434028852998767EFD17E6"/>
+    <w:rsid w:val="00FD7D49"/>
+  </w:style>
+  <w:style w:type="paragraph" w:customStyle="1" w:styleId="556B7504BF094480876F2D0AC1DF4DCC">
+    <w:name w:val="556B7504BF094480876F2D0AC1DF4DCC"/>
+    <w:rsid w:val="00FD7D49"/>
+  </w:style>
+  <w:style w:type="paragraph" w:customStyle="1" w:styleId="5F56DAD9B7804731AADE1F21A1BDB92C">
+    <w:name w:val="5F56DAD9B7804731AADE1F21A1BDB92C"/>
+    <w:rsid w:val="00FD7D49"/>
+  </w:style>
+  <w:style w:type="paragraph" w:customStyle="1" w:styleId="7AFCD5927E5040D6A3DE8AF6BDC81B0E">
+    <w:name w:val="7AFCD5927E5040D6A3DE8AF6BDC81B0E"/>
+    <w:rsid w:val="00FD7D49"/>
+  </w:style>
+  <w:style w:type="paragraph" w:customStyle="1" w:styleId="75BA0F045C424203B379DD681D13B857">
+    <w:name w:val="75BA0F045C424203B379DD681D13B857"/>
+    <w:rsid w:val="00FD7D49"/>
+  </w:style>
+  <w:style w:type="paragraph" w:customStyle="1" w:styleId="864A1B060EAB451F85D223177770E2DF">
+    <w:name w:val="864A1B060EAB451F85D223177770E2DF"/>
+    <w:rsid w:val="00FD7D49"/>
+  </w:style>
+  <w:style w:type="paragraph" w:customStyle="1" w:styleId="46C4F055A8D84B7AB6B065A8E57853EA">
+    <w:name w:val="46C4F055A8D84B7AB6B065A8E57853EA"/>
+    <w:rsid w:val="00FD7D49"/>
+  </w:style>
+</w:styles>
+</file>
+
+<file path=word/glossary/webSettings.xml><?xml version="1.0" encoding="utf-8"?>
+<w:webSettings xmlns:mc="http://schemas.openxmlformats.org/markup-compatibility/2006" xmlns:r="http://schemas.openxmlformats.org/officeDocument/2006/relationships" xmlns:w="http://schemas.openxmlformats.org/wordprocessingml/2006/main" xmlns:w14="http://schemas.microsoft.com/office/word/2010/wordml" xmlns:w15="http://schemas.microsoft.com/office/word/2012/wordml" xmlns:w16cex="http://schemas.microsoft.com/office/word/2018/wordml/cex" xmlns:w16cid="http://schemas.microsoft.com/office/word/2016/wordml/cid" xmlns:w16="http://schemas.microsoft.com/office/word/2018/wordml" xmlns:w16du="http://schemas.microsoft.com/office/word/2023/wordml/word16du" xmlns:w16sdtdh="http://schemas.microsoft.com/office/word/2020/wordml/sdtdatahash" xmlns:w16sdtfl="http://schemas.microsoft.com/office/word/2024/wordml/sdtformatlock" xmlns:w16se="http://schemas.microsoft.com/office/word/2015/wordml/symex" mc:Ignorable="w14 w15 w16se w16cid w16 w16cex w16sdtdh w16sdtfl w16du">
+  <w:optimizeForBrowser/>
+  <w:allowPNG/>
+</w:webSettings>
 </file>
 
 <file path=word/theme/theme1.xml><?xml version="1.0" encoding="utf-8"?>

--- a/files/original_student_files/family_report.docx
+++ b/files/original_student_files/family_report.docx
@@ -819,13 +819,42 @@
               <w:right w:val="single" w:sz="4" w:space="0" w:color="000000"/>
             </w:tcBorders>
           </w:tcPr>
-          <w:p>
-            <w:pPr>
-              <w:rPr>
-                <w:rFonts w:ascii="Arial Narrow" w:eastAsia="Arial Narrow" w:hAnsi="Arial Narrow" w:cs="Arial Narrow"/>
-              </w:rPr>
-            </w:pPr>
-          </w:p>
+          <w:sdt>
+            <w:sdtPr>
+              <w:rPr>
+                <w:rFonts w:ascii="Arial" w:eastAsia="Arial Narrow" w:hAnsi="Arial" w:cs="Arial"/>
+                <w:sz w:val="20"/>
+                <w:szCs w:val="20"/>
+              </w:rPr>
+              <w:alias w:val="professional_full_name"/>
+              <w:tag w:val="professional_full_name"/>
+              <w:id w:val="-921559039"/>
+              <w:placeholder>
+                <w:docPart w:val="CC700EBA85EB44D8BBFA4F2C5E4711D0"/>
+              </w:placeholder>
+              <w:showingPlcHdr/>
+            </w:sdtPr>
+            <w:sdtContent>
+              <w:p>
+                <w:pPr>
+                  <w:jc w:val="both"/>
+                  <w:rPr>
+                    <w:rFonts w:ascii="Arial" w:eastAsia="Arial Narrow" w:hAnsi="Arial" w:cs="Arial"/>
+                    <w:sz w:val="20"/>
+                    <w:szCs w:val="20"/>
+                  </w:rPr>
+                </w:pPr>
+                <w:r>
+                  <w:rPr>
+                    <w:rStyle w:val="Textodelmarcadordeposicin"/>
+                    <w:rFonts w:ascii="Arial Narrow" w:hAnsi="Arial Narrow"/>
+                    <w:color w:val="auto"/>
+                  </w:rPr>
+                  <w:t>Haz clic o pulse aquí para escribir texto.</w:t>
+                </w:r>
+              </w:p>
+            </w:sdtContent>
+          </w:sdt>
         </w:tc>
         <w:tc>
           <w:tcPr>
@@ -838,13 +867,42 @@
               <w:right w:val="single" w:sz="4" w:space="0" w:color="000000"/>
             </w:tcBorders>
           </w:tcPr>
-          <w:p>
-            <w:pPr>
-              <w:rPr>
-                <w:rFonts w:ascii="Arial Narrow" w:eastAsia="Arial Narrow" w:hAnsi="Arial Narrow" w:cs="Arial Narrow"/>
-              </w:rPr>
-            </w:pPr>
-          </w:p>
+          <w:sdt>
+            <w:sdtPr>
+              <w:rPr>
+                <w:rFonts w:ascii="Arial" w:eastAsia="Arial Narrow" w:hAnsi="Arial" w:cs="Arial"/>
+                <w:sz w:val="20"/>
+                <w:szCs w:val="20"/>
+              </w:rPr>
+              <w:alias w:val="professional_identification_number"/>
+              <w:tag w:val="professional_identification_number"/>
+              <w:id w:val="2062663861"/>
+              <w:placeholder>
+                <w:docPart w:val="F8D5726B25B44E24A5E69D73BC37E80C"/>
+              </w:placeholder>
+              <w:showingPlcHdr/>
+            </w:sdtPr>
+            <w:sdtContent>
+              <w:p>
+                <w:pPr>
+                  <w:jc w:val="both"/>
+                  <w:rPr>
+                    <w:rFonts w:ascii="Arial" w:eastAsia="Arial Narrow" w:hAnsi="Arial" w:cs="Arial"/>
+                    <w:sz w:val="20"/>
+                    <w:szCs w:val="20"/>
+                  </w:rPr>
+                </w:pPr>
+                <w:r>
+                  <w:rPr>
+                    <w:rStyle w:val="Textodelmarcadordeposicin"/>
+                    <w:rFonts w:ascii="Arial Narrow" w:hAnsi="Arial Narrow"/>
+                    <w:color w:val="auto"/>
+                  </w:rPr>
+                  <w:t>Haz clic o pulse aquí para escribir texto.</w:t>
+                </w:r>
+              </w:p>
+            </w:sdtContent>
+          </w:sdt>
         </w:tc>
       </w:tr>
       <w:tr>
@@ -927,13 +985,42 @@
               <w:right w:val="single" w:sz="4" w:space="0" w:color="000000"/>
             </w:tcBorders>
           </w:tcPr>
-          <w:p>
-            <w:pPr>
-              <w:rPr>
-                <w:rFonts w:ascii="Arial Narrow" w:eastAsia="Arial Narrow" w:hAnsi="Arial Narrow" w:cs="Arial Narrow"/>
-              </w:rPr>
-            </w:pPr>
-          </w:p>
+          <w:sdt>
+            <w:sdtPr>
+              <w:rPr>
+                <w:rFonts w:ascii="Arial" w:eastAsia="Arial Narrow" w:hAnsi="Arial" w:cs="Arial"/>
+                <w:sz w:val="20"/>
+                <w:szCs w:val="20"/>
+              </w:rPr>
+              <w:alias w:val="professional_social_name"/>
+              <w:tag w:val="professional_social_name"/>
+              <w:id w:val="-418868274"/>
+              <w:placeholder>
+                <w:docPart w:val="3A38D478D470494E994279A702E98AA2"/>
+              </w:placeholder>
+              <w:showingPlcHdr/>
+            </w:sdtPr>
+            <w:sdtContent>
+              <w:p>
+                <w:pPr>
+                  <w:jc w:val="both"/>
+                  <w:rPr>
+                    <w:rFonts w:ascii="Arial" w:eastAsia="Arial Narrow" w:hAnsi="Arial" w:cs="Arial"/>
+                    <w:sz w:val="20"/>
+                    <w:szCs w:val="20"/>
+                  </w:rPr>
+                </w:pPr>
+                <w:r>
+                  <w:rPr>
+                    <w:rStyle w:val="Textodelmarcadordeposicin"/>
+                    <w:rFonts w:ascii="Arial Narrow" w:hAnsi="Arial Narrow"/>
+                    <w:color w:val="auto"/>
+                  </w:rPr>
+                  <w:t>Haz clic o pulse aquí para escribir texto.</w:t>
+                </w:r>
+              </w:p>
+            </w:sdtContent>
+          </w:sdt>
         </w:tc>
         <w:tc>
           <w:tcPr>
@@ -946,14 +1033,42 @@
               <w:right w:val="single" w:sz="4" w:space="0" w:color="000000"/>
             </w:tcBorders>
           </w:tcPr>
-          <w:p>
-            <w:pPr>
-              <w:jc w:val="both"/>
-              <w:rPr>
-                <w:rFonts w:ascii="Arial Narrow" w:eastAsia="Arial Narrow" w:hAnsi="Arial Narrow" w:cs="Arial Narrow"/>
-              </w:rPr>
-            </w:pPr>
-          </w:p>
+          <w:sdt>
+            <w:sdtPr>
+              <w:rPr>
+                <w:rFonts w:ascii="Arial" w:eastAsia="Arial Narrow" w:hAnsi="Arial" w:cs="Arial"/>
+                <w:sz w:val="20"/>
+                <w:szCs w:val="20"/>
+              </w:rPr>
+              <w:alias w:val="professional_job_position"/>
+              <w:tag w:val="professional_job_position"/>
+              <w:id w:val="-2111877702"/>
+              <w:placeholder>
+                <w:docPart w:val="5FCAC8123BDC4D4AB174AAB6C4AC0CAD"/>
+              </w:placeholder>
+              <w:showingPlcHdr/>
+            </w:sdtPr>
+            <w:sdtContent>
+              <w:p>
+                <w:pPr>
+                  <w:jc w:val="both"/>
+                  <w:rPr>
+                    <w:rFonts w:ascii="Arial" w:eastAsia="Arial Narrow" w:hAnsi="Arial" w:cs="Arial"/>
+                    <w:sz w:val="20"/>
+                    <w:szCs w:val="20"/>
+                  </w:rPr>
+                </w:pPr>
+                <w:r>
+                  <w:rPr>
+                    <w:rStyle w:val="Textodelmarcadordeposicin"/>
+                    <w:rFonts w:ascii="Arial Narrow" w:hAnsi="Arial Narrow"/>
+                    <w:color w:val="auto"/>
+                  </w:rPr>
+                  <w:t>Haz clic o pulse aquí para escribir texto.</w:t>
+                </w:r>
+              </w:p>
+            </w:sdtContent>
+          </w:sdt>
         </w:tc>
       </w:tr>
       <w:tr>
@@ -1035,14 +1150,42 @@
               <w:right w:val="single" w:sz="4" w:space="0" w:color="000000"/>
             </w:tcBorders>
           </w:tcPr>
-          <w:p>
-            <w:pPr>
-              <w:jc w:val="both"/>
-              <w:rPr>
-                <w:rFonts w:ascii="Arial Narrow" w:eastAsia="Arial Narrow" w:hAnsi="Arial Narrow" w:cs="Arial Narrow"/>
-              </w:rPr>
-            </w:pPr>
-          </w:p>
+          <w:sdt>
+            <w:sdtPr>
+              <w:rPr>
+                <w:rFonts w:ascii="Arial" w:eastAsia="Arial Narrow" w:hAnsi="Arial" w:cs="Arial"/>
+                <w:sz w:val="20"/>
+                <w:szCs w:val="20"/>
+              </w:rPr>
+              <w:alias w:val="professional_phone"/>
+              <w:tag w:val="professional_phone"/>
+              <w:id w:val="580255442"/>
+              <w:placeholder>
+                <w:docPart w:val="F866114D54DF46AC84C555496FFF4D76"/>
+              </w:placeholder>
+              <w:showingPlcHdr/>
+            </w:sdtPr>
+            <w:sdtContent>
+              <w:p>
+                <w:pPr>
+                  <w:jc w:val="both"/>
+                  <w:rPr>
+                    <w:rFonts w:ascii="Arial" w:eastAsia="Arial Narrow" w:hAnsi="Arial" w:cs="Arial"/>
+                    <w:sz w:val="20"/>
+                    <w:szCs w:val="20"/>
+                  </w:rPr>
+                </w:pPr>
+                <w:r>
+                  <w:rPr>
+                    <w:rStyle w:val="Textodelmarcadordeposicin"/>
+                    <w:rFonts w:ascii="Arial Narrow" w:hAnsi="Arial Narrow"/>
+                    <w:color w:val="auto"/>
+                  </w:rPr>
+                  <w:t>Haz clic o pulse aquí para escribir texto.</w:t>
+                </w:r>
+              </w:p>
+            </w:sdtContent>
+          </w:sdt>
         </w:tc>
         <w:tc>
           <w:tcPr>
@@ -1055,14 +1198,42 @@
               <w:right w:val="single" w:sz="4" w:space="0" w:color="000000"/>
             </w:tcBorders>
           </w:tcPr>
-          <w:p>
-            <w:pPr>
-              <w:jc w:val="both"/>
-              <w:rPr>
-                <w:rFonts w:ascii="Arial Narrow" w:eastAsia="Arial Narrow" w:hAnsi="Arial Narrow" w:cs="Arial Narrow"/>
-              </w:rPr>
-            </w:pPr>
-          </w:p>
+          <w:sdt>
+            <w:sdtPr>
+              <w:rPr>
+                <w:rFonts w:ascii="Arial" w:eastAsia="Arial Narrow" w:hAnsi="Arial" w:cs="Arial"/>
+                <w:sz w:val="20"/>
+                <w:szCs w:val="20"/>
+              </w:rPr>
+              <w:alias w:val="professional_email"/>
+              <w:tag w:val="professional_email"/>
+              <w:id w:val="-1090226887"/>
+              <w:placeholder>
+                <w:docPart w:val="62205FCA562F48E484F3071E6EA6B1CA"/>
+              </w:placeholder>
+              <w:showingPlcHdr/>
+            </w:sdtPr>
+            <w:sdtContent>
+              <w:p>
+                <w:pPr>
+                  <w:jc w:val="both"/>
+                  <w:rPr>
+                    <w:rFonts w:ascii="Arial" w:eastAsia="Arial Narrow" w:hAnsi="Arial" w:cs="Arial"/>
+                    <w:sz w:val="20"/>
+                    <w:szCs w:val="20"/>
+                  </w:rPr>
+                </w:pPr>
+                <w:r>
+                  <w:rPr>
+                    <w:rStyle w:val="Textodelmarcadordeposicin"/>
+                    <w:rFonts w:ascii="Arial Narrow" w:hAnsi="Arial Narrow"/>
+                    <w:color w:val="auto"/>
+                  </w:rPr>
+                  <w:t>Haz clic o pulse aquí para escribir texto.</w:t>
+                </w:r>
+              </w:p>
+            </w:sdtContent>
+          </w:sdt>
         </w:tc>
         <w:tc>
           <w:tcPr>
@@ -1075,14 +1246,42 @@
               <w:right w:val="single" w:sz="4" w:space="0" w:color="000000"/>
             </w:tcBorders>
           </w:tcPr>
-          <w:p>
-            <w:pPr>
-              <w:jc w:val="both"/>
-              <w:rPr>
-                <w:rFonts w:ascii="Arial Narrow" w:eastAsia="Arial Narrow" w:hAnsi="Arial Narrow" w:cs="Arial Narrow"/>
-              </w:rPr>
-            </w:pPr>
-          </w:p>
+          <w:sdt>
+            <w:sdtPr>
+              <w:rPr>
+                <w:rFonts w:ascii="Arial" w:eastAsia="Arial Narrow" w:hAnsi="Arial" w:cs="Arial"/>
+                <w:sz w:val="20"/>
+                <w:szCs w:val="20"/>
+              </w:rPr>
+              <w:alias w:val="professional_delivery_date"/>
+              <w:tag w:val="professional_delivery_date"/>
+              <w:id w:val="181871786"/>
+              <w:placeholder>
+                <w:docPart w:val="A97EC233CD7645C5B126194822ADA36A"/>
+              </w:placeholder>
+              <w:showingPlcHdr/>
+            </w:sdtPr>
+            <w:sdtContent>
+              <w:p>
+                <w:pPr>
+                  <w:jc w:val="both"/>
+                  <w:rPr>
+                    <w:rFonts w:ascii="Arial" w:eastAsia="Arial Narrow" w:hAnsi="Arial" w:cs="Arial"/>
+                    <w:sz w:val="20"/>
+                    <w:szCs w:val="20"/>
+                  </w:rPr>
+                </w:pPr>
+                <w:r>
+                  <w:rPr>
+                    <w:rStyle w:val="Textodelmarcadordeposicin"/>
+                    <w:rFonts w:ascii="Arial Narrow" w:hAnsi="Arial Narrow"/>
+                    <w:color w:val="auto"/>
+                  </w:rPr>
+                  <w:t>Haz clic o pulse aquí para escribir texto.</w:t>
+                </w:r>
+              </w:p>
+            </w:sdtContent>
+          </w:sdt>
         </w:tc>
       </w:tr>
       <w:tr>
@@ -1232,13 +1431,42 @@
               <w:right w:val="single" w:sz="4" w:space="0" w:color="000000"/>
             </w:tcBorders>
           </w:tcPr>
-          <w:p>
-            <w:pPr>
-              <w:rPr>
-                <w:rFonts w:ascii="Arial Narrow" w:eastAsia="Arial Narrow" w:hAnsi="Arial Narrow" w:cs="Arial Narrow"/>
-              </w:rPr>
-            </w:pPr>
-          </w:p>
+          <w:sdt>
+            <w:sdtPr>
+              <w:rPr>
+                <w:rFonts w:ascii="Arial" w:eastAsia="Arial Narrow" w:hAnsi="Arial" w:cs="Arial"/>
+                <w:sz w:val="20"/>
+                <w:szCs w:val="20"/>
+              </w:rPr>
+              <w:alias w:val="received_person_full_name"/>
+              <w:tag w:val="received_person_full_name"/>
+              <w:id w:val="348836728"/>
+              <w:placeholder>
+                <w:docPart w:val="7982AEA209284849B866C09DEFBFA1BD"/>
+              </w:placeholder>
+              <w:showingPlcHdr/>
+            </w:sdtPr>
+            <w:sdtContent>
+              <w:p>
+                <w:pPr>
+                  <w:jc w:val="both"/>
+                  <w:rPr>
+                    <w:rFonts w:ascii="Arial" w:eastAsia="Arial Narrow" w:hAnsi="Arial" w:cs="Arial"/>
+                    <w:sz w:val="20"/>
+                    <w:szCs w:val="20"/>
+                  </w:rPr>
+                </w:pPr>
+                <w:r>
+                  <w:rPr>
+                    <w:rStyle w:val="Textodelmarcadordeposicin"/>
+                    <w:rFonts w:ascii="Arial Narrow" w:hAnsi="Arial Narrow"/>
+                    <w:color w:val="auto"/>
+                  </w:rPr>
+                  <w:t>Haz clic o pulse aquí para escribir texto.</w:t>
+                </w:r>
+              </w:p>
+            </w:sdtContent>
+          </w:sdt>
         </w:tc>
         <w:tc>
           <w:tcPr>
@@ -1251,14 +1479,42 @@
               <w:right w:val="single" w:sz="4" w:space="0" w:color="000000"/>
             </w:tcBorders>
           </w:tcPr>
-          <w:p>
-            <w:pPr>
-              <w:jc w:val="both"/>
-              <w:rPr>
-                <w:rFonts w:ascii="Arial Narrow" w:eastAsia="Arial Narrow" w:hAnsi="Arial Narrow" w:cs="Arial Narrow"/>
-              </w:rPr>
-            </w:pPr>
-          </w:p>
+          <w:sdt>
+            <w:sdtPr>
+              <w:rPr>
+                <w:rFonts w:ascii="Arial" w:eastAsia="Arial Narrow" w:hAnsi="Arial" w:cs="Arial"/>
+                <w:sz w:val="20"/>
+                <w:szCs w:val="20"/>
+              </w:rPr>
+              <w:alias w:val="received_person_identification_number"/>
+              <w:tag w:val="received_person_identification_number"/>
+              <w:id w:val="-1132391383"/>
+              <w:placeholder>
+                <w:docPart w:val="06CBA28188264864AF7E5A7D0A2E57C5"/>
+              </w:placeholder>
+              <w:showingPlcHdr/>
+            </w:sdtPr>
+            <w:sdtContent>
+              <w:p>
+                <w:pPr>
+                  <w:jc w:val="both"/>
+                  <w:rPr>
+                    <w:rFonts w:ascii="Arial" w:eastAsia="Arial Narrow" w:hAnsi="Arial" w:cs="Arial"/>
+                    <w:sz w:val="20"/>
+                    <w:szCs w:val="20"/>
+                  </w:rPr>
+                </w:pPr>
+                <w:r>
+                  <w:rPr>
+                    <w:rStyle w:val="Textodelmarcadordeposicin"/>
+                    <w:rFonts w:ascii="Arial Narrow" w:hAnsi="Arial Narrow"/>
+                    <w:color w:val="auto"/>
+                  </w:rPr>
+                  <w:t>Haz clic o pulse aquí para escribir texto.</w:t>
+                </w:r>
+              </w:p>
+            </w:sdtContent>
+          </w:sdt>
         </w:tc>
       </w:tr>
       <w:tr>
@@ -1342,13 +1598,42 @@
               <w:right w:val="single" w:sz="4" w:space="0" w:color="000000"/>
             </w:tcBorders>
           </w:tcPr>
-          <w:p>
-            <w:pPr>
-              <w:rPr>
-                <w:rFonts w:ascii="Arial Narrow" w:eastAsia="Arial Narrow" w:hAnsi="Arial Narrow" w:cs="Arial Narrow"/>
-              </w:rPr>
-            </w:pPr>
-          </w:p>
+          <w:sdt>
+            <w:sdtPr>
+              <w:rPr>
+                <w:rFonts w:ascii="Arial" w:eastAsia="Arial Narrow" w:hAnsi="Arial" w:cs="Arial"/>
+                <w:sz w:val="20"/>
+                <w:szCs w:val="20"/>
+              </w:rPr>
+              <w:alias w:val="received_person_social_name"/>
+              <w:tag w:val="received_person_social_name"/>
+              <w:id w:val="2096391"/>
+              <w:placeholder>
+                <w:docPart w:val="6A8E2311CD594B678EE4CF9132AB7B2D"/>
+              </w:placeholder>
+              <w:showingPlcHdr/>
+            </w:sdtPr>
+            <w:sdtContent>
+              <w:p>
+                <w:pPr>
+                  <w:jc w:val="both"/>
+                  <w:rPr>
+                    <w:rFonts w:ascii="Arial" w:eastAsia="Arial Narrow" w:hAnsi="Arial" w:cs="Arial"/>
+                    <w:sz w:val="20"/>
+                    <w:szCs w:val="20"/>
+                  </w:rPr>
+                </w:pPr>
+                <w:r>
+                  <w:rPr>
+                    <w:rStyle w:val="Textodelmarcadordeposicin"/>
+                    <w:rFonts w:ascii="Arial Narrow" w:hAnsi="Arial Narrow"/>
+                    <w:color w:val="auto"/>
+                  </w:rPr>
+                  <w:t>Haz clic o pulse aquí para escribir texto.</w:t>
+                </w:r>
+              </w:p>
+            </w:sdtContent>
+          </w:sdt>
         </w:tc>
         <w:tc>
           <w:tcPr>
@@ -1361,14 +1646,42 @@
               <w:right w:val="single" w:sz="4" w:space="0" w:color="000000"/>
             </w:tcBorders>
           </w:tcPr>
-          <w:p>
-            <w:pPr>
-              <w:jc w:val="both"/>
-              <w:rPr>
-                <w:rFonts w:ascii="Arial Narrow" w:eastAsia="Arial Narrow" w:hAnsi="Arial Narrow" w:cs="Arial Narrow"/>
-              </w:rPr>
-            </w:pPr>
-          </w:p>
+          <w:sdt>
+            <w:sdtPr>
+              <w:rPr>
+                <w:rFonts w:ascii="Arial" w:eastAsia="Arial Narrow" w:hAnsi="Arial" w:cs="Arial"/>
+                <w:sz w:val="20"/>
+                <w:szCs w:val="20"/>
+              </w:rPr>
+              <w:alias w:val="received_person_phone"/>
+              <w:tag w:val="received_person_phone"/>
+              <w:id w:val="1291165333"/>
+              <w:placeholder>
+                <w:docPart w:val="303D3AB00B9D473EB4E4FDEDE60071D7"/>
+              </w:placeholder>
+              <w:showingPlcHdr/>
+            </w:sdtPr>
+            <w:sdtContent>
+              <w:p>
+                <w:pPr>
+                  <w:jc w:val="both"/>
+                  <w:rPr>
+                    <w:rFonts w:ascii="Arial" w:eastAsia="Arial Narrow" w:hAnsi="Arial" w:cs="Arial"/>
+                    <w:sz w:val="20"/>
+                    <w:szCs w:val="20"/>
+                  </w:rPr>
+                </w:pPr>
+                <w:r>
+                  <w:rPr>
+                    <w:rStyle w:val="Textodelmarcadordeposicin"/>
+                    <w:rFonts w:ascii="Arial Narrow" w:hAnsi="Arial Narrow"/>
+                    <w:color w:val="auto"/>
+                  </w:rPr>
+                  <w:t>Haz clic o pulse aquí para escribir texto.</w:t>
+                </w:r>
+              </w:p>
+            </w:sdtContent>
+          </w:sdt>
         </w:tc>
       </w:tr>
       <w:tr>
@@ -1452,14 +1765,42 @@
               <w:right w:val="single" w:sz="4" w:space="0" w:color="000000"/>
             </w:tcBorders>
           </w:tcPr>
-          <w:p>
-            <w:pPr>
-              <w:jc w:val="both"/>
-              <w:rPr>
-                <w:rFonts w:ascii="Arial Narrow" w:eastAsia="Arial Narrow" w:hAnsi="Arial Narrow" w:cs="Arial Narrow"/>
-              </w:rPr>
-            </w:pPr>
-          </w:p>
+          <w:sdt>
+            <w:sdtPr>
+              <w:rPr>
+                <w:rFonts w:ascii="Arial" w:eastAsia="Arial Narrow" w:hAnsi="Arial" w:cs="Arial"/>
+                <w:sz w:val="20"/>
+                <w:szCs w:val="20"/>
+              </w:rPr>
+              <w:alias w:val="received_person_email"/>
+              <w:tag w:val="received_person_email"/>
+              <w:id w:val="704292237"/>
+              <w:placeholder>
+                <w:docPart w:val="FCC859F463B141B093770A086475DDB4"/>
+              </w:placeholder>
+              <w:showingPlcHdr/>
+            </w:sdtPr>
+            <w:sdtContent>
+              <w:p>
+                <w:pPr>
+                  <w:jc w:val="both"/>
+                  <w:rPr>
+                    <w:rFonts w:ascii="Arial" w:eastAsia="Arial Narrow" w:hAnsi="Arial" w:cs="Arial"/>
+                    <w:sz w:val="20"/>
+                    <w:szCs w:val="20"/>
+                  </w:rPr>
+                </w:pPr>
+                <w:r>
+                  <w:rPr>
+                    <w:rStyle w:val="Textodelmarcadordeposicin"/>
+                    <w:rFonts w:ascii="Arial Narrow" w:hAnsi="Arial Narrow"/>
+                    <w:color w:val="auto"/>
+                  </w:rPr>
+                  <w:t>Haz clic o pulse aquí para escribir texto.</w:t>
+                </w:r>
+              </w:p>
+            </w:sdtContent>
+          </w:sdt>
         </w:tc>
         <w:tc>
           <w:tcPr>
@@ -1472,13 +1813,42 @@
               <w:right w:val="single" w:sz="4" w:space="0" w:color="000000"/>
             </w:tcBorders>
           </w:tcPr>
-          <w:p>
-            <w:pPr>
-              <w:rPr>
-                <w:rFonts w:ascii="Arial Narrow" w:eastAsia="Arial Narrow" w:hAnsi="Arial Narrow" w:cs="Arial Narrow"/>
-              </w:rPr>
-            </w:pPr>
-          </w:p>
+          <w:sdt>
+            <w:sdtPr>
+              <w:rPr>
+                <w:rFonts w:ascii="Arial" w:eastAsia="Arial Narrow" w:hAnsi="Arial" w:cs="Arial"/>
+                <w:sz w:val="20"/>
+                <w:szCs w:val="20"/>
+              </w:rPr>
+              <w:alias w:val="received_person_relation"/>
+              <w:tag w:val="received_person_relation"/>
+              <w:id w:val="407813599"/>
+              <w:placeholder>
+                <w:docPart w:val="6EACF5158CB44B34BA9D3C5AE30469FA"/>
+              </w:placeholder>
+              <w:showingPlcHdr/>
+            </w:sdtPr>
+            <w:sdtContent>
+              <w:p>
+                <w:pPr>
+                  <w:jc w:val="both"/>
+                  <w:rPr>
+                    <w:rFonts w:ascii="Arial" w:eastAsia="Arial Narrow" w:hAnsi="Arial" w:cs="Arial"/>
+                    <w:sz w:val="20"/>
+                    <w:szCs w:val="20"/>
+                  </w:rPr>
+                </w:pPr>
+                <w:r>
+                  <w:rPr>
+                    <w:rStyle w:val="Textodelmarcadordeposicin"/>
+                    <w:rFonts w:ascii="Arial Narrow" w:hAnsi="Arial Narrow"/>
+                    <w:color w:val="auto"/>
+                  </w:rPr>
+                  <w:t>Haz clic o pulse aquí para escribir texto.</w:t>
+                </w:r>
+              </w:p>
+            </w:sdtContent>
+          </w:sdt>
         </w:tc>
       </w:tr>
       <w:tr>
@@ -1563,13 +1933,42 @@
               <w:right w:val="single" w:sz="4" w:space="0" w:color="000000"/>
             </w:tcBorders>
           </w:tcPr>
-          <w:p>
-            <w:pPr>
-              <w:rPr>
-                <w:rFonts w:ascii="Arial Narrow" w:eastAsia="Arial Narrow" w:hAnsi="Arial Narrow" w:cs="Arial Narrow"/>
-              </w:rPr>
-            </w:pPr>
-          </w:p>
+          <w:sdt>
+            <w:sdtPr>
+              <w:rPr>
+                <w:rFonts w:ascii="Arial" w:eastAsia="Arial Narrow" w:hAnsi="Arial" w:cs="Arial"/>
+                <w:sz w:val="20"/>
+                <w:szCs w:val="20"/>
+              </w:rPr>
+              <w:alias w:val="received_person_presence"/>
+              <w:tag w:val="received_person_presence"/>
+              <w:id w:val="-699017204"/>
+              <w:placeholder>
+                <w:docPart w:val="8944A5FC2A954EA6B42CE7AFF68C32C7"/>
+              </w:placeholder>
+              <w:showingPlcHdr/>
+            </w:sdtPr>
+            <w:sdtContent>
+              <w:p>
+                <w:pPr>
+                  <w:jc w:val="both"/>
+                  <w:rPr>
+                    <w:rFonts w:ascii="Arial" w:eastAsia="Arial Narrow" w:hAnsi="Arial" w:cs="Arial"/>
+                    <w:sz w:val="20"/>
+                    <w:szCs w:val="20"/>
+                  </w:rPr>
+                </w:pPr>
+                <w:r>
+                  <w:rPr>
+                    <w:rStyle w:val="Textodelmarcadordeposicin"/>
+                    <w:rFonts w:ascii="Arial Narrow" w:hAnsi="Arial Narrow"/>
+                    <w:color w:val="auto"/>
+                  </w:rPr>
+                  <w:t>Haz clic o pulse aquí para escribir texto.</w:t>
+                </w:r>
+              </w:p>
+            </w:sdtContent>
+          </w:sdt>
         </w:tc>
         <w:tc>
           <w:tcPr>
@@ -1607,13 +2006,8 @@
               <w:right w:val="single" w:sz="4" w:space="0" w:color="000000"/>
             </w:tcBorders>
           </w:tcPr>
-          <w:p>
-            <w:pPr>
-              <w:rPr>
-                <w:rFonts w:ascii="Arial Narrow" w:eastAsia="Arial Narrow" w:hAnsi="Arial Narrow" w:cs="Arial Narrow"/>
-              </w:rPr>
-            </w:pPr>
-            <w:r>
+          <w:sdt>
+            <w:sdtPr>
               <w:rPr>
                 <w:rFonts w:ascii="Arial Narrow" w:eastAsia="Arial Narrow" w:hAnsi="Arial Narrow" w:cs="Arial Narrow"/>
                 <w:b/>
@@ -1621,9 +2015,35 @@
                 <w:sz w:val="18"/>
                 <w:szCs w:val="18"/>
               </w:rPr>
-              <w:t>☐</w:t>
-            </w:r>
-          </w:p>
+              <w:alias w:val="titular"/>
+              <w:tag w:val="titular"/>
+              <w:id w:val="-293060361"/>
+              <w14:checkbox>
+                <w14:checked w14:val="1"/>
+                <w14:checkedState w14:val="2612" w14:font="MS Gothic"/>
+                <w14:uncheckedState w14:val="2610" w14:font="MS Gothic"/>
+              </w14:checkbox>
+            </w:sdtPr>
+            <w:sdtContent>
+              <w:p>
+                <w:pPr>
+                  <w:rPr>
+                    <w:rFonts w:ascii="Arial Narrow" w:eastAsia="Arial Narrow" w:hAnsi="Arial Narrow" w:cs="Arial Narrow"/>
+                  </w:rPr>
+                </w:pPr>
+                <w:r>
+                  <w:rPr>
+                    <w:rFonts w:ascii="MS Gothic" w:eastAsia="MS Gothic" w:hAnsi="MS Gothic" w:cs="Arial Narrow" w:hint="eastAsia"/>
+                    <w:b/>
+                    <w:bCs/>
+                    <w:sz w:val="18"/>
+                    <w:szCs w:val="18"/>
+                  </w:rPr>
+                  <w:t>☒</w:t>
+                </w:r>
+              </w:p>
+            </w:sdtContent>
+          </w:sdt>
         </w:tc>
         <w:tc>
           <w:tcPr>
@@ -1727,15 +2147,8 @@
               <w:right w:val="single" w:sz="4" w:space="0" w:color="000000"/>
             </w:tcBorders>
           </w:tcPr>
-          <w:p>
-            <w:pPr>
-              <w:rPr>
-                <w:rFonts w:ascii="Arial Narrow" w:eastAsia="Arial Narrow" w:hAnsi="Arial Narrow" w:cs="Arial Narrow"/>
-                <w:sz w:val="22"/>
-                <w:szCs w:val="22"/>
-              </w:rPr>
-            </w:pPr>
-            <w:r>
+          <w:sdt>
+            <w:sdtPr>
               <w:rPr>
                 <w:rFonts w:ascii="Arial Narrow" w:eastAsia="Arial Narrow" w:hAnsi="Arial Narrow" w:cs="Arial Narrow"/>
                 <w:b/>
@@ -1743,9 +2156,37 @@
                 <w:sz w:val="18"/>
                 <w:szCs w:val="18"/>
               </w:rPr>
-              <w:t>☐</w:t>
-            </w:r>
-          </w:p>
+              <w:alias w:val="substitute"/>
+              <w:tag w:val="substitute"/>
+              <w:id w:val="177395320"/>
+              <w14:checkbox>
+                <w14:checked w14:val="1"/>
+                <w14:checkedState w14:val="2612" w14:font="MS Gothic"/>
+                <w14:uncheckedState w14:val="2610" w14:font="MS Gothic"/>
+              </w14:checkbox>
+            </w:sdtPr>
+            <w:sdtContent>
+              <w:p>
+                <w:pPr>
+                  <w:rPr>
+                    <w:rFonts w:ascii="Arial Narrow" w:eastAsia="Arial Narrow" w:hAnsi="Arial Narrow" w:cs="Arial Narrow"/>
+                    <w:sz w:val="22"/>
+                    <w:szCs w:val="22"/>
+                  </w:rPr>
+                </w:pPr>
+                <w:r>
+                  <w:rPr>
+                    <w:rFonts w:ascii="MS Gothic" w:eastAsia="MS Gothic" w:hAnsi="MS Gothic" w:cs="Arial Narrow" w:hint="eastAsia"/>
+                    <w:b/>
+                    <w:bCs/>
+                    <w:sz w:val="18"/>
+                    <w:szCs w:val="18"/>
+                  </w:rPr>
+                  <w:t>☒</w:t>
+                </w:r>
+              </w:p>
+            </w:sdtContent>
+          </w:sdt>
         </w:tc>
         <w:tc>
           <w:tcPr>
@@ -1773,16 +2214,37 @@
               </w:rPr>
               <w:t xml:space="preserve">Sí   </w:t>
             </w:r>
-            <w:r>
-              <w:rPr>
-                <w:rFonts w:ascii="Arial Narrow" w:eastAsia="Arial Narrow" w:hAnsi="Arial Narrow" w:cs="Arial Narrow"/>
-                <w:b/>
-                <w:bCs/>
-                <w:sz w:val="16"/>
-                <w:szCs w:val="16"/>
-              </w:rPr>
-              <w:t>☐</w:t>
-            </w:r>
+            <w:sdt>
+              <w:sdtPr>
+                <w:rPr>
+                  <w:rFonts w:ascii="Arial Narrow" w:eastAsia="Arial Narrow" w:hAnsi="Arial Narrow" w:cs="Arial Narrow"/>
+                  <w:b/>
+                  <w:bCs/>
+                  <w:sz w:val="16"/>
+                  <w:szCs w:val="16"/>
+                </w:rPr>
+                <w:alias w:val="power_yes"/>
+                <w:tag w:val="power_yes"/>
+                <w:id w:val="910119251"/>
+                <w14:checkbox>
+                  <w14:checked w14:val="1"/>
+                  <w14:checkedState w14:val="2612" w14:font="MS Gothic"/>
+                  <w14:uncheckedState w14:val="2610" w14:font="MS Gothic"/>
+                </w14:checkbox>
+              </w:sdtPr>
+              <w:sdtContent>
+                <w:r>
+                  <w:rPr>
+                    <w:rFonts w:ascii="MS Gothic" w:eastAsia="MS Gothic" w:hAnsi="MS Gothic" w:cs="Arial Narrow" w:hint="eastAsia"/>
+                    <w:b/>
+                    <w:bCs/>
+                    <w:sz w:val="16"/>
+                    <w:szCs w:val="16"/>
+                  </w:rPr>
+                  <w:t>☒</w:t>
+                </w:r>
+              </w:sdtContent>
+            </w:sdt>
           </w:p>
         </w:tc>
         <w:tc>
@@ -1809,18 +2271,35 @@
                 <w:sz w:val="16"/>
                 <w:szCs w:val="16"/>
               </w:rPr>
-              <w:t xml:space="preserve">No   </w:t>
+              <w:t xml:space="preserve">No </w:t>
             </w:r>
-            <w:r>
-              <w:rPr>
-                <w:rFonts w:ascii="Arial Narrow" w:eastAsia="Arial Narrow" w:hAnsi="Arial Narrow" w:cs="Arial Narrow"/>
-                <w:b/>
-                <w:bCs/>
-                <w:sz w:val="16"/>
-                <w:szCs w:val="16"/>
-              </w:rPr>
-              <w:t>☐</w:t>
-            </w:r>
+            <w:sdt>
+              <w:sdtPr>
+                <w:rPr>
+                  <w:rFonts w:ascii="Arial Narrow" w:eastAsia="Arial Narrow" w:hAnsi="Arial Narrow" w:cs="Arial Narrow"/>
+                  <w:sz w:val="16"/>
+                  <w:szCs w:val="16"/>
+                </w:rPr>
+                <w:alias w:val="power_no"/>
+                <w:tag w:val="power_no"/>
+                <w:id w:val="1008176363"/>
+                <w14:checkbox>
+                  <w14:checked w14:val="1"/>
+                  <w14:checkedState w14:val="2612" w14:font="MS Gothic"/>
+                  <w14:uncheckedState w14:val="2610" w14:font="MS Gothic"/>
+                </w14:checkbox>
+              </w:sdtPr>
+              <w:sdtContent>
+                <w:r>
+                  <w:rPr>
+                    <w:rFonts w:ascii="MS Gothic" w:eastAsia="MS Gothic" w:hAnsi="MS Gothic" w:cs="Arial Narrow" w:hint="eastAsia"/>
+                    <w:sz w:val="16"/>
+                    <w:szCs w:val="16"/>
+                  </w:rPr>
+                  <w:t>☒</w:t>
+                </w:r>
+              </w:sdtContent>
+            </w:sdt>
           </w:p>
         </w:tc>
       </w:tr>
@@ -1966,16 +2445,37 @@
                 <w:szCs w:val="18"/>
               </w:rPr>
             </w:pPr>
-            <w:r>
-              <w:rPr>
-                <w:rFonts w:ascii="Segoe UI Symbol" w:eastAsia="Arial Narrow" w:hAnsi="Segoe UI Symbol" w:cs="Segoe UI Symbol"/>
-                <w:b/>
-                <w:bCs/>
-                <w:sz w:val="18"/>
-                <w:szCs w:val="18"/>
-              </w:rPr>
-              <w:t>☐</w:t>
-            </w:r>
+            <w:sdt>
+              <w:sdtPr>
+                <w:rPr>
+                  <w:rFonts w:ascii="Segoe UI Symbol" w:eastAsia="Arial Narrow" w:hAnsi="Segoe UI Symbol" w:cs="Segoe UI Symbol"/>
+                  <w:b/>
+                  <w:bCs/>
+                  <w:sz w:val="18"/>
+                  <w:szCs w:val="18"/>
+                </w:rPr>
+                <w:alias w:val="enter_evaluation"/>
+                <w:tag w:val="enter_evaluation"/>
+                <w:id w:val="-498809603"/>
+                <w14:checkbox>
+                  <w14:checked w14:val="1"/>
+                  <w14:checkedState w14:val="2612" w14:font="MS Gothic"/>
+                  <w14:uncheckedState w14:val="2610" w14:font="MS Gothic"/>
+                </w14:checkbox>
+              </w:sdtPr>
+              <w:sdtContent>
+                <w:r>
+                  <w:rPr>
+                    <w:rFonts w:ascii="MS Gothic" w:eastAsia="MS Gothic" w:hAnsi="MS Gothic" w:cs="Segoe UI Symbol" w:hint="eastAsia"/>
+                    <w:b/>
+                    <w:bCs/>
+                    <w:sz w:val="18"/>
+                    <w:szCs w:val="18"/>
+                  </w:rPr>
+                  <w:t>☒</w:t>
+                </w:r>
+              </w:sdtContent>
+            </w:sdt>
             <w:r>
               <w:rPr>
                 <w:rFonts w:ascii="Arial Narrow" w:eastAsia="Arial Narrow" w:hAnsi="Arial Narrow" w:cs="Arial Narrow"/>
@@ -2008,6 +2508,37 @@
                 <w:szCs w:val="18"/>
               </w:rPr>
             </w:pPr>
+            <w:sdt>
+              <w:sdtPr>
+                <w:rPr>
+                  <w:rFonts w:ascii="Arial Narrow" w:eastAsia="Arial Narrow" w:hAnsi="Arial Narrow" w:cs="Arial Narrow"/>
+                  <w:b/>
+                  <w:bCs/>
+                  <w:sz w:val="18"/>
+                  <w:szCs w:val="18"/>
+                </w:rPr>
+                <w:alias w:val="revaluation"/>
+                <w:tag w:val="revaluation"/>
+                <w:id w:val="-1710571345"/>
+                <w14:checkbox>
+                  <w14:checked w14:val="1"/>
+                  <w14:checkedState w14:val="2612" w14:font="MS Gothic"/>
+                  <w14:uncheckedState w14:val="2610" w14:font="MS Gothic"/>
+                </w14:checkbox>
+              </w:sdtPr>
+              <w:sdtContent>
+                <w:r>
+                  <w:rPr>
+                    <w:rFonts w:ascii="MS Gothic" w:eastAsia="MS Gothic" w:hAnsi="MS Gothic" w:cs="Arial Narrow" w:hint="eastAsia"/>
+                    <w:b/>
+                    <w:bCs/>
+                    <w:sz w:val="18"/>
+                    <w:szCs w:val="18"/>
+                  </w:rPr>
+                  <w:t>☒</w:t>
+                </w:r>
+              </w:sdtContent>
+            </w:sdt>
             <w:r>
               <w:rPr>
                 <w:rFonts w:ascii="Arial Narrow" w:eastAsia="Arial Narrow" w:hAnsi="Arial Narrow" w:cs="Arial Narrow"/>
@@ -2016,7 +2547,7 @@
                 <w:sz w:val="18"/>
                 <w:szCs w:val="18"/>
               </w:rPr>
-              <w:t>☐ Reevaluación fin año</w:t>
+              <w:t xml:space="preserve"> Reevaluación fin año</w:t>
             </w:r>
           </w:p>
         </w:tc>
@@ -4363,7 +4894,7 @@
       <w:docPartBody>
         <w:p>
           <w:pPr>
-            <w:pStyle w:val="F50FD50E6AEC4F61913FAC624C93839F"/>
+            <w:pStyle w:val="F50FD50E6AEC4F61913FAC624C93839F2"/>
           </w:pPr>
           <w:r>
             <w:rPr>
@@ -4394,7 +4925,7 @@
       <w:docPartBody>
         <w:p>
           <w:pPr>
-            <w:pStyle w:val="FEFB846F6CBC4B7981422AF44B4FA0F2"/>
+            <w:pStyle w:val="FEFB846F6CBC4B7981422AF44B4FA0F22"/>
           </w:pPr>
           <w:r>
             <w:rPr>
@@ -4425,7 +4956,7 @@
       <w:docPartBody>
         <w:p>
           <w:pPr>
-            <w:pStyle w:val="F3D54CA46F314914947DF77E2E4831BE"/>
+            <w:pStyle w:val="F3D54CA46F314914947DF77E2E4831BE2"/>
           </w:pPr>
           <w:r>
             <w:rPr>
@@ -4456,7 +4987,7 @@
       <w:docPartBody>
         <w:p>
           <w:pPr>
-            <w:pStyle w:val="860CFA0E63C94C9EB0C97CF548AA4D2C"/>
+            <w:pStyle w:val="860CFA0E63C94C9EB0C97CF548AA4D2C2"/>
           </w:pPr>
           <w:r>
             <w:rPr>
@@ -4487,7 +5018,7 @@
       <w:docPartBody>
         <w:p>
           <w:pPr>
-            <w:pStyle w:val="550BB82333784842A6DBEFC4339A7096"/>
+            <w:pStyle w:val="550BB82333784842A6DBEFC4339A70962"/>
           </w:pPr>
           <w:r>
             <w:rPr>
@@ -4518,7 +5049,7 @@
       <w:docPartBody>
         <w:p>
           <w:pPr>
-            <w:pStyle w:val="18D015F4FC1F4045869187912DBCAA8B"/>
+            <w:pStyle w:val="18D015F4FC1F4045869187912DBCAA8B2"/>
           </w:pPr>
           <w:r>
             <w:rPr>
@@ -4549,7 +5080,7 @@
       <w:docPartBody>
         <w:p>
           <w:pPr>
-            <w:pStyle w:val="54308B3C27894818992238DBE68E9048"/>
+            <w:pStyle w:val="54308B3C27894818992238DBE68E90482"/>
           </w:pPr>
           <w:r>
             <w:rPr>
@@ -4580,7 +5111,7 @@
       <w:docPartBody>
         <w:p>
           <w:pPr>
-            <w:pStyle w:val="6E7A44EE595B4789911B4D5B0CB32A5A"/>
+            <w:pStyle w:val="6E7A44EE595B4789911B4D5B0CB32A5A2"/>
           </w:pPr>
           <w:r>
             <w:rPr>
@@ -4611,7 +5142,7 @@
       <w:docPartBody>
         <w:p>
           <w:pPr>
-            <w:pStyle w:val="76730A803DC443EB9956D73085023356"/>
+            <w:pStyle w:val="76730A803DC443EB9956D730850233562"/>
           </w:pPr>
           <w:r>
             <w:rPr>
@@ -4642,7 +5173,7 @@
       <w:docPartBody>
         <w:p>
           <w:pPr>
-            <w:pStyle w:val="C5AA23FB63434028852998767EFD17E6"/>
+            <w:pStyle w:val="C5AA23FB63434028852998767EFD17E62"/>
           </w:pPr>
           <w:r>
             <w:rPr>
@@ -4673,7 +5204,7 @@
       <w:docPartBody>
         <w:p>
           <w:pPr>
-            <w:pStyle w:val="556B7504BF094480876F2D0AC1DF4DCC"/>
+            <w:pStyle w:val="556B7504BF094480876F2D0AC1DF4DCC2"/>
           </w:pPr>
           <w:r>
             <w:rPr>
@@ -4704,7 +5235,7 @@
       <w:docPartBody>
         <w:p>
           <w:pPr>
-            <w:pStyle w:val="5F56DAD9B7804731AADE1F21A1BDB92C"/>
+            <w:pStyle w:val="5F56DAD9B7804731AADE1F21A1BDB92C2"/>
           </w:pPr>
           <w:r>
             <w:rPr>
@@ -4735,7 +5266,7 @@
       <w:docPartBody>
         <w:p>
           <w:pPr>
-            <w:pStyle w:val="7AFCD5927E5040D6A3DE8AF6BDC81B0E"/>
+            <w:pStyle w:val="7AFCD5927E5040D6A3DE8AF6BDC81B0E2"/>
           </w:pPr>
           <w:r>
             <w:rPr>
@@ -4766,7 +5297,7 @@
       <w:docPartBody>
         <w:p>
           <w:pPr>
-            <w:pStyle w:val="75BA0F045C424203B379DD681D13B857"/>
+            <w:pStyle w:val="75BA0F045C424203B379DD681D13B8572"/>
           </w:pPr>
           <w:r>
             <w:rPr>
@@ -4797,7 +5328,7 @@
       <w:docPartBody>
         <w:p>
           <w:pPr>
-            <w:pStyle w:val="864A1B060EAB451F85D223177770E2DF"/>
+            <w:pStyle w:val="864A1B060EAB451F85D223177770E2DF2"/>
           </w:pPr>
           <w:r>
             <w:rPr>
@@ -4828,7 +5359,441 @@
       <w:docPartBody>
         <w:p>
           <w:pPr>
-            <w:pStyle w:val="46C4F055A8D84B7AB6B065A8E57853EA"/>
+            <w:pStyle w:val="46C4F055A8D84B7AB6B065A8E57853EA2"/>
+          </w:pPr>
+          <w:r>
+            <w:rPr>
+              <w:rStyle w:val="Textodelmarcadordeposicin"/>
+              <w:rFonts w:ascii="Arial Narrow" w:hAnsi="Arial Narrow"/>
+              <w:color w:val="auto"/>
+            </w:rPr>
+            <w:t>Haz clic o pulse aquí para escribir texto.</w:t>
+          </w:r>
+        </w:p>
+      </w:docPartBody>
+    </w:docPart>
+    <w:docPart>
+      <w:docPartPr>
+        <w:name w:val="CC700EBA85EB44D8BBFA4F2C5E4711D0"/>
+        <w:category>
+          <w:name w:val="General"/>
+          <w:gallery w:val="placeholder"/>
+        </w:category>
+        <w:types>
+          <w:type w:val="bbPlcHdr"/>
+        </w:types>
+        <w:behaviors>
+          <w:behavior w:val="content"/>
+        </w:behaviors>
+        <w:guid w:val="{FC7B6944-062D-4C6F-962D-8BAF8A3CDC0E}"/>
+      </w:docPartPr>
+      <w:docPartBody>
+        <w:p>
+          <w:pPr>
+            <w:pStyle w:val="CC700EBA85EB44D8BBFA4F2C5E4711D02"/>
+          </w:pPr>
+          <w:r>
+            <w:rPr>
+              <w:rStyle w:val="Textodelmarcadordeposicin"/>
+              <w:rFonts w:ascii="Arial Narrow" w:hAnsi="Arial Narrow"/>
+              <w:color w:val="auto"/>
+            </w:rPr>
+            <w:t>Haz clic o pulse aquí para escribir texto.</w:t>
+          </w:r>
+        </w:p>
+      </w:docPartBody>
+    </w:docPart>
+    <w:docPart>
+      <w:docPartPr>
+        <w:name w:val="F8D5726B25B44E24A5E69D73BC37E80C"/>
+        <w:category>
+          <w:name w:val="General"/>
+          <w:gallery w:val="placeholder"/>
+        </w:category>
+        <w:types>
+          <w:type w:val="bbPlcHdr"/>
+        </w:types>
+        <w:behaviors>
+          <w:behavior w:val="content"/>
+        </w:behaviors>
+        <w:guid w:val="{68719282-F40F-43AC-89B3-BE253651B4C6}"/>
+      </w:docPartPr>
+      <w:docPartBody>
+        <w:p>
+          <w:pPr>
+            <w:pStyle w:val="F8D5726B25B44E24A5E69D73BC37E80C2"/>
+          </w:pPr>
+          <w:r>
+            <w:rPr>
+              <w:rStyle w:val="Textodelmarcadordeposicin"/>
+              <w:rFonts w:ascii="Arial Narrow" w:hAnsi="Arial Narrow"/>
+              <w:color w:val="auto"/>
+            </w:rPr>
+            <w:t>Haz clic o pulse aquí para escribir texto.</w:t>
+          </w:r>
+        </w:p>
+      </w:docPartBody>
+    </w:docPart>
+    <w:docPart>
+      <w:docPartPr>
+        <w:name w:val="3A38D478D470494E994279A702E98AA2"/>
+        <w:category>
+          <w:name w:val="General"/>
+          <w:gallery w:val="placeholder"/>
+        </w:category>
+        <w:types>
+          <w:type w:val="bbPlcHdr"/>
+        </w:types>
+        <w:behaviors>
+          <w:behavior w:val="content"/>
+        </w:behaviors>
+        <w:guid w:val="{9307AA01-E712-4F69-9E86-F4A04A16098F}"/>
+      </w:docPartPr>
+      <w:docPartBody>
+        <w:p>
+          <w:pPr>
+            <w:pStyle w:val="3A38D478D470494E994279A702E98AA22"/>
+          </w:pPr>
+          <w:r>
+            <w:rPr>
+              <w:rStyle w:val="Textodelmarcadordeposicin"/>
+              <w:rFonts w:ascii="Arial Narrow" w:hAnsi="Arial Narrow"/>
+              <w:color w:val="auto"/>
+            </w:rPr>
+            <w:t>Haz clic o pulse aquí para escribir texto.</w:t>
+          </w:r>
+        </w:p>
+      </w:docPartBody>
+    </w:docPart>
+    <w:docPart>
+      <w:docPartPr>
+        <w:name w:val="5FCAC8123BDC4D4AB174AAB6C4AC0CAD"/>
+        <w:category>
+          <w:name w:val="General"/>
+          <w:gallery w:val="placeholder"/>
+        </w:category>
+        <w:types>
+          <w:type w:val="bbPlcHdr"/>
+        </w:types>
+        <w:behaviors>
+          <w:behavior w:val="content"/>
+        </w:behaviors>
+        <w:guid w:val="{C6670C66-8F86-4154-8B82-2AE3DEFA9D91}"/>
+      </w:docPartPr>
+      <w:docPartBody>
+        <w:p>
+          <w:pPr>
+            <w:pStyle w:val="5FCAC8123BDC4D4AB174AAB6C4AC0CAD2"/>
+          </w:pPr>
+          <w:r>
+            <w:rPr>
+              <w:rStyle w:val="Textodelmarcadordeposicin"/>
+              <w:rFonts w:ascii="Arial Narrow" w:hAnsi="Arial Narrow"/>
+              <w:color w:val="auto"/>
+            </w:rPr>
+            <w:t>Haz clic o pulse aquí para escribir texto.</w:t>
+          </w:r>
+        </w:p>
+      </w:docPartBody>
+    </w:docPart>
+    <w:docPart>
+      <w:docPartPr>
+        <w:name w:val="F866114D54DF46AC84C555496FFF4D76"/>
+        <w:category>
+          <w:name w:val="General"/>
+          <w:gallery w:val="placeholder"/>
+        </w:category>
+        <w:types>
+          <w:type w:val="bbPlcHdr"/>
+        </w:types>
+        <w:behaviors>
+          <w:behavior w:val="content"/>
+        </w:behaviors>
+        <w:guid w:val="{878FE083-B2FD-435F-BEB4-5154CAD99282}"/>
+      </w:docPartPr>
+      <w:docPartBody>
+        <w:p>
+          <w:pPr>
+            <w:pStyle w:val="F866114D54DF46AC84C555496FFF4D762"/>
+          </w:pPr>
+          <w:r>
+            <w:rPr>
+              <w:rStyle w:val="Textodelmarcadordeposicin"/>
+              <w:rFonts w:ascii="Arial Narrow" w:hAnsi="Arial Narrow"/>
+              <w:color w:val="auto"/>
+            </w:rPr>
+            <w:t>Haz clic o pulse aquí para escribir texto.</w:t>
+          </w:r>
+        </w:p>
+      </w:docPartBody>
+    </w:docPart>
+    <w:docPart>
+      <w:docPartPr>
+        <w:name w:val="62205FCA562F48E484F3071E6EA6B1CA"/>
+        <w:category>
+          <w:name w:val="General"/>
+          <w:gallery w:val="placeholder"/>
+        </w:category>
+        <w:types>
+          <w:type w:val="bbPlcHdr"/>
+        </w:types>
+        <w:behaviors>
+          <w:behavior w:val="content"/>
+        </w:behaviors>
+        <w:guid w:val="{F3F8007E-FB12-4194-BC8C-513039A0F5D9}"/>
+      </w:docPartPr>
+      <w:docPartBody>
+        <w:p>
+          <w:pPr>
+            <w:pStyle w:val="62205FCA562F48E484F3071E6EA6B1CA2"/>
+          </w:pPr>
+          <w:r>
+            <w:rPr>
+              <w:rStyle w:val="Textodelmarcadordeposicin"/>
+              <w:rFonts w:ascii="Arial Narrow" w:hAnsi="Arial Narrow"/>
+              <w:color w:val="auto"/>
+            </w:rPr>
+            <w:t>Haz clic o pulse aquí para escribir texto.</w:t>
+          </w:r>
+        </w:p>
+      </w:docPartBody>
+    </w:docPart>
+    <w:docPart>
+      <w:docPartPr>
+        <w:name w:val="A97EC233CD7645C5B126194822ADA36A"/>
+        <w:category>
+          <w:name w:val="General"/>
+          <w:gallery w:val="placeholder"/>
+        </w:category>
+        <w:types>
+          <w:type w:val="bbPlcHdr"/>
+        </w:types>
+        <w:behaviors>
+          <w:behavior w:val="content"/>
+        </w:behaviors>
+        <w:guid w:val="{53BB3FD4-AF88-4877-BA15-420BA3E66556}"/>
+      </w:docPartPr>
+      <w:docPartBody>
+        <w:p>
+          <w:pPr>
+            <w:pStyle w:val="A97EC233CD7645C5B126194822ADA36A2"/>
+          </w:pPr>
+          <w:r>
+            <w:rPr>
+              <w:rStyle w:val="Textodelmarcadordeposicin"/>
+              <w:rFonts w:ascii="Arial Narrow" w:hAnsi="Arial Narrow"/>
+              <w:color w:val="auto"/>
+            </w:rPr>
+            <w:t>Haz clic o pulse aquí para escribir texto.</w:t>
+          </w:r>
+        </w:p>
+      </w:docPartBody>
+    </w:docPart>
+    <w:docPart>
+      <w:docPartPr>
+        <w:name w:val="7982AEA209284849B866C09DEFBFA1BD"/>
+        <w:category>
+          <w:name w:val="General"/>
+          <w:gallery w:val="placeholder"/>
+        </w:category>
+        <w:types>
+          <w:type w:val="bbPlcHdr"/>
+        </w:types>
+        <w:behaviors>
+          <w:behavior w:val="content"/>
+        </w:behaviors>
+        <w:guid w:val="{21211B08-D98F-493D-B004-8807E02AC32B}"/>
+      </w:docPartPr>
+      <w:docPartBody>
+        <w:p>
+          <w:pPr>
+            <w:pStyle w:val="7982AEA209284849B866C09DEFBFA1BD2"/>
+          </w:pPr>
+          <w:r>
+            <w:rPr>
+              <w:rStyle w:val="Textodelmarcadordeposicin"/>
+              <w:rFonts w:ascii="Arial Narrow" w:hAnsi="Arial Narrow"/>
+              <w:color w:val="auto"/>
+            </w:rPr>
+            <w:t>Haz clic o pulse aquí para escribir texto.</w:t>
+          </w:r>
+        </w:p>
+      </w:docPartBody>
+    </w:docPart>
+    <w:docPart>
+      <w:docPartPr>
+        <w:name w:val="06CBA28188264864AF7E5A7D0A2E57C5"/>
+        <w:category>
+          <w:name w:val="General"/>
+          <w:gallery w:val="placeholder"/>
+        </w:category>
+        <w:types>
+          <w:type w:val="bbPlcHdr"/>
+        </w:types>
+        <w:behaviors>
+          <w:behavior w:val="content"/>
+        </w:behaviors>
+        <w:guid w:val="{CFCA5B05-001C-40C3-9903-069A33B84F99}"/>
+      </w:docPartPr>
+      <w:docPartBody>
+        <w:p>
+          <w:pPr>
+            <w:pStyle w:val="06CBA28188264864AF7E5A7D0A2E57C52"/>
+          </w:pPr>
+          <w:r>
+            <w:rPr>
+              <w:rStyle w:val="Textodelmarcadordeposicin"/>
+              <w:rFonts w:ascii="Arial Narrow" w:hAnsi="Arial Narrow"/>
+              <w:color w:val="auto"/>
+            </w:rPr>
+            <w:t>Haz clic o pulse aquí para escribir texto.</w:t>
+          </w:r>
+        </w:p>
+      </w:docPartBody>
+    </w:docPart>
+    <w:docPart>
+      <w:docPartPr>
+        <w:name w:val="6A8E2311CD594B678EE4CF9132AB7B2D"/>
+        <w:category>
+          <w:name w:val="General"/>
+          <w:gallery w:val="placeholder"/>
+        </w:category>
+        <w:types>
+          <w:type w:val="bbPlcHdr"/>
+        </w:types>
+        <w:behaviors>
+          <w:behavior w:val="content"/>
+        </w:behaviors>
+        <w:guid w:val="{9DB78CB6-F182-4208-BACC-379DFC69BE09}"/>
+      </w:docPartPr>
+      <w:docPartBody>
+        <w:p>
+          <w:pPr>
+            <w:pStyle w:val="6A8E2311CD594B678EE4CF9132AB7B2D2"/>
+          </w:pPr>
+          <w:r>
+            <w:rPr>
+              <w:rStyle w:val="Textodelmarcadordeposicin"/>
+              <w:rFonts w:ascii="Arial Narrow" w:hAnsi="Arial Narrow"/>
+              <w:color w:val="auto"/>
+            </w:rPr>
+            <w:t>Haz clic o pulse aquí para escribir texto.</w:t>
+          </w:r>
+        </w:p>
+      </w:docPartBody>
+    </w:docPart>
+    <w:docPart>
+      <w:docPartPr>
+        <w:name w:val="303D3AB00B9D473EB4E4FDEDE60071D7"/>
+        <w:category>
+          <w:name w:val="General"/>
+          <w:gallery w:val="placeholder"/>
+        </w:category>
+        <w:types>
+          <w:type w:val="bbPlcHdr"/>
+        </w:types>
+        <w:behaviors>
+          <w:behavior w:val="content"/>
+        </w:behaviors>
+        <w:guid w:val="{185E3BB8-F229-47FF-BDEA-4FF60D040CB7}"/>
+      </w:docPartPr>
+      <w:docPartBody>
+        <w:p>
+          <w:pPr>
+            <w:pStyle w:val="303D3AB00B9D473EB4E4FDEDE60071D72"/>
+          </w:pPr>
+          <w:r>
+            <w:rPr>
+              <w:rStyle w:val="Textodelmarcadordeposicin"/>
+              <w:rFonts w:ascii="Arial Narrow" w:hAnsi="Arial Narrow"/>
+              <w:color w:val="auto"/>
+            </w:rPr>
+            <w:t>Haz clic o pulse aquí para escribir texto.</w:t>
+          </w:r>
+        </w:p>
+      </w:docPartBody>
+    </w:docPart>
+    <w:docPart>
+      <w:docPartPr>
+        <w:name w:val="FCC859F463B141B093770A086475DDB4"/>
+        <w:category>
+          <w:name w:val="General"/>
+          <w:gallery w:val="placeholder"/>
+        </w:category>
+        <w:types>
+          <w:type w:val="bbPlcHdr"/>
+        </w:types>
+        <w:behaviors>
+          <w:behavior w:val="content"/>
+        </w:behaviors>
+        <w:guid w:val="{9BC1EED4-C4E8-4CA4-8A0A-687A36F8CA64}"/>
+      </w:docPartPr>
+      <w:docPartBody>
+        <w:p>
+          <w:pPr>
+            <w:pStyle w:val="FCC859F463B141B093770A086475DDB42"/>
+          </w:pPr>
+          <w:r>
+            <w:rPr>
+              <w:rStyle w:val="Textodelmarcadordeposicin"/>
+              <w:rFonts w:ascii="Arial Narrow" w:hAnsi="Arial Narrow"/>
+              <w:color w:val="auto"/>
+            </w:rPr>
+            <w:t>Haz clic o pulse aquí para escribir texto.</w:t>
+          </w:r>
+        </w:p>
+      </w:docPartBody>
+    </w:docPart>
+    <w:docPart>
+      <w:docPartPr>
+        <w:name w:val="6EACF5158CB44B34BA9D3C5AE30469FA"/>
+        <w:category>
+          <w:name w:val="General"/>
+          <w:gallery w:val="placeholder"/>
+        </w:category>
+        <w:types>
+          <w:type w:val="bbPlcHdr"/>
+        </w:types>
+        <w:behaviors>
+          <w:behavior w:val="content"/>
+        </w:behaviors>
+        <w:guid w:val="{5C375D04-CF5C-42DB-B3F5-667F16C56E12}"/>
+      </w:docPartPr>
+      <w:docPartBody>
+        <w:p>
+          <w:pPr>
+            <w:pStyle w:val="6EACF5158CB44B34BA9D3C5AE30469FA2"/>
+          </w:pPr>
+          <w:r>
+            <w:rPr>
+              <w:rStyle w:val="Textodelmarcadordeposicin"/>
+              <w:rFonts w:ascii="Arial Narrow" w:hAnsi="Arial Narrow"/>
+              <w:color w:val="auto"/>
+            </w:rPr>
+            <w:t>Haz clic o pulse aquí para escribir texto.</w:t>
+          </w:r>
+        </w:p>
+      </w:docPartBody>
+    </w:docPart>
+    <w:docPart>
+      <w:docPartPr>
+        <w:name w:val="8944A5FC2A954EA6B42CE7AFF68C32C7"/>
+        <w:category>
+          <w:name w:val="General"/>
+          <w:gallery w:val="placeholder"/>
+        </w:category>
+        <w:types>
+          <w:type w:val="bbPlcHdr"/>
+        </w:types>
+        <w:behaviors>
+          <w:behavior w:val="content"/>
+        </w:behaviors>
+        <w:guid w:val="{B4C167EA-A3CD-4353-9518-85682F556811}"/>
+      </w:docPartPr>
+      <w:docPartBody>
+        <w:p>
+          <w:pPr>
+            <w:pStyle w:val="8944A5FC2A954EA6B42CE7AFF68C32C72"/>
           </w:pPr>
           <w:r>
             <w:rPr>
@@ -4874,6 +5839,14 @@
     <w:family w:val="swiss"/>
     <w:pitch w:val="variable"/>
     <w:sig w:usb0="E0002EFF" w:usb1="C000785B" w:usb2="00000009" w:usb3="00000000" w:csb0="000001FF" w:csb1="00000000"/>
+  </w:font>
+  <w:font w:name="MS Gothic">
+    <w:altName w:val="ＭＳ ゴシック"/>
+    <w:panose1 w:val="020B0609070205080204"/>
+    <w:charset w:val="80"/>
+    <w:family w:val="modern"/>
+    <w:pitch w:val="fixed"/>
+    <w:sig w:usb0="E00002FF" w:usb1="6AC7FDFB" w:usb2="08000012" w:usb3="00000000" w:csb0="0002009F" w:csb1="00000000"/>
   </w:font>
   <w:font w:name="Segoe UI Symbol">
     <w:panose1 w:val="020B0502040204020203"/>
@@ -4928,8 +5901,14 @@
   </w:compat>
   <w:rsids>
     <w:rsidRoot w:val="00FD7D49"/>
+    <w:rsid w:val="00026463"/>
+    <w:rsid w:val="000D233E"/>
     <w:rsid w:val="00193AD4"/>
+    <w:rsid w:val="00202553"/>
+    <w:rsid w:val="0026642C"/>
     <w:rsid w:val="00371C87"/>
+    <w:rsid w:val="00857A86"/>
+    <w:rsid w:val="0097056E"/>
     <w:rsid w:val="00FD7D49"/>
   </w:rsids>
   <m:mathPr>
@@ -5386,7 +6365,7 @@
     <w:basedOn w:val="Fuentedeprrafopredeter"/>
     <w:uiPriority w:val="99"/>
     <w:semiHidden/>
-    <w:rsid w:val="00FD7D49"/>
+    <w:rsid w:val="0026642C"/>
     <w:rPr>
       <w:color w:val="666666"/>
     </w:rPr>
@@ -5408,9 +6387,9 @@
     <w:name w:val="FEFB846F6CBC4B7981422AF44B4FA0F2"/>
     <w:rsid w:val="00FD7D49"/>
   </w:style>
-  <w:style w:type="paragraph" w:customStyle="1" w:styleId="B3040584EEE748FC95D1745D9EAA67FE">
-    <w:name w:val="B3040584EEE748FC95D1745D9EAA67FE"/>
-    <w:rsid w:val="00FD7D49"/>
+  <w:style w:type="paragraph" w:customStyle="1" w:styleId="A6C28404E71C42758EA6B2427F42A318">
+    <w:name w:val="A6C28404E71C42758EA6B2427F42A318"/>
+    <w:rsid w:val="0097056E"/>
   </w:style>
   <w:style w:type="paragraph" w:customStyle="1" w:styleId="F3D54CA46F314914947DF77E2E4831BE">
     <w:name w:val="F3D54CA46F314914947DF77E2E4831BE"/>
@@ -5467,6 +6446,842 @@
   <w:style w:type="paragraph" w:customStyle="1" w:styleId="46C4F055A8D84B7AB6B065A8E57853EA">
     <w:name w:val="46C4F055A8D84B7AB6B065A8E57853EA"/>
     <w:rsid w:val="00FD7D49"/>
+  </w:style>
+  <w:style w:type="paragraph" w:customStyle="1" w:styleId="CC700EBA85EB44D8BBFA4F2C5E4711D0">
+    <w:name w:val="CC700EBA85EB44D8BBFA4F2C5E4711D0"/>
+    <w:rsid w:val="0097056E"/>
+  </w:style>
+  <w:style w:type="paragraph" w:customStyle="1" w:styleId="F8D5726B25B44E24A5E69D73BC37E80C">
+    <w:name w:val="F8D5726B25B44E24A5E69D73BC37E80C"/>
+    <w:rsid w:val="0097056E"/>
+  </w:style>
+  <w:style w:type="paragraph" w:customStyle="1" w:styleId="3A38D478D470494E994279A702E98AA2">
+    <w:name w:val="3A38D478D470494E994279A702E98AA2"/>
+    <w:rsid w:val="0097056E"/>
+  </w:style>
+  <w:style w:type="paragraph" w:customStyle="1" w:styleId="5FCAC8123BDC4D4AB174AAB6C4AC0CAD">
+    <w:name w:val="5FCAC8123BDC4D4AB174AAB6C4AC0CAD"/>
+    <w:rsid w:val="0097056E"/>
+  </w:style>
+  <w:style w:type="paragraph" w:customStyle="1" w:styleId="F866114D54DF46AC84C555496FFF4D76">
+    <w:name w:val="F866114D54DF46AC84C555496FFF4D76"/>
+    <w:rsid w:val="0097056E"/>
+  </w:style>
+  <w:style w:type="paragraph" w:customStyle="1" w:styleId="62205FCA562F48E484F3071E6EA6B1CA">
+    <w:name w:val="62205FCA562F48E484F3071E6EA6B1CA"/>
+    <w:rsid w:val="0097056E"/>
+  </w:style>
+  <w:style w:type="paragraph" w:customStyle="1" w:styleId="A97EC233CD7645C5B126194822ADA36A">
+    <w:name w:val="A97EC233CD7645C5B126194822ADA36A"/>
+    <w:rsid w:val="0097056E"/>
+  </w:style>
+  <w:style w:type="paragraph" w:customStyle="1" w:styleId="7982AEA209284849B866C09DEFBFA1BD">
+    <w:name w:val="7982AEA209284849B866C09DEFBFA1BD"/>
+    <w:rsid w:val="0097056E"/>
+  </w:style>
+  <w:style w:type="paragraph" w:customStyle="1" w:styleId="06CBA28188264864AF7E5A7D0A2E57C5">
+    <w:name w:val="06CBA28188264864AF7E5A7D0A2E57C5"/>
+    <w:rsid w:val="0097056E"/>
+  </w:style>
+  <w:style w:type="paragraph" w:customStyle="1" w:styleId="6A8E2311CD594B678EE4CF9132AB7B2D">
+    <w:name w:val="6A8E2311CD594B678EE4CF9132AB7B2D"/>
+    <w:rsid w:val="0026642C"/>
+  </w:style>
+  <w:style w:type="paragraph" w:customStyle="1" w:styleId="303D3AB00B9D473EB4E4FDEDE60071D7">
+    <w:name w:val="303D3AB00B9D473EB4E4FDEDE60071D7"/>
+    <w:rsid w:val="0026642C"/>
+  </w:style>
+  <w:style w:type="paragraph" w:customStyle="1" w:styleId="FCC859F463B141B093770A086475DDB4">
+    <w:name w:val="FCC859F463B141B093770A086475DDB4"/>
+    <w:rsid w:val="0026642C"/>
+  </w:style>
+  <w:style w:type="paragraph" w:customStyle="1" w:styleId="6EACF5158CB44B34BA9D3C5AE30469FA">
+    <w:name w:val="6EACF5158CB44B34BA9D3C5AE30469FA"/>
+    <w:rsid w:val="0026642C"/>
+  </w:style>
+  <w:style w:type="paragraph" w:customStyle="1" w:styleId="8944A5FC2A954EA6B42CE7AFF68C32C7">
+    <w:name w:val="8944A5FC2A954EA6B42CE7AFF68C32C7"/>
+    <w:rsid w:val="0026642C"/>
+  </w:style>
+  <w:style w:type="paragraph" w:customStyle="1" w:styleId="F50FD50E6AEC4F61913FAC624C93839F1">
+    <w:name w:val="F50FD50E6AEC4F61913FAC624C93839F1"/>
+    <w:rsid w:val="0026642C"/>
+    <w:pPr>
+      <w:spacing w:after="0" w:line="240" w:lineRule="auto"/>
+    </w:pPr>
+    <w:rPr>
+      <w:rFonts w:ascii="Times New Roman" w:eastAsia="Times New Roman" w:hAnsi="Times New Roman" w:cs="Times New Roman"/>
+      <w:kern w:val="0"/>
+      <w:lang w:val="es" w:eastAsia="es-MX"/>
+      <w14:ligatures w14:val="none"/>
+    </w:rPr>
+  </w:style>
+  <w:style w:type="paragraph" w:customStyle="1" w:styleId="FEFB846F6CBC4B7981422AF44B4FA0F21">
+    <w:name w:val="FEFB846F6CBC4B7981422AF44B4FA0F21"/>
+    <w:rsid w:val="0026642C"/>
+    <w:pPr>
+      <w:spacing w:after="0" w:line="240" w:lineRule="auto"/>
+    </w:pPr>
+    <w:rPr>
+      <w:rFonts w:ascii="Times New Roman" w:eastAsia="Times New Roman" w:hAnsi="Times New Roman" w:cs="Times New Roman"/>
+      <w:kern w:val="0"/>
+      <w:lang w:val="es" w:eastAsia="es-MX"/>
+      <w14:ligatures w14:val="none"/>
+    </w:rPr>
+  </w:style>
+  <w:style w:type="paragraph" w:customStyle="1" w:styleId="F3D54CA46F314914947DF77E2E4831BE1">
+    <w:name w:val="F3D54CA46F314914947DF77E2E4831BE1"/>
+    <w:rsid w:val="0026642C"/>
+    <w:pPr>
+      <w:spacing w:after="0" w:line="240" w:lineRule="auto"/>
+    </w:pPr>
+    <w:rPr>
+      <w:rFonts w:ascii="Times New Roman" w:eastAsia="Times New Roman" w:hAnsi="Times New Roman" w:cs="Times New Roman"/>
+      <w:kern w:val="0"/>
+      <w:lang w:val="es" w:eastAsia="es-MX"/>
+      <w14:ligatures w14:val="none"/>
+    </w:rPr>
+  </w:style>
+  <w:style w:type="paragraph" w:customStyle="1" w:styleId="860CFA0E63C94C9EB0C97CF548AA4D2C1">
+    <w:name w:val="860CFA0E63C94C9EB0C97CF548AA4D2C1"/>
+    <w:rsid w:val="0026642C"/>
+    <w:pPr>
+      <w:spacing w:after="0" w:line="240" w:lineRule="auto"/>
+    </w:pPr>
+    <w:rPr>
+      <w:rFonts w:ascii="Times New Roman" w:eastAsia="Times New Roman" w:hAnsi="Times New Roman" w:cs="Times New Roman"/>
+      <w:kern w:val="0"/>
+      <w:lang w:val="es" w:eastAsia="es-MX"/>
+      <w14:ligatures w14:val="none"/>
+    </w:rPr>
+  </w:style>
+  <w:style w:type="paragraph" w:customStyle="1" w:styleId="550BB82333784842A6DBEFC4339A70961">
+    <w:name w:val="550BB82333784842A6DBEFC4339A70961"/>
+    <w:rsid w:val="0026642C"/>
+    <w:pPr>
+      <w:spacing w:after="0" w:line="240" w:lineRule="auto"/>
+    </w:pPr>
+    <w:rPr>
+      <w:rFonts w:ascii="Times New Roman" w:eastAsia="Times New Roman" w:hAnsi="Times New Roman" w:cs="Times New Roman"/>
+      <w:kern w:val="0"/>
+      <w:lang w:val="es" w:eastAsia="es-MX"/>
+      <w14:ligatures w14:val="none"/>
+    </w:rPr>
+  </w:style>
+  <w:style w:type="paragraph" w:customStyle="1" w:styleId="18D015F4FC1F4045869187912DBCAA8B1">
+    <w:name w:val="18D015F4FC1F4045869187912DBCAA8B1"/>
+    <w:rsid w:val="0026642C"/>
+    <w:pPr>
+      <w:spacing w:after="0" w:line="240" w:lineRule="auto"/>
+    </w:pPr>
+    <w:rPr>
+      <w:rFonts w:ascii="Times New Roman" w:eastAsia="Times New Roman" w:hAnsi="Times New Roman" w:cs="Times New Roman"/>
+      <w:kern w:val="0"/>
+      <w:lang w:val="es" w:eastAsia="es-MX"/>
+      <w14:ligatures w14:val="none"/>
+    </w:rPr>
+  </w:style>
+  <w:style w:type="paragraph" w:customStyle="1" w:styleId="54308B3C27894818992238DBE68E90481">
+    <w:name w:val="54308B3C27894818992238DBE68E90481"/>
+    <w:rsid w:val="0026642C"/>
+    <w:pPr>
+      <w:spacing w:after="0" w:line="240" w:lineRule="auto"/>
+    </w:pPr>
+    <w:rPr>
+      <w:rFonts w:ascii="Times New Roman" w:eastAsia="Times New Roman" w:hAnsi="Times New Roman" w:cs="Times New Roman"/>
+      <w:kern w:val="0"/>
+      <w:lang w:val="es" w:eastAsia="es-MX"/>
+      <w14:ligatures w14:val="none"/>
+    </w:rPr>
+  </w:style>
+  <w:style w:type="paragraph" w:customStyle="1" w:styleId="CC700EBA85EB44D8BBFA4F2C5E4711D01">
+    <w:name w:val="CC700EBA85EB44D8BBFA4F2C5E4711D01"/>
+    <w:rsid w:val="0026642C"/>
+    <w:pPr>
+      <w:spacing w:after="0" w:line="240" w:lineRule="auto"/>
+    </w:pPr>
+    <w:rPr>
+      <w:rFonts w:ascii="Times New Roman" w:eastAsia="Times New Roman" w:hAnsi="Times New Roman" w:cs="Times New Roman"/>
+      <w:kern w:val="0"/>
+      <w:lang w:val="es" w:eastAsia="es-MX"/>
+      <w14:ligatures w14:val="none"/>
+    </w:rPr>
+  </w:style>
+  <w:style w:type="paragraph" w:customStyle="1" w:styleId="F8D5726B25B44E24A5E69D73BC37E80C1">
+    <w:name w:val="F8D5726B25B44E24A5E69D73BC37E80C1"/>
+    <w:rsid w:val="0026642C"/>
+    <w:pPr>
+      <w:spacing w:after="0" w:line="240" w:lineRule="auto"/>
+    </w:pPr>
+    <w:rPr>
+      <w:rFonts w:ascii="Times New Roman" w:eastAsia="Times New Roman" w:hAnsi="Times New Roman" w:cs="Times New Roman"/>
+      <w:kern w:val="0"/>
+      <w:lang w:val="es" w:eastAsia="es-MX"/>
+      <w14:ligatures w14:val="none"/>
+    </w:rPr>
+  </w:style>
+  <w:style w:type="paragraph" w:customStyle="1" w:styleId="3A38D478D470494E994279A702E98AA21">
+    <w:name w:val="3A38D478D470494E994279A702E98AA21"/>
+    <w:rsid w:val="0026642C"/>
+    <w:pPr>
+      <w:spacing w:after="0" w:line="240" w:lineRule="auto"/>
+    </w:pPr>
+    <w:rPr>
+      <w:rFonts w:ascii="Times New Roman" w:eastAsia="Times New Roman" w:hAnsi="Times New Roman" w:cs="Times New Roman"/>
+      <w:kern w:val="0"/>
+      <w:lang w:val="es" w:eastAsia="es-MX"/>
+      <w14:ligatures w14:val="none"/>
+    </w:rPr>
+  </w:style>
+  <w:style w:type="paragraph" w:customStyle="1" w:styleId="5FCAC8123BDC4D4AB174AAB6C4AC0CAD1">
+    <w:name w:val="5FCAC8123BDC4D4AB174AAB6C4AC0CAD1"/>
+    <w:rsid w:val="0026642C"/>
+    <w:pPr>
+      <w:spacing w:after="0" w:line="240" w:lineRule="auto"/>
+    </w:pPr>
+    <w:rPr>
+      <w:rFonts w:ascii="Times New Roman" w:eastAsia="Times New Roman" w:hAnsi="Times New Roman" w:cs="Times New Roman"/>
+      <w:kern w:val="0"/>
+      <w:lang w:val="es" w:eastAsia="es-MX"/>
+      <w14:ligatures w14:val="none"/>
+    </w:rPr>
+  </w:style>
+  <w:style w:type="paragraph" w:customStyle="1" w:styleId="F866114D54DF46AC84C555496FFF4D761">
+    <w:name w:val="F866114D54DF46AC84C555496FFF4D761"/>
+    <w:rsid w:val="0026642C"/>
+    <w:pPr>
+      <w:spacing w:after="0" w:line="240" w:lineRule="auto"/>
+    </w:pPr>
+    <w:rPr>
+      <w:rFonts w:ascii="Times New Roman" w:eastAsia="Times New Roman" w:hAnsi="Times New Roman" w:cs="Times New Roman"/>
+      <w:kern w:val="0"/>
+      <w:lang w:val="es" w:eastAsia="es-MX"/>
+      <w14:ligatures w14:val="none"/>
+    </w:rPr>
+  </w:style>
+  <w:style w:type="paragraph" w:customStyle="1" w:styleId="62205FCA562F48E484F3071E6EA6B1CA1">
+    <w:name w:val="62205FCA562F48E484F3071E6EA6B1CA1"/>
+    <w:rsid w:val="0026642C"/>
+    <w:pPr>
+      <w:spacing w:after="0" w:line="240" w:lineRule="auto"/>
+    </w:pPr>
+    <w:rPr>
+      <w:rFonts w:ascii="Times New Roman" w:eastAsia="Times New Roman" w:hAnsi="Times New Roman" w:cs="Times New Roman"/>
+      <w:kern w:val="0"/>
+      <w:lang w:val="es" w:eastAsia="es-MX"/>
+      <w14:ligatures w14:val="none"/>
+    </w:rPr>
+  </w:style>
+  <w:style w:type="paragraph" w:customStyle="1" w:styleId="A97EC233CD7645C5B126194822ADA36A1">
+    <w:name w:val="A97EC233CD7645C5B126194822ADA36A1"/>
+    <w:rsid w:val="0026642C"/>
+    <w:pPr>
+      <w:spacing w:after="0" w:line="240" w:lineRule="auto"/>
+    </w:pPr>
+    <w:rPr>
+      <w:rFonts w:ascii="Times New Roman" w:eastAsia="Times New Roman" w:hAnsi="Times New Roman" w:cs="Times New Roman"/>
+      <w:kern w:val="0"/>
+      <w:lang w:val="es" w:eastAsia="es-MX"/>
+      <w14:ligatures w14:val="none"/>
+    </w:rPr>
+  </w:style>
+  <w:style w:type="paragraph" w:customStyle="1" w:styleId="7982AEA209284849B866C09DEFBFA1BD1">
+    <w:name w:val="7982AEA209284849B866C09DEFBFA1BD1"/>
+    <w:rsid w:val="0026642C"/>
+    <w:pPr>
+      <w:spacing w:after="0" w:line="240" w:lineRule="auto"/>
+    </w:pPr>
+    <w:rPr>
+      <w:rFonts w:ascii="Times New Roman" w:eastAsia="Times New Roman" w:hAnsi="Times New Roman" w:cs="Times New Roman"/>
+      <w:kern w:val="0"/>
+      <w:lang w:val="es" w:eastAsia="es-MX"/>
+      <w14:ligatures w14:val="none"/>
+    </w:rPr>
+  </w:style>
+  <w:style w:type="paragraph" w:customStyle="1" w:styleId="06CBA28188264864AF7E5A7D0A2E57C51">
+    <w:name w:val="06CBA28188264864AF7E5A7D0A2E57C51"/>
+    <w:rsid w:val="0026642C"/>
+    <w:pPr>
+      <w:spacing w:after="0" w:line="240" w:lineRule="auto"/>
+    </w:pPr>
+    <w:rPr>
+      <w:rFonts w:ascii="Times New Roman" w:eastAsia="Times New Roman" w:hAnsi="Times New Roman" w:cs="Times New Roman"/>
+      <w:kern w:val="0"/>
+      <w:lang w:val="es" w:eastAsia="es-MX"/>
+      <w14:ligatures w14:val="none"/>
+    </w:rPr>
+  </w:style>
+  <w:style w:type="paragraph" w:customStyle="1" w:styleId="6A8E2311CD594B678EE4CF9132AB7B2D1">
+    <w:name w:val="6A8E2311CD594B678EE4CF9132AB7B2D1"/>
+    <w:rsid w:val="0026642C"/>
+    <w:pPr>
+      <w:spacing w:after="0" w:line="240" w:lineRule="auto"/>
+    </w:pPr>
+    <w:rPr>
+      <w:rFonts w:ascii="Times New Roman" w:eastAsia="Times New Roman" w:hAnsi="Times New Roman" w:cs="Times New Roman"/>
+      <w:kern w:val="0"/>
+      <w:lang w:val="es" w:eastAsia="es-MX"/>
+      <w14:ligatures w14:val="none"/>
+    </w:rPr>
+  </w:style>
+  <w:style w:type="paragraph" w:customStyle="1" w:styleId="303D3AB00B9D473EB4E4FDEDE60071D71">
+    <w:name w:val="303D3AB00B9D473EB4E4FDEDE60071D71"/>
+    <w:rsid w:val="0026642C"/>
+    <w:pPr>
+      <w:spacing w:after="0" w:line="240" w:lineRule="auto"/>
+    </w:pPr>
+    <w:rPr>
+      <w:rFonts w:ascii="Times New Roman" w:eastAsia="Times New Roman" w:hAnsi="Times New Roman" w:cs="Times New Roman"/>
+      <w:kern w:val="0"/>
+      <w:lang w:val="es" w:eastAsia="es-MX"/>
+      <w14:ligatures w14:val="none"/>
+    </w:rPr>
+  </w:style>
+  <w:style w:type="paragraph" w:customStyle="1" w:styleId="FCC859F463B141B093770A086475DDB41">
+    <w:name w:val="FCC859F463B141B093770A086475DDB41"/>
+    <w:rsid w:val="0026642C"/>
+    <w:pPr>
+      <w:spacing w:after="0" w:line="240" w:lineRule="auto"/>
+    </w:pPr>
+    <w:rPr>
+      <w:rFonts w:ascii="Times New Roman" w:eastAsia="Times New Roman" w:hAnsi="Times New Roman" w:cs="Times New Roman"/>
+      <w:kern w:val="0"/>
+      <w:lang w:val="es" w:eastAsia="es-MX"/>
+      <w14:ligatures w14:val="none"/>
+    </w:rPr>
+  </w:style>
+  <w:style w:type="paragraph" w:customStyle="1" w:styleId="6EACF5158CB44B34BA9D3C5AE30469FA1">
+    <w:name w:val="6EACF5158CB44B34BA9D3C5AE30469FA1"/>
+    <w:rsid w:val="0026642C"/>
+    <w:pPr>
+      <w:spacing w:after="0" w:line="240" w:lineRule="auto"/>
+    </w:pPr>
+    <w:rPr>
+      <w:rFonts w:ascii="Times New Roman" w:eastAsia="Times New Roman" w:hAnsi="Times New Roman" w:cs="Times New Roman"/>
+      <w:kern w:val="0"/>
+      <w:lang w:val="es" w:eastAsia="es-MX"/>
+      <w14:ligatures w14:val="none"/>
+    </w:rPr>
+  </w:style>
+  <w:style w:type="paragraph" w:customStyle="1" w:styleId="8944A5FC2A954EA6B42CE7AFF68C32C71">
+    <w:name w:val="8944A5FC2A954EA6B42CE7AFF68C32C71"/>
+    <w:rsid w:val="0026642C"/>
+    <w:pPr>
+      <w:spacing w:after="0" w:line="240" w:lineRule="auto"/>
+    </w:pPr>
+    <w:rPr>
+      <w:rFonts w:ascii="Times New Roman" w:eastAsia="Times New Roman" w:hAnsi="Times New Roman" w:cs="Times New Roman"/>
+      <w:kern w:val="0"/>
+      <w:lang w:val="es" w:eastAsia="es-MX"/>
+      <w14:ligatures w14:val="none"/>
+    </w:rPr>
+  </w:style>
+  <w:style w:type="paragraph" w:customStyle="1" w:styleId="6E7A44EE595B4789911B4D5B0CB32A5A1">
+    <w:name w:val="6E7A44EE595B4789911B4D5B0CB32A5A1"/>
+    <w:rsid w:val="0026642C"/>
+    <w:pPr>
+      <w:spacing w:after="0" w:line="240" w:lineRule="auto"/>
+    </w:pPr>
+    <w:rPr>
+      <w:rFonts w:ascii="Times New Roman" w:eastAsia="Times New Roman" w:hAnsi="Times New Roman" w:cs="Times New Roman"/>
+      <w:kern w:val="0"/>
+      <w:lang w:val="es" w:eastAsia="es-MX"/>
+      <w14:ligatures w14:val="none"/>
+    </w:rPr>
+  </w:style>
+  <w:style w:type="paragraph" w:customStyle="1" w:styleId="76730A803DC443EB9956D730850233561">
+    <w:name w:val="76730A803DC443EB9956D730850233561"/>
+    <w:rsid w:val="0026642C"/>
+    <w:pPr>
+      <w:spacing w:after="0" w:line="240" w:lineRule="auto"/>
+    </w:pPr>
+    <w:rPr>
+      <w:rFonts w:ascii="Times New Roman" w:eastAsia="Times New Roman" w:hAnsi="Times New Roman" w:cs="Times New Roman"/>
+      <w:kern w:val="0"/>
+      <w:lang w:val="es" w:eastAsia="es-MX"/>
+      <w14:ligatures w14:val="none"/>
+    </w:rPr>
+  </w:style>
+  <w:style w:type="paragraph" w:customStyle="1" w:styleId="C5AA23FB63434028852998767EFD17E61">
+    <w:name w:val="C5AA23FB63434028852998767EFD17E61"/>
+    <w:rsid w:val="0026642C"/>
+    <w:pPr>
+      <w:spacing w:after="0" w:line="240" w:lineRule="auto"/>
+    </w:pPr>
+    <w:rPr>
+      <w:rFonts w:ascii="Times New Roman" w:eastAsia="Times New Roman" w:hAnsi="Times New Roman" w:cs="Times New Roman"/>
+      <w:kern w:val="0"/>
+      <w:lang w:val="es" w:eastAsia="es-MX"/>
+      <w14:ligatures w14:val="none"/>
+    </w:rPr>
+  </w:style>
+  <w:style w:type="paragraph" w:customStyle="1" w:styleId="556B7504BF094480876F2D0AC1DF4DCC1">
+    <w:name w:val="556B7504BF094480876F2D0AC1DF4DCC1"/>
+    <w:rsid w:val="0026642C"/>
+    <w:pPr>
+      <w:spacing w:after="0" w:line="240" w:lineRule="auto"/>
+    </w:pPr>
+    <w:rPr>
+      <w:rFonts w:ascii="Times New Roman" w:eastAsia="Times New Roman" w:hAnsi="Times New Roman" w:cs="Times New Roman"/>
+      <w:kern w:val="0"/>
+      <w:lang w:val="es" w:eastAsia="es-MX"/>
+      <w14:ligatures w14:val="none"/>
+    </w:rPr>
+  </w:style>
+  <w:style w:type="paragraph" w:customStyle="1" w:styleId="5F56DAD9B7804731AADE1F21A1BDB92C1">
+    <w:name w:val="5F56DAD9B7804731AADE1F21A1BDB92C1"/>
+    <w:rsid w:val="0026642C"/>
+    <w:pPr>
+      <w:spacing w:after="0" w:line="240" w:lineRule="auto"/>
+    </w:pPr>
+    <w:rPr>
+      <w:rFonts w:ascii="Times New Roman" w:eastAsia="Times New Roman" w:hAnsi="Times New Roman" w:cs="Times New Roman"/>
+      <w:kern w:val="0"/>
+      <w:lang w:val="es" w:eastAsia="es-MX"/>
+      <w14:ligatures w14:val="none"/>
+    </w:rPr>
+  </w:style>
+  <w:style w:type="paragraph" w:customStyle="1" w:styleId="7AFCD5927E5040D6A3DE8AF6BDC81B0E1">
+    <w:name w:val="7AFCD5927E5040D6A3DE8AF6BDC81B0E1"/>
+    <w:rsid w:val="0026642C"/>
+    <w:pPr>
+      <w:spacing w:after="0" w:line="240" w:lineRule="auto"/>
+    </w:pPr>
+    <w:rPr>
+      <w:rFonts w:ascii="Times New Roman" w:eastAsia="Times New Roman" w:hAnsi="Times New Roman" w:cs="Times New Roman"/>
+      <w:kern w:val="0"/>
+      <w:lang w:val="es" w:eastAsia="es-MX"/>
+      <w14:ligatures w14:val="none"/>
+    </w:rPr>
+  </w:style>
+  <w:style w:type="paragraph" w:customStyle="1" w:styleId="75BA0F045C424203B379DD681D13B8571">
+    <w:name w:val="75BA0F045C424203B379DD681D13B8571"/>
+    <w:rsid w:val="0026642C"/>
+    <w:pPr>
+      <w:spacing w:after="0" w:line="240" w:lineRule="auto"/>
+    </w:pPr>
+    <w:rPr>
+      <w:rFonts w:ascii="Times New Roman" w:eastAsia="Times New Roman" w:hAnsi="Times New Roman" w:cs="Times New Roman"/>
+      <w:kern w:val="0"/>
+      <w:lang w:val="es" w:eastAsia="es-MX"/>
+      <w14:ligatures w14:val="none"/>
+    </w:rPr>
+  </w:style>
+  <w:style w:type="paragraph" w:customStyle="1" w:styleId="864A1B060EAB451F85D223177770E2DF1">
+    <w:name w:val="864A1B060EAB451F85D223177770E2DF1"/>
+    <w:rsid w:val="0026642C"/>
+    <w:pPr>
+      <w:spacing w:after="0" w:line="240" w:lineRule="auto"/>
+    </w:pPr>
+    <w:rPr>
+      <w:rFonts w:ascii="Times New Roman" w:eastAsia="Times New Roman" w:hAnsi="Times New Roman" w:cs="Times New Roman"/>
+      <w:kern w:val="0"/>
+      <w:lang w:val="es" w:eastAsia="es-MX"/>
+      <w14:ligatures w14:val="none"/>
+    </w:rPr>
+  </w:style>
+  <w:style w:type="paragraph" w:customStyle="1" w:styleId="46C4F055A8D84B7AB6B065A8E57853EA1">
+    <w:name w:val="46C4F055A8D84B7AB6B065A8E57853EA1"/>
+    <w:rsid w:val="0026642C"/>
+    <w:pPr>
+      <w:spacing w:after="0" w:line="240" w:lineRule="auto"/>
+    </w:pPr>
+    <w:rPr>
+      <w:rFonts w:ascii="Times New Roman" w:eastAsia="Times New Roman" w:hAnsi="Times New Roman" w:cs="Times New Roman"/>
+      <w:kern w:val="0"/>
+      <w:lang w:val="es" w:eastAsia="es-MX"/>
+      <w14:ligatures w14:val="none"/>
+    </w:rPr>
+  </w:style>
+  <w:style w:type="paragraph" w:customStyle="1" w:styleId="F50FD50E6AEC4F61913FAC624C93839F2">
+    <w:name w:val="F50FD50E6AEC4F61913FAC624C93839F2"/>
+    <w:rsid w:val="0026642C"/>
+    <w:pPr>
+      <w:spacing w:after="0" w:line="240" w:lineRule="auto"/>
+    </w:pPr>
+    <w:rPr>
+      <w:rFonts w:ascii="Times New Roman" w:eastAsia="Times New Roman" w:hAnsi="Times New Roman" w:cs="Times New Roman"/>
+      <w:kern w:val="0"/>
+      <w:lang w:val="es" w:eastAsia="es-MX"/>
+      <w14:ligatures w14:val="none"/>
+    </w:rPr>
+  </w:style>
+  <w:style w:type="paragraph" w:customStyle="1" w:styleId="FEFB846F6CBC4B7981422AF44B4FA0F22">
+    <w:name w:val="FEFB846F6CBC4B7981422AF44B4FA0F22"/>
+    <w:rsid w:val="0026642C"/>
+    <w:pPr>
+      <w:spacing w:after="0" w:line="240" w:lineRule="auto"/>
+    </w:pPr>
+    <w:rPr>
+      <w:rFonts w:ascii="Times New Roman" w:eastAsia="Times New Roman" w:hAnsi="Times New Roman" w:cs="Times New Roman"/>
+      <w:kern w:val="0"/>
+      <w:lang w:val="es" w:eastAsia="es-MX"/>
+      <w14:ligatures w14:val="none"/>
+    </w:rPr>
+  </w:style>
+  <w:style w:type="paragraph" w:customStyle="1" w:styleId="F3D54CA46F314914947DF77E2E4831BE2">
+    <w:name w:val="F3D54CA46F314914947DF77E2E4831BE2"/>
+    <w:rsid w:val="0026642C"/>
+    <w:pPr>
+      <w:spacing w:after="0" w:line="240" w:lineRule="auto"/>
+    </w:pPr>
+    <w:rPr>
+      <w:rFonts w:ascii="Times New Roman" w:eastAsia="Times New Roman" w:hAnsi="Times New Roman" w:cs="Times New Roman"/>
+      <w:kern w:val="0"/>
+      <w:lang w:val="es" w:eastAsia="es-MX"/>
+      <w14:ligatures w14:val="none"/>
+    </w:rPr>
+  </w:style>
+  <w:style w:type="paragraph" w:customStyle="1" w:styleId="860CFA0E63C94C9EB0C97CF548AA4D2C2">
+    <w:name w:val="860CFA0E63C94C9EB0C97CF548AA4D2C2"/>
+    <w:rsid w:val="0026642C"/>
+    <w:pPr>
+      <w:spacing w:after="0" w:line="240" w:lineRule="auto"/>
+    </w:pPr>
+    <w:rPr>
+      <w:rFonts w:ascii="Times New Roman" w:eastAsia="Times New Roman" w:hAnsi="Times New Roman" w:cs="Times New Roman"/>
+      <w:kern w:val="0"/>
+      <w:lang w:val="es" w:eastAsia="es-MX"/>
+      <w14:ligatures w14:val="none"/>
+    </w:rPr>
+  </w:style>
+  <w:style w:type="paragraph" w:customStyle="1" w:styleId="550BB82333784842A6DBEFC4339A70962">
+    <w:name w:val="550BB82333784842A6DBEFC4339A70962"/>
+    <w:rsid w:val="0026642C"/>
+    <w:pPr>
+      <w:spacing w:after="0" w:line="240" w:lineRule="auto"/>
+    </w:pPr>
+    <w:rPr>
+      <w:rFonts w:ascii="Times New Roman" w:eastAsia="Times New Roman" w:hAnsi="Times New Roman" w:cs="Times New Roman"/>
+      <w:kern w:val="0"/>
+      <w:lang w:val="es" w:eastAsia="es-MX"/>
+      <w14:ligatures w14:val="none"/>
+    </w:rPr>
+  </w:style>
+  <w:style w:type="paragraph" w:customStyle="1" w:styleId="18D015F4FC1F4045869187912DBCAA8B2">
+    <w:name w:val="18D015F4FC1F4045869187912DBCAA8B2"/>
+    <w:rsid w:val="0026642C"/>
+    <w:pPr>
+      <w:spacing w:after="0" w:line="240" w:lineRule="auto"/>
+    </w:pPr>
+    <w:rPr>
+      <w:rFonts w:ascii="Times New Roman" w:eastAsia="Times New Roman" w:hAnsi="Times New Roman" w:cs="Times New Roman"/>
+      <w:kern w:val="0"/>
+      <w:lang w:val="es" w:eastAsia="es-MX"/>
+      <w14:ligatures w14:val="none"/>
+    </w:rPr>
+  </w:style>
+  <w:style w:type="paragraph" w:customStyle="1" w:styleId="54308B3C27894818992238DBE68E90482">
+    <w:name w:val="54308B3C27894818992238DBE68E90482"/>
+    <w:rsid w:val="0026642C"/>
+    <w:pPr>
+      <w:spacing w:after="0" w:line="240" w:lineRule="auto"/>
+    </w:pPr>
+    <w:rPr>
+      <w:rFonts w:ascii="Times New Roman" w:eastAsia="Times New Roman" w:hAnsi="Times New Roman" w:cs="Times New Roman"/>
+      <w:kern w:val="0"/>
+      <w:lang w:val="es" w:eastAsia="es-MX"/>
+      <w14:ligatures w14:val="none"/>
+    </w:rPr>
+  </w:style>
+  <w:style w:type="paragraph" w:customStyle="1" w:styleId="CC700EBA85EB44D8BBFA4F2C5E4711D02">
+    <w:name w:val="CC700EBA85EB44D8BBFA4F2C5E4711D02"/>
+    <w:rsid w:val="0026642C"/>
+    <w:pPr>
+      <w:spacing w:after="0" w:line="240" w:lineRule="auto"/>
+    </w:pPr>
+    <w:rPr>
+      <w:rFonts w:ascii="Times New Roman" w:eastAsia="Times New Roman" w:hAnsi="Times New Roman" w:cs="Times New Roman"/>
+      <w:kern w:val="0"/>
+      <w:lang w:val="es" w:eastAsia="es-MX"/>
+      <w14:ligatures w14:val="none"/>
+    </w:rPr>
+  </w:style>
+  <w:style w:type="paragraph" w:customStyle="1" w:styleId="F8D5726B25B44E24A5E69D73BC37E80C2">
+    <w:name w:val="F8D5726B25B44E24A5E69D73BC37E80C2"/>
+    <w:rsid w:val="0026642C"/>
+    <w:pPr>
+      <w:spacing w:after="0" w:line="240" w:lineRule="auto"/>
+    </w:pPr>
+    <w:rPr>
+      <w:rFonts w:ascii="Times New Roman" w:eastAsia="Times New Roman" w:hAnsi="Times New Roman" w:cs="Times New Roman"/>
+      <w:kern w:val="0"/>
+      <w:lang w:val="es" w:eastAsia="es-MX"/>
+      <w14:ligatures w14:val="none"/>
+    </w:rPr>
+  </w:style>
+  <w:style w:type="paragraph" w:customStyle="1" w:styleId="3A38D478D470494E994279A702E98AA22">
+    <w:name w:val="3A38D478D470494E994279A702E98AA22"/>
+    <w:rsid w:val="0026642C"/>
+    <w:pPr>
+      <w:spacing w:after="0" w:line="240" w:lineRule="auto"/>
+    </w:pPr>
+    <w:rPr>
+      <w:rFonts w:ascii="Times New Roman" w:eastAsia="Times New Roman" w:hAnsi="Times New Roman" w:cs="Times New Roman"/>
+      <w:kern w:val="0"/>
+      <w:lang w:val="es" w:eastAsia="es-MX"/>
+      <w14:ligatures w14:val="none"/>
+    </w:rPr>
+  </w:style>
+  <w:style w:type="paragraph" w:customStyle="1" w:styleId="5FCAC8123BDC4D4AB174AAB6C4AC0CAD2">
+    <w:name w:val="5FCAC8123BDC4D4AB174AAB6C4AC0CAD2"/>
+    <w:rsid w:val="0026642C"/>
+    <w:pPr>
+      <w:spacing w:after="0" w:line="240" w:lineRule="auto"/>
+    </w:pPr>
+    <w:rPr>
+      <w:rFonts w:ascii="Times New Roman" w:eastAsia="Times New Roman" w:hAnsi="Times New Roman" w:cs="Times New Roman"/>
+      <w:kern w:val="0"/>
+      <w:lang w:val="es" w:eastAsia="es-MX"/>
+      <w14:ligatures w14:val="none"/>
+    </w:rPr>
+  </w:style>
+  <w:style w:type="paragraph" w:customStyle="1" w:styleId="F866114D54DF46AC84C555496FFF4D762">
+    <w:name w:val="F866114D54DF46AC84C555496FFF4D762"/>
+    <w:rsid w:val="0026642C"/>
+    <w:pPr>
+      <w:spacing w:after="0" w:line="240" w:lineRule="auto"/>
+    </w:pPr>
+    <w:rPr>
+      <w:rFonts w:ascii="Times New Roman" w:eastAsia="Times New Roman" w:hAnsi="Times New Roman" w:cs="Times New Roman"/>
+      <w:kern w:val="0"/>
+      <w:lang w:val="es" w:eastAsia="es-MX"/>
+      <w14:ligatures w14:val="none"/>
+    </w:rPr>
+  </w:style>
+  <w:style w:type="paragraph" w:customStyle="1" w:styleId="62205FCA562F48E484F3071E6EA6B1CA2">
+    <w:name w:val="62205FCA562F48E484F3071E6EA6B1CA2"/>
+    <w:rsid w:val="0026642C"/>
+    <w:pPr>
+      <w:spacing w:after="0" w:line="240" w:lineRule="auto"/>
+    </w:pPr>
+    <w:rPr>
+      <w:rFonts w:ascii="Times New Roman" w:eastAsia="Times New Roman" w:hAnsi="Times New Roman" w:cs="Times New Roman"/>
+      <w:kern w:val="0"/>
+      <w:lang w:val="es" w:eastAsia="es-MX"/>
+      <w14:ligatures w14:val="none"/>
+    </w:rPr>
+  </w:style>
+  <w:style w:type="paragraph" w:customStyle="1" w:styleId="A97EC233CD7645C5B126194822ADA36A2">
+    <w:name w:val="A97EC233CD7645C5B126194822ADA36A2"/>
+    <w:rsid w:val="0026642C"/>
+    <w:pPr>
+      <w:spacing w:after="0" w:line="240" w:lineRule="auto"/>
+    </w:pPr>
+    <w:rPr>
+      <w:rFonts w:ascii="Times New Roman" w:eastAsia="Times New Roman" w:hAnsi="Times New Roman" w:cs="Times New Roman"/>
+      <w:kern w:val="0"/>
+      <w:lang w:val="es" w:eastAsia="es-MX"/>
+      <w14:ligatures w14:val="none"/>
+    </w:rPr>
+  </w:style>
+  <w:style w:type="paragraph" w:customStyle="1" w:styleId="7982AEA209284849B866C09DEFBFA1BD2">
+    <w:name w:val="7982AEA209284849B866C09DEFBFA1BD2"/>
+    <w:rsid w:val="0026642C"/>
+    <w:pPr>
+      <w:spacing w:after="0" w:line="240" w:lineRule="auto"/>
+    </w:pPr>
+    <w:rPr>
+      <w:rFonts w:ascii="Times New Roman" w:eastAsia="Times New Roman" w:hAnsi="Times New Roman" w:cs="Times New Roman"/>
+      <w:kern w:val="0"/>
+      <w:lang w:val="es" w:eastAsia="es-MX"/>
+      <w14:ligatures w14:val="none"/>
+    </w:rPr>
+  </w:style>
+  <w:style w:type="paragraph" w:customStyle="1" w:styleId="06CBA28188264864AF7E5A7D0A2E57C52">
+    <w:name w:val="06CBA28188264864AF7E5A7D0A2E57C52"/>
+    <w:rsid w:val="0026642C"/>
+    <w:pPr>
+      <w:spacing w:after="0" w:line="240" w:lineRule="auto"/>
+    </w:pPr>
+    <w:rPr>
+      <w:rFonts w:ascii="Times New Roman" w:eastAsia="Times New Roman" w:hAnsi="Times New Roman" w:cs="Times New Roman"/>
+      <w:kern w:val="0"/>
+      <w:lang w:val="es" w:eastAsia="es-MX"/>
+      <w14:ligatures w14:val="none"/>
+    </w:rPr>
+  </w:style>
+  <w:style w:type="paragraph" w:customStyle="1" w:styleId="6A8E2311CD594B678EE4CF9132AB7B2D2">
+    <w:name w:val="6A8E2311CD594B678EE4CF9132AB7B2D2"/>
+    <w:rsid w:val="0026642C"/>
+    <w:pPr>
+      <w:spacing w:after="0" w:line="240" w:lineRule="auto"/>
+    </w:pPr>
+    <w:rPr>
+      <w:rFonts w:ascii="Times New Roman" w:eastAsia="Times New Roman" w:hAnsi="Times New Roman" w:cs="Times New Roman"/>
+      <w:kern w:val="0"/>
+      <w:lang w:val="es" w:eastAsia="es-MX"/>
+      <w14:ligatures w14:val="none"/>
+    </w:rPr>
+  </w:style>
+  <w:style w:type="paragraph" w:customStyle="1" w:styleId="303D3AB00B9D473EB4E4FDEDE60071D72">
+    <w:name w:val="303D3AB00B9D473EB4E4FDEDE60071D72"/>
+    <w:rsid w:val="0026642C"/>
+    <w:pPr>
+      <w:spacing w:after="0" w:line="240" w:lineRule="auto"/>
+    </w:pPr>
+    <w:rPr>
+      <w:rFonts w:ascii="Times New Roman" w:eastAsia="Times New Roman" w:hAnsi="Times New Roman" w:cs="Times New Roman"/>
+      <w:kern w:val="0"/>
+      <w:lang w:val="es" w:eastAsia="es-MX"/>
+      <w14:ligatures w14:val="none"/>
+    </w:rPr>
+  </w:style>
+  <w:style w:type="paragraph" w:customStyle="1" w:styleId="FCC859F463B141B093770A086475DDB42">
+    <w:name w:val="FCC859F463B141B093770A086475DDB42"/>
+    <w:rsid w:val="0026642C"/>
+    <w:pPr>
+      <w:spacing w:after="0" w:line="240" w:lineRule="auto"/>
+    </w:pPr>
+    <w:rPr>
+      <w:rFonts w:ascii="Times New Roman" w:eastAsia="Times New Roman" w:hAnsi="Times New Roman" w:cs="Times New Roman"/>
+      <w:kern w:val="0"/>
+      <w:lang w:val="es" w:eastAsia="es-MX"/>
+      <w14:ligatures w14:val="none"/>
+    </w:rPr>
+  </w:style>
+  <w:style w:type="paragraph" w:customStyle="1" w:styleId="6EACF5158CB44B34BA9D3C5AE30469FA2">
+    <w:name w:val="6EACF5158CB44B34BA9D3C5AE30469FA2"/>
+    <w:rsid w:val="0026642C"/>
+    <w:pPr>
+      <w:spacing w:after="0" w:line="240" w:lineRule="auto"/>
+    </w:pPr>
+    <w:rPr>
+      <w:rFonts w:ascii="Times New Roman" w:eastAsia="Times New Roman" w:hAnsi="Times New Roman" w:cs="Times New Roman"/>
+      <w:kern w:val="0"/>
+      <w:lang w:val="es" w:eastAsia="es-MX"/>
+      <w14:ligatures w14:val="none"/>
+    </w:rPr>
+  </w:style>
+  <w:style w:type="paragraph" w:customStyle="1" w:styleId="8944A5FC2A954EA6B42CE7AFF68C32C72">
+    <w:name w:val="8944A5FC2A954EA6B42CE7AFF68C32C72"/>
+    <w:rsid w:val="0026642C"/>
+    <w:pPr>
+      <w:spacing w:after="0" w:line="240" w:lineRule="auto"/>
+    </w:pPr>
+    <w:rPr>
+      <w:rFonts w:ascii="Times New Roman" w:eastAsia="Times New Roman" w:hAnsi="Times New Roman" w:cs="Times New Roman"/>
+      <w:kern w:val="0"/>
+      <w:lang w:val="es" w:eastAsia="es-MX"/>
+      <w14:ligatures w14:val="none"/>
+    </w:rPr>
+  </w:style>
+  <w:style w:type="paragraph" w:customStyle="1" w:styleId="6E7A44EE595B4789911B4D5B0CB32A5A2">
+    <w:name w:val="6E7A44EE595B4789911B4D5B0CB32A5A2"/>
+    <w:rsid w:val="0026642C"/>
+    <w:pPr>
+      <w:spacing w:after="0" w:line="240" w:lineRule="auto"/>
+    </w:pPr>
+    <w:rPr>
+      <w:rFonts w:ascii="Times New Roman" w:eastAsia="Times New Roman" w:hAnsi="Times New Roman" w:cs="Times New Roman"/>
+      <w:kern w:val="0"/>
+      <w:lang w:val="es" w:eastAsia="es-MX"/>
+      <w14:ligatures w14:val="none"/>
+    </w:rPr>
+  </w:style>
+  <w:style w:type="paragraph" w:customStyle="1" w:styleId="76730A803DC443EB9956D730850233562">
+    <w:name w:val="76730A803DC443EB9956D730850233562"/>
+    <w:rsid w:val="0026642C"/>
+    <w:pPr>
+      <w:spacing w:after="0" w:line="240" w:lineRule="auto"/>
+    </w:pPr>
+    <w:rPr>
+      <w:rFonts w:ascii="Times New Roman" w:eastAsia="Times New Roman" w:hAnsi="Times New Roman" w:cs="Times New Roman"/>
+      <w:kern w:val="0"/>
+      <w:lang w:val="es" w:eastAsia="es-MX"/>
+      <w14:ligatures w14:val="none"/>
+    </w:rPr>
+  </w:style>
+  <w:style w:type="paragraph" w:customStyle="1" w:styleId="C5AA23FB63434028852998767EFD17E62">
+    <w:name w:val="C5AA23FB63434028852998767EFD17E62"/>
+    <w:rsid w:val="0026642C"/>
+    <w:pPr>
+      <w:spacing w:after="0" w:line="240" w:lineRule="auto"/>
+    </w:pPr>
+    <w:rPr>
+      <w:rFonts w:ascii="Times New Roman" w:eastAsia="Times New Roman" w:hAnsi="Times New Roman" w:cs="Times New Roman"/>
+      <w:kern w:val="0"/>
+      <w:lang w:val="es" w:eastAsia="es-MX"/>
+      <w14:ligatures w14:val="none"/>
+    </w:rPr>
+  </w:style>
+  <w:style w:type="paragraph" w:customStyle="1" w:styleId="556B7504BF094480876F2D0AC1DF4DCC2">
+    <w:name w:val="556B7504BF094480876F2D0AC1DF4DCC2"/>
+    <w:rsid w:val="0026642C"/>
+    <w:pPr>
+      <w:spacing w:after="0" w:line="240" w:lineRule="auto"/>
+    </w:pPr>
+    <w:rPr>
+      <w:rFonts w:ascii="Times New Roman" w:eastAsia="Times New Roman" w:hAnsi="Times New Roman" w:cs="Times New Roman"/>
+      <w:kern w:val="0"/>
+      <w:lang w:val="es" w:eastAsia="es-MX"/>
+      <w14:ligatures w14:val="none"/>
+    </w:rPr>
+  </w:style>
+  <w:style w:type="paragraph" w:customStyle="1" w:styleId="5F56DAD9B7804731AADE1F21A1BDB92C2">
+    <w:name w:val="5F56DAD9B7804731AADE1F21A1BDB92C2"/>
+    <w:rsid w:val="0026642C"/>
+    <w:pPr>
+      <w:spacing w:after="0" w:line="240" w:lineRule="auto"/>
+    </w:pPr>
+    <w:rPr>
+      <w:rFonts w:ascii="Times New Roman" w:eastAsia="Times New Roman" w:hAnsi="Times New Roman" w:cs="Times New Roman"/>
+      <w:kern w:val="0"/>
+      <w:lang w:val="es" w:eastAsia="es-MX"/>
+      <w14:ligatures w14:val="none"/>
+    </w:rPr>
+  </w:style>
+  <w:style w:type="paragraph" w:customStyle="1" w:styleId="7AFCD5927E5040D6A3DE8AF6BDC81B0E2">
+    <w:name w:val="7AFCD5927E5040D6A3DE8AF6BDC81B0E2"/>
+    <w:rsid w:val="0026642C"/>
+    <w:pPr>
+      <w:spacing w:after="0" w:line="240" w:lineRule="auto"/>
+    </w:pPr>
+    <w:rPr>
+      <w:rFonts w:ascii="Times New Roman" w:eastAsia="Times New Roman" w:hAnsi="Times New Roman" w:cs="Times New Roman"/>
+      <w:kern w:val="0"/>
+      <w:lang w:val="es" w:eastAsia="es-MX"/>
+      <w14:ligatures w14:val="none"/>
+    </w:rPr>
+  </w:style>
+  <w:style w:type="paragraph" w:customStyle="1" w:styleId="75BA0F045C424203B379DD681D13B8572">
+    <w:name w:val="75BA0F045C424203B379DD681D13B8572"/>
+    <w:rsid w:val="0026642C"/>
+    <w:pPr>
+      <w:spacing w:after="0" w:line="240" w:lineRule="auto"/>
+    </w:pPr>
+    <w:rPr>
+      <w:rFonts w:ascii="Times New Roman" w:eastAsia="Times New Roman" w:hAnsi="Times New Roman" w:cs="Times New Roman"/>
+      <w:kern w:val="0"/>
+      <w:lang w:val="es" w:eastAsia="es-MX"/>
+      <w14:ligatures w14:val="none"/>
+    </w:rPr>
+  </w:style>
+  <w:style w:type="paragraph" w:customStyle="1" w:styleId="864A1B060EAB451F85D223177770E2DF2">
+    <w:name w:val="864A1B060EAB451F85D223177770E2DF2"/>
+    <w:rsid w:val="0026642C"/>
+    <w:pPr>
+      <w:spacing w:after="0" w:line="240" w:lineRule="auto"/>
+    </w:pPr>
+    <w:rPr>
+      <w:rFonts w:ascii="Times New Roman" w:eastAsia="Times New Roman" w:hAnsi="Times New Roman" w:cs="Times New Roman"/>
+      <w:kern w:val="0"/>
+      <w:lang w:val="es" w:eastAsia="es-MX"/>
+      <w14:ligatures w14:val="none"/>
+    </w:rPr>
+  </w:style>
+  <w:style w:type="paragraph" w:customStyle="1" w:styleId="46C4F055A8D84B7AB6B065A8E57853EA2">
+    <w:name w:val="46C4F055A8D84B7AB6B065A8E57853EA2"/>
+    <w:rsid w:val="0026642C"/>
+    <w:pPr>
+      <w:spacing w:after="0" w:line="240" w:lineRule="auto"/>
+    </w:pPr>
+    <w:rPr>
+      <w:rFonts w:ascii="Times New Roman" w:eastAsia="Times New Roman" w:hAnsi="Times New Roman" w:cs="Times New Roman"/>
+      <w:kern w:val="0"/>
+      <w:lang w:val="es" w:eastAsia="es-MX"/>
+      <w14:ligatures w14:val="none"/>
+    </w:rPr>
   </w:style>
 </w:styles>
 </file>

--- a/files/original_student_files/family_report.docx
+++ b/files/original_student_files/family_report.docx
@@ -3480,15 +3480,51 @@
             <w:tcW w:w="1035" w:type="dxa"/>
             <w:gridSpan w:val="2"/>
           </w:tcPr>
-          <w:p>
-            <w:pPr>
-              <w:rPr>
-                <w:rFonts w:ascii="Arial Narrow" w:eastAsia="Arial Narrow" w:hAnsi="Arial Narrow" w:cs="Arial Narrow"/>
+          <w:sdt>
+            <w:sdtPr>
+              <w:rPr>
+                <w:rFonts w:ascii="Arial" w:eastAsia="Arial Narrow" w:hAnsi="Arial" w:cs="Arial"/>
                 <w:sz w:val="20"/>
                 <w:szCs w:val="20"/>
               </w:rPr>
-            </w:pPr>
-          </w:p>
+              <w:alias w:val="evaluation_date_1"/>
+              <w:tag w:val="evaluation_date_1"/>
+              <w:id w:val="-1390798543"/>
+              <w:placeholder>
+                <w:docPart w:val="9D3D423895264F6894D0DF2BBD51D509"/>
+              </w:placeholder>
+              <w:showingPlcHdr/>
+            </w:sdtPr>
+            <w:sdtContent>
+              <w:p>
+                <w:pPr>
+                  <w:jc w:val="both"/>
+                  <w:rPr>
+                    <w:rFonts w:ascii="Arial" w:eastAsia="Arial Narrow" w:hAnsi="Arial" w:cs="Arial"/>
+                    <w:sz w:val="20"/>
+                    <w:szCs w:val="20"/>
+                  </w:rPr>
+                </w:pPr>
+                <w:r>
+                  <w:rPr>
+                    <w:rStyle w:val="Textodelmarcadordeposicin"/>
+                    <w:rFonts w:ascii="Arial Narrow" w:hAnsi="Arial Narrow"/>
+                    <w:color w:val="auto"/>
+                  </w:rPr>
+                  <w:t xml:space="preserve">Haz clic o pulse aquí para </w:t>
+                </w:r>
+                <w:r>
+                  <w:rPr>
+                    <w:rStyle w:val="Textodelmarcadordeposicin"/>
+                    <w:rFonts w:ascii="Arial Narrow" w:hAnsi="Arial Narrow"/>
+                    <w:color w:val="auto"/>
+                  </w:rPr>
+                  <w:lastRenderedPageBreak/>
+                  <w:t>escribir texto.</w:t>
+                </w:r>
+              </w:p>
+            </w:sdtContent>
+          </w:sdt>
           <w:p>
             <w:pPr>
               <w:rPr>
@@ -3503,6 +3539,51 @@
           <w:tcPr>
             <w:tcW w:w="960" w:type="dxa"/>
           </w:tcPr>
+          <w:sdt>
+            <w:sdtPr>
+              <w:rPr>
+                <w:rFonts w:ascii="Arial" w:eastAsia="Arial Narrow" w:hAnsi="Arial" w:cs="Arial"/>
+                <w:sz w:val="20"/>
+                <w:szCs w:val="20"/>
+              </w:rPr>
+              <w:alias w:val="evaluation_date_2"/>
+              <w:tag w:val="evaluation_date_2"/>
+              <w:id w:val="-1875997177"/>
+              <w:placeholder>
+                <w:docPart w:val="84A9C1F213804580BCC7FF8F1AF07C68"/>
+              </w:placeholder>
+              <w:showingPlcHdr/>
+            </w:sdtPr>
+            <w:sdtContent>
+              <w:p>
+                <w:pPr>
+                  <w:jc w:val="both"/>
+                  <w:rPr>
+                    <w:rFonts w:ascii="Arial" w:eastAsia="Arial Narrow" w:hAnsi="Arial" w:cs="Arial"/>
+                    <w:sz w:val="20"/>
+                    <w:szCs w:val="20"/>
+                  </w:rPr>
+                </w:pPr>
+                <w:r>
+                  <w:rPr>
+                    <w:rStyle w:val="Textodelmarcadordeposicin"/>
+                    <w:rFonts w:ascii="Arial Narrow" w:hAnsi="Arial Narrow"/>
+                    <w:color w:val="auto"/>
+                  </w:rPr>
+                  <w:t xml:space="preserve">Haz clic o pulse aquí </w:t>
+                </w:r>
+                <w:r>
+                  <w:rPr>
+                    <w:rStyle w:val="Textodelmarcadordeposicin"/>
+                    <w:rFonts w:ascii="Arial Narrow" w:hAnsi="Arial Narrow"/>
+                    <w:color w:val="auto"/>
+                  </w:rPr>
+                  <w:lastRenderedPageBreak/>
+                  <w:t>para escribir texto.</w:t>
+                </w:r>
+              </w:p>
+            </w:sdtContent>
+          </w:sdt>
           <w:p>
             <w:pPr>
               <w:rPr>
@@ -3511,14 +3592,6 @@
                 <w:szCs w:val="20"/>
               </w:rPr>
             </w:pPr>
-            <w:r>
-              <w:rPr>
-                <w:rFonts w:ascii="Arial Narrow" w:eastAsia="Arial Narrow" w:hAnsi="Arial Narrow" w:cs="Arial Narrow"/>
-                <w:sz w:val="20"/>
-                <w:szCs w:val="20"/>
-              </w:rPr>
-              <w:t>     </w:t>
-            </w:r>
           </w:p>
         </w:tc>
         <w:tc>
@@ -3526,6 +3599,51 @@
             <w:tcW w:w="675" w:type="dxa"/>
             <w:gridSpan w:val="2"/>
           </w:tcPr>
+          <w:sdt>
+            <w:sdtPr>
+              <w:rPr>
+                <w:rFonts w:ascii="Arial" w:eastAsia="Arial Narrow" w:hAnsi="Arial" w:cs="Arial"/>
+                <w:sz w:val="20"/>
+                <w:szCs w:val="20"/>
+              </w:rPr>
+              <w:alias w:val="evaluation_date_3"/>
+              <w:tag w:val="evaluation_date_3"/>
+              <w:id w:val="-232937140"/>
+              <w:placeholder>
+                <w:docPart w:val="9B0EAE279C2B4CA3BBCAB964F4850E58"/>
+              </w:placeholder>
+              <w:showingPlcHdr/>
+            </w:sdtPr>
+            <w:sdtContent>
+              <w:p>
+                <w:pPr>
+                  <w:jc w:val="both"/>
+                  <w:rPr>
+                    <w:rFonts w:ascii="Arial" w:eastAsia="Arial Narrow" w:hAnsi="Arial" w:cs="Arial"/>
+                    <w:sz w:val="20"/>
+                    <w:szCs w:val="20"/>
+                  </w:rPr>
+                </w:pPr>
+                <w:r>
+                  <w:rPr>
+                    <w:rStyle w:val="Textodelmarcadordeposicin"/>
+                    <w:rFonts w:ascii="Arial Narrow" w:hAnsi="Arial Narrow"/>
+                    <w:color w:val="auto"/>
+                  </w:rPr>
+                  <w:t>Haz clic o puls</w:t>
+                </w:r>
+                <w:r>
+                  <w:rPr>
+                    <w:rStyle w:val="Textodelmarcadordeposicin"/>
+                    <w:rFonts w:ascii="Arial Narrow" w:hAnsi="Arial Narrow"/>
+                    <w:color w:val="auto"/>
+                  </w:rPr>
+                  <w:lastRenderedPageBreak/>
+                  <w:t>e aquí para escribir texto.</w:t>
+                </w:r>
+              </w:p>
+            </w:sdtContent>
+          </w:sdt>
           <w:p>
             <w:pPr>
               <w:rPr>
@@ -3540,7 +3658,7 @@
                 <w:sz w:val="20"/>
                 <w:szCs w:val="20"/>
               </w:rPr>
-              <w:t>     </w:t>
+              <w:t> </w:t>
             </w:r>
           </w:p>
         </w:tc>
@@ -3548,6 +3666,51 @@
           <w:tcPr>
             <w:tcW w:w="825" w:type="dxa"/>
           </w:tcPr>
+          <w:sdt>
+            <w:sdtPr>
+              <w:rPr>
+                <w:rFonts w:ascii="Arial" w:eastAsia="Arial Narrow" w:hAnsi="Arial" w:cs="Arial"/>
+                <w:sz w:val="20"/>
+                <w:szCs w:val="20"/>
+              </w:rPr>
+              <w:alias w:val="evaluation_date_4"/>
+              <w:tag w:val="evaluation_date_4"/>
+              <w:id w:val="1976566674"/>
+              <w:placeholder>
+                <w:docPart w:val="2B24F5A74FE24956A3A87EFB6A45CD37"/>
+              </w:placeholder>
+              <w:showingPlcHdr/>
+            </w:sdtPr>
+            <w:sdtContent>
+              <w:p>
+                <w:pPr>
+                  <w:jc w:val="both"/>
+                  <w:rPr>
+                    <w:rFonts w:ascii="Arial" w:eastAsia="Arial Narrow" w:hAnsi="Arial" w:cs="Arial"/>
+                    <w:sz w:val="20"/>
+                    <w:szCs w:val="20"/>
+                  </w:rPr>
+                </w:pPr>
+                <w:r>
+                  <w:rPr>
+                    <w:rStyle w:val="Textodelmarcadordeposicin"/>
+                    <w:rFonts w:ascii="Arial Narrow" w:hAnsi="Arial Narrow"/>
+                    <w:color w:val="auto"/>
+                  </w:rPr>
+                  <w:t xml:space="preserve">Haz clic o pulse </w:t>
+                </w:r>
+                <w:r>
+                  <w:rPr>
+                    <w:rStyle w:val="Textodelmarcadordeposicin"/>
+                    <w:rFonts w:ascii="Arial Narrow" w:hAnsi="Arial Narrow"/>
+                    <w:color w:val="auto"/>
+                  </w:rPr>
+                  <w:lastRenderedPageBreak/>
+                  <w:t>aquí para escribir texto.</w:t>
+                </w:r>
+              </w:p>
+            </w:sdtContent>
+          </w:sdt>
           <w:p>
             <w:pPr>
               <w:rPr>
@@ -3562,7 +3725,7 @@
                 <w:sz w:val="20"/>
                 <w:szCs w:val="20"/>
               </w:rPr>
-              <w:t>     </w:t>
+              <w:t>  </w:t>
             </w:r>
           </w:p>
         </w:tc>
@@ -3570,6 +3733,51 @@
           <w:tcPr>
             <w:tcW w:w="825" w:type="dxa"/>
           </w:tcPr>
+          <w:sdt>
+            <w:sdtPr>
+              <w:rPr>
+                <w:rFonts w:ascii="Arial" w:eastAsia="Arial Narrow" w:hAnsi="Arial" w:cs="Arial"/>
+                <w:sz w:val="20"/>
+                <w:szCs w:val="20"/>
+              </w:rPr>
+              <w:alias w:val="evaluation_date_5"/>
+              <w:tag w:val="evaluation_date_5"/>
+              <w:id w:val="41412385"/>
+              <w:placeholder>
+                <w:docPart w:val="65C46EE1414242A9A2B20CE347EE7DAE"/>
+              </w:placeholder>
+              <w:showingPlcHdr/>
+            </w:sdtPr>
+            <w:sdtContent>
+              <w:p>
+                <w:pPr>
+                  <w:jc w:val="both"/>
+                  <w:rPr>
+                    <w:rFonts w:ascii="Arial" w:eastAsia="Arial Narrow" w:hAnsi="Arial" w:cs="Arial"/>
+                    <w:sz w:val="20"/>
+                    <w:szCs w:val="20"/>
+                  </w:rPr>
+                </w:pPr>
+                <w:r>
+                  <w:rPr>
+                    <w:rStyle w:val="Textodelmarcadordeposicin"/>
+                    <w:rFonts w:ascii="Arial Narrow" w:hAnsi="Arial Narrow"/>
+                    <w:color w:val="auto"/>
+                  </w:rPr>
+                  <w:t xml:space="preserve">Haz clic o pulse </w:t>
+                </w:r>
+                <w:r>
+                  <w:rPr>
+                    <w:rStyle w:val="Textodelmarcadordeposicin"/>
+                    <w:rFonts w:ascii="Arial Narrow" w:hAnsi="Arial Narrow"/>
+                    <w:color w:val="auto"/>
+                  </w:rPr>
+                  <w:lastRenderedPageBreak/>
+                  <w:t>aquí para escribir texto.</w:t>
+                </w:r>
+              </w:p>
+            </w:sdtContent>
+          </w:sdt>
           <w:p>
             <w:pPr>
               <w:rPr>
@@ -3584,7 +3792,7 @@
                 <w:sz w:val="20"/>
                 <w:szCs w:val="20"/>
               </w:rPr>
-              <w:t>     </w:t>
+              <w:t>  </w:t>
             </w:r>
           </w:p>
         </w:tc>
@@ -3592,6 +3800,51 @@
           <w:tcPr>
             <w:tcW w:w="825" w:type="dxa"/>
           </w:tcPr>
+          <w:sdt>
+            <w:sdtPr>
+              <w:rPr>
+                <w:rFonts w:ascii="Arial" w:eastAsia="Arial Narrow" w:hAnsi="Arial" w:cs="Arial"/>
+                <w:sz w:val="20"/>
+                <w:szCs w:val="20"/>
+              </w:rPr>
+              <w:alias w:val="evaluation_date_6"/>
+              <w:tag w:val="evaluation_date_6"/>
+              <w:id w:val="538624263"/>
+              <w:placeholder>
+                <w:docPart w:val="CF548FC43CF04D0EB6DE507B1B290733"/>
+              </w:placeholder>
+              <w:showingPlcHdr/>
+            </w:sdtPr>
+            <w:sdtContent>
+              <w:p>
+                <w:pPr>
+                  <w:jc w:val="both"/>
+                  <w:rPr>
+                    <w:rFonts w:ascii="Arial" w:eastAsia="Arial Narrow" w:hAnsi="Arial" w:cs="Arial"/>
+                    <w:sz w:val="20"/>
+                    <w:szCs w:val="20"/>
+                  </w:rPr>
+                </w:pPr>
+                <w:r>
+                  <w:rPr>
+                    <w:rStyle w:val="Textodelmarcadordeposicin"/>
+                    <w:rFonts w:ascii="Arial Narrow" w:hAnsi="Arial Narrow"/>
+                    <w:color w:val="auto"/>
+                  </w:rPr>
+                  <w:t xml:space="preserve">Haz clic o pulse </w:t>
+                </w:r>
+                <w:r>
+                  <w:rPr>
+                    <w:rStyle w:val="Textodelmarcadordeposicin"/>
+                    <w:rFonts w:ascii="Arial Narrow" w:hAnsi="Arial Narrow"/>
+                    <w:color w:val="auto"/>
+                  </w:rPr>
+                  <w:lastRenderedPageBreak/>
+                  <w:t>aquí para escribir texto.</w:t>
+                </w:r>
+              </w:p>
+            </w:sdtContent>
+          </w:sdt>
           <w:p>
             <w:pPr>
               <w:rPr>
@@ -3600,14 +3853,6 @@
                 <w:szCs w:val="20"/>
               </w:rPr>
             </w:pPr>
-            <w:r>
-              <w:rPr>
-                <w:rFonts w:ascii="Arial Narrow" w:eastAsia="Arial Narrow" w:hAnsi="Arial Narrow" w:cs="Arial Narrow"/>
-                <w:sz w:val="20"/>
-                <w:szCs w:val="20"/>
-              </w:rPr>
-              <w:t>     </w:t>
-            </w:r>
           </w:p>
         </w:tc>
       </w:tr>
@@ -5806,6 +6051,192 @@
         </w:p>
       </w:docPartBody>
     </w:docPart>
+    <w:docPart>
+      <w:docPartPr>
+        <w:name w:val="9D3D423895264F6894D0DF2BBD51D509"/>
+        <w:category>
+          <w:name w:val="General"/>
+          <w:gallery w:val="placeholder"/>
+        </w:category>
+        <w:types>
+          <w:type w:val="bbPlcHdr"/>
+        </w:types>
+        <w:behaviors>
+          <w:behavior w:val="content"/>
+        </w:behaviors>
+        <w:guid w:val="{08BD38F6-F915-4891-81FA-27E2AED5AE6A}"/>
+      </w:docPartPr>
+      <w:docPartBody>
+        <w:p>
+          <w:pPr>
+            <w:pStyle w:val="9D3D423895264F6894D0DF2BBD51D509"/>
+          </w:pPr>
+          <w:r>
+            <w:rPr>
+              <w:rStyle w:val="Textodelmarcadordeposicin"/>
+              <w:rFonts w:ascii="Arial Narrow" w:hAnsi="Arial Narrow"/>
+              <w:color w:val="auto"/>
+            </w:rPr>
+            <w:t>Haz clic o pulse aquí para escribir texto.</w:t>
+          </w:r>
+        </w:p>
+      </w:docPartBody>
+    </w:docPart>
+    <w:docPart>
+      <w:docPartPr>
+        <w:name w:val="84A9C1F213804580BCC7FF8F1AF07C68"/>
+        <w:category>
+          <w:name w:val="General"/>
+          <w:gallery w:val="placeholder"/>
+        </w:category>
+        <w:types>
+          <w:type w:val="bbPlcHdr"/>
+        </w:types>
+        <w:behaviors>
+          <w:behavior w:val="content"/>
+        </w:behaviors>
+        <w:guid w:val="{7A158A68-1951-4BCD-9BE5-5C251FA3A527}"/>
+      </w:docPartPr>
+      <w:docPartBody>
+        <w:p>
+          <w:pPr>
+            <w:pStyle w:val="84A9C1F213804580BCC7FF8F1AF07C68"/>
+          </w:pPr>
+          <w:r>
+            <w:rPr>
+              <w:rStyle w:val="Textodelmarcadordeposicin"/>
+              <w:rFonts w:ascii="Arial Narrow" w:hAnsi="Arial Narrow"/>
+              <w:color w:val="auto"/>
+            </w:rPr>
+            <w:t>Haz clic o pulse aquí para escribir texto.</w:t>
+          </w:r>
+        </w:p>
+      </w:docPartBody>
+    </w:docPart>
+    <w:docPart>
+      <w:docPartPr>
+        <w:name w:val="9B0EAE279C2B4CA3BBCAB964F4850E58"/>
+        <w:category>
+          <w:name w:val="General"/>
+          <w:gallery w:val="placeholder"/>
+        </w:category>
+        <w:types>
+          <w:type w:val="bbPlcHdr"/>
+        </w:types>
+        <w:behaviors>
+          <w:behavior w:val="content"/>
+        </w:behaviors>
+        <w:guid w:val="{F9B1708E-E8FB-4F92-98E6-FF22BBA05BC2}"/>
+      </w:docPartPr>
+      <w:docPartBody>
+        <w:p>
+          <w:pPr>
+            <w:pStyle w:val="9B0EAE279C2B4CA3BBCAB964F4850E58"/>
+          </w:pPr>
+          <w:r>
+            <w:rPr>
+              <w:rStyle w:val="Textodelmarcadordeposicin"/>
+              <w:rFonts w:ascii="Arial Narrow" w:hAnsi="Arial Narrow"/>
+              <w:color w:val="auto"/>
+            </w:rPr>
+            <w:t>Haz clic o pulse aquí para escribir texto.</w:t>
+          </w:r>
+        </w:p>
+      </w:docPartBody>
+    </w:docPart>
+    <w:docPart>
+      <w:docPartPr>
+        <w:name w:val="2B24F5A74FE24956A3A87EFB6A45CD37"/>
+        <w:category>
+          <w:name w:val="General"/>
+          <w:gallery w:val="placeholder"/>
+        </w:category>
+        <w:types>
+          <w:type w:val="bbPlcHdr"/>
+        </w:types>
+        <w:behaviors>
+          <w:behavior w:val="content"/>
+        </w:behaviors>
+        <w:guid w:val="{FB1148EE-0094-40F0-92CB-ADF372E20F21}"/>
+      </w:docPartPr>
+      <w:docPartBody>
+        <w:p>
+          <w:pPr>
+            <w:pStyle w:val="2B24F5A74FE24956A3A87EFB6A45CD37"/>
+          </w:pPr>
+          <w:r>
+            <w:rPr>
+              <w:rStyle w:val="Textodelmarcadordeposicin"/>
+              <w:rFonts w:ascii="Arial Narrow" w:hAnsi="Arial Narrow"/>
+              <w:color w:val="auto"/>
+            </w:rPr>
+            <w:t>Haz clic o pulse aquí para escribir texto.</w:t>
+          </w:r>
+        </w:p>
+      </w:docPartBody>
+    </w:docPart>
+    <w:docPart>
+      <w:docPartPr>
+        <w:name w:val="65C46EE1414242A9A2B20CE347EE7DAE"/>
+        <w:category>
+          <w:name w:val="General"/>
+          <w:gallery w:val="placeholder"/>
+        </w:category>
+        <w:types>
+          <w:type w:val="bbPlcHdr"/>
+        </w:types>
+        <w:behaviors>
+          <w:behavior w:val="content"/>
+        </w:behaviors>
+        <w:guid w:val="{3B1C1425-03FB-483C-9DF0-FA0F8D85405E}"/>
+      </w:docPartPr>
+      <w:docPartBody>
+        <w:p>
+          <w:pPr>
+            <w:pStyle w:val="65C46EE1414242A9A2B20CE347EE7DAE"/>
+          </w:pPr>
+          <w:r>
+            <w:rPr>
+              <w:rStyle w:val="Textodelmarcadordeposicin"/>
+              <w:rFonts w:ascii="Arial Narrow" w:hAnsi="Arial Narrow"/>
+              <w:color w:val="auto"/>
+            </w:rPr>
+            <w:t>Haz clic o pulse aquí para escribir texto.</w:t>
+          </w:r>
+        </w:p>
+      </w:docPartBody>
+    </w:docPart>
+    <w:docPart>
+      <w:docPartPr>
+        <w:name w:val="CF548FC43CF04D0EB6DE507B1B290733"/>
+        <w:category>
+          <w:name w:val="General"/>
+          <w:gallery w:val="placeholder"/>
+        </w:category>
+        <w:types>
+          <w:type w:val="bbPlcHdr"/>
+        </w:types>
+        <w:behaviors>
+          <w:behavior w:val="content"/>
+        </w:behaviors>
+        <w:guid w:val="{163E0B3F-BCD6-45F7-AC62-684FA7EA77B0}"/>
+      </w:docPartPr>
+      <w:docPartBody>
+        <w:p>
+          <w:pPr>
+            <w:pStyle w:val="CF548FC43CF04D0EB6DE507B1B290733"/>
+          </w:pPr>
+          <w:r>
+            <w:rPr>
+              <w:rStyle w:val="Textodelmarcadordeposicin"/>
+              <w:rFonts w:ascii="Arial Narrow" w:hAnsi="Arial Narrow"/>
+              <w:color w:val="auto"/>
+            </w:rPr>
+            <w:t>Haz clic o pulse aquí para escribir texto.</w:t>
+          </w:r>
+        </w:p>
+      </w:docPartBody>
+    </w:docPart>
   </w:docParts>
 </w:glossaryDocument>
 </file>
@@ -5902,6 +6333,7 @@
   <w:rsids>
     <w:rsidRoot w:val="00FD7D49"/>
     <w:rsid w:val="00026463"/>
+    <w:rsid w:val="0004364D"/>
     <w:rsid w:val="000D233E"/>
     <w:rsid w:val="00193AD4"/>
     <w:rsid w:val="00202553"/>
@@ -5909,6 +6341,8 @@
     <w:rsid w:val="00371C87"/>
     <w:rsid w:val="00857A86"/>
     <w:rsid w:val="0097056E"/>
+    <w:rsid w:val="00E46D20"/>
+    <w:rsid w:val="00E70D61"/>
     <w:rsid w:val="00FD7D49"/>
   </w:rsids>
   <m:mathPr>
@@ -6365,7 +6799,7 @@
     <w:basedOn w:val="Fuentedeprrafopredeter"/>
     <w:uiPriority w:val="99"/>
     <w:semiHidden/>
-    <w:rsid w:val="0026642C"/>
+    <w:rsid w:val="00E46D20"/>
     <w:rPr>
       <w:color w:val="666666"/>
     </w:rPr>
@@ -7282,6 +7716,38 @@
       <w:lang w:val="es" w:eastAsia="es-MX"/>
       <w14:ligatures w14:val="none"/>
     </w:rPr>
+  </w:style>
+  <w:style w:type="paragraph" w:customStyle="1" w:styleId="88028B8FA530402B8502C77CB2C4ABB5">
+    <w:name w:val="88028B8FA530402B8502C77CB2C4ABB5"/>
+    <w:rsid w:val="00E46D20"/>
+  </w:style>
+  <w:style w:type="paragraph" w:customStyle="1" w:styleId="6B447CA5547A435CB744DEDCBA6048AF">
+    <w:name w:val="6B447CA5547A435CB744DEDCBA6048AF"/>
+    <w:rsid w:val="00E46D20"/>
+  </w:style>
+  <w:style w:type="paragraph" w:customStyle="1" w:styleId="9D3D423895264F6894D0DF2BBD51D509">
+    <w:name w:val="9D3D423895264F6894D0DF2BBD51D509"/>
+    <w:rsid w:val="00E46D20"/>
+  </w:style>
+  <w:style w:type="paragraph" w:customStyle="1" w:styleId="84A9C1F213804580BCC7FF8F1AF07C68">
+    <w:name w:val="84A9C1F213804580BCC7FF8F1AF07C68"/>
+    <w:rsid w:val="00E46D20"/>
+  </w:style>
+  <w:style w:type="paragraph" w:customStyle="1" w:styleId="9B0EAE279C2B4CA3BBCAB964F4850E58">
+    <w:name w:val="9B0EAE279C2B4CA3BBCAB964F4850E58"/>
+    <w:rsid w:val="00E46D20"/>
+  </w:style>
+  <w:style w:type="paragraph" w:customStyle="1" w:styleId="2B24F5A74FE24956A3A87EFB6A45CD37">
+    <w:name w:val="2B24F5A74FE24956A3A87EFB6A45CD37"/>
+    <w:rsid w:val="00E46D20"/>
+  </w:style>
+  <w:style w:type="paragraph" w:customStyle="1" w:styleId="65C46EE1414242A9A2B20CE347EE7DAE">
+    <w:name w:val="65C46EE1414242A9A2B20CE347EE7DAE"/>
+    <w:rsid w:val="00E46D20"/>
+  </w:style>
+  <w:style w:type="paragraph" w:customStyle="1" w:styleId="CF548FC43CF04D0EB6DE507B1B290733">
+    <w:name w:val="CF548FC43CF04D0EB6DE507B1B290733"/>
+    <w:rsid w:val="00E46D20"/>
   </w:style>
 </w:styles>
 </file>

--- a/files/original_student_files/family_report.docx
+++ b/files/original_student_files/family_report.docx
@@ -3510,17 +3510,10 @@
                     <w:rStyle w:val="Textodelmarcadordeposicin"/>
                     <w:rFonts w:ascii="Arial Narrow" w:hAnsi="Arial Narrow"/>
                     <w:color w:val="auto"/>
-                  </w:rPr>
-                  <w:t xml:space="preserve">Haz clic o pulse aquí para </w:t>
-                </w:r>
-                <w:r>
-                  <w:rPr>
-                    <w:rStyle w:val="Textodelmarcadordeposicin"/>
-                    <w:rFonts w:ascii="Arial Narrow" w:hAnsi="Arial Narrow"/>
-                    <w:color w:val="auto"/>
-                  </w:rPr>
-                  <w:lastRenderedPageBreak/>
-                  <w:t>escribir texto.</w:t>
+                    <w:sz w:val="16"/>
+                    <w:szCs w:val="16"/>
+                  </w:rPr>
+                  <w:t>Haz clic o pulse aquí para escribir texto.</w:t>
                 </w:r>
               </w:p>
             </w:sdtContent>
@@ -3569,17 +3562,10 @@
                     <w:rStyle w:val="Textodelmarcadordeposicin"/>
                     <w:rFonts w:ascii="Arial Narrow" w:hAnsi="Arial Narrow"/>
                     <w:color w:val="auto"/>
-                  </w:rPr>
-                  <w:t xml:space="preserve">Haz clic o pulse aquí </w:t>
-                </w:r>
-                <w:r>
-                  <w:rPr>
-                    <w:rStyle w:val="Textodelmarcadordeposicin"/>
-                    <w:rFonts w:ascii="Arial Narrow" w:hAnsi="Arial Narrow"/>
-                    <w:color w:val="auto"/>
-                  </w:rPr>
-                  <w:lastRenderedPageBreak/>
-                  <w:t>para escribir texto.</w:t>
+                    <w:sz w:val="16"/>
+                    <w:szCs w:val="16"/>
+                  </w:rPr>
+                  <w:t>Haz clic o pulse aquí para escribir texto.</w:t>
                 </w:r>
               </w:p>
             </w:sdtContent>
@@ -3629,17 +3615,21 @@
                     <w:rStyle w:val="Textodelmarcadordeposicin"/>
                     <w:rFonts w:ascii="Arial Narrow" w:hAnsi="Arial Narrow"/>
                     <w:color w:val="auto"/>
-                  </w:rPr>
-                  <w:t>Haz clic o puls</w:t>
+                    <w:sz w:val="16"/>
+                    <w:szCs w:val="16"/>
+                  </w:rPr>
+                  <w:t xml:space="preserve">Haz clic o pulse aquí para </w:t>
                 </w:r>
                 <w:r>
                   <w:rPr>
                     <w:rStyle w:val="Textodelmarcadordeposicin"/>
                     <w:rFonts w:ascii="Arial Narrow" w:hAnsi="Arial Narrow"/>
                     <w:color w:val="auto"/>
+                    <w:sz w:val="16"/>
+                    <w:szCs w:val="16"/>
                   </w:rPr>
                   <w:lastRenderedPageBreak/>
-                  <w:t>e aquí para escribir texto.</w:t>
+                  <w:t>escribir texto.</w:t>
                 </w:r>
               </w:p>
             </w:sdtContent>
@@ -3696,17 +3686,21 @@
                     <w:rStyle w:val="Textodelmarcadordeposicin"/>
                     <w:rFonts w:ascii="Arial Narrow" w:hAnsi="Arial Narrow"/>
                     <w:color w:val="auto"/>
-                  </w:rPr>
-                  <w:t xml:space="preserve">Haz clic o pulse </w:t>
+                    <w:sz w:val="16"/>
+                    <w:szCs w:val="16"/>
+                  </w:rPr>
+                  <w:t xml:space="preserve">Haz clic o pulse aquí para </w:t>
                 </w:r>
                 <w:r>
                   <w:rPr>
                     <w:rStyle w:val="Textodelmarcadordeposicin"/>
                     <w:rFonts w:ascii="Arial Narrow" w:hAnsi="Arial Narrow"/>
                     <w:color w:val="auto"/>
+                    <w:sz w:val="16"/>
+                    <w:szCs w:val="16"/>
                   </w:rPr>
                   <w:lastRenderedPageBreak/>
-                  <w:t>aquí para escribir texto.</w:t>
+                  <w:t>escribir texto.</w:t>
                 </w:r>
               </w:p>
             </w:sdtContent>
@@ -3763,17 +3757,21 @@
                     <w:rStyle w:val="Textodelmarcadordeposicin"/>
                     <w:rFonts w:ascii="Arial Narrow" w:hAnsi="Arial Narrow"/>
                     <w:color w:val="auto"/>
-                  </w:rPr>
-                  <w:t xml:space="preserve">Haz clic o pulse </w:t>
+                    <w:sz w:val="16"/>
+                    <w:szCs w:val="16"/>
+                  </w:rPr>
+                  <w:t xml:space="preserve">Haz clic o pulse aquí para </w:t>
                 </w:r>
                 <w:r>
                   <w:rPr>
                     <w:rStyle w:val="Textodelmarcadordeposicin"/>
                     <w:rFonts w:ascii="Arial Narrow" w:hAnsi="Arial Narrow"/>
                     <w:color w:val="auto"/>
+                    <w:sz w:val="16"/>
+                    <w:szCs w:val="16"/>
                   </w:rPr>
                   <w:lastRenderedPageBreak/>
-                  <w:t>aquí para escribir texto.</w:t>
+                  <w:t>escribir texto.</w:t>
                 </w:r>
               </w:p>
             </w:sdtContent>
@@ -3830,17 +3828,21 @@
                     <w:rStyle w:val="Textodelmarcadordeposicin"/>
                     <w:rFonts w:ascii="Arial Narrow" w:hAnsi="Arial Narrow"/>
                     <w:color w:val="auto"/>
-                  </w:rPr>
-                  <w:t xml:space="preserve">Haz clic o pulse </w:t>
+                    <w:sz w:val="16"/>
+                    <w:szCs w:val="16"/>
+                  </w:rPr>
+                  <w:t xml:space="preserve">Haz clic o pulse aquí para </w:t>
                 </w:r>
                 <w:r>
                   <w:rPr>
                     <w:rStyle w:val="Textodelmarcadordeposicin"/>
                     <w:rFonts w:ascii="Arial Narrow" w:hAnsi="Arial Narrow"/>
                     <w:color w:val="auto"/>
+                    <w:sz w:val="16"/>
+                    <w:szCs w:val="16"/>
                   </w:rPr>
                   <w:lastRenderedPageBreak/>
-                  <w:t>aquí para escribir texto.</w:t>
+                  <w:t>escribir texto.</w:t>
                 </w:r>
               </w:p>
             </w:sdtContent>
@@ -6334,6 +6336,7 @@
     <w:rsidRoot w:val="00FD7D49"/>
     <w:rsid w:val="00026463"/>
     <w:rsid w:val="0004364D"/>
+    <w:rsid w:val="000C1BA7"/>
     <w:rsid w:val="000D233E"/>
     <w:rsid w:val="00193AD4"/>
     <w:rsid w:val="00202553"/>
@@ -6342,7 +6345,6 @@
     <w:rsid w:val="00857A86"/>
     <w:rsid w:val="0097056E"/>
     <w:rsid w:val="00E46D20"/>
-    <w:rsid w:val="00E70D61"/>
     <w:rsid w:val="00FD7D49"/>
   </w:rsids>
   <m:mathPr>
